--- a/contract_files/models/Contrato Compra e Venda de Terreno.docx
+++ b/contract_files/models/Contrato Compra e Venda de Terreno.docx
@@ -20,6 +20,12 @@
           <w:lang w:val="pt-BR"/>
         </w:rPr>
         <w:t xml:space="preserve">INSTRUMENTO PARTICULAR DE COMPRA E VENDA E CESSÃO DEFINITIVA DE DIREITOS POSSESSÓRIOS</w:t>
+      </w:r>
+      <w:r>
+        <w:rPr>
+          <w:sz w:val="24"/>
+          <w:lang w:val="pt-BR"/>
+        </w:rPr>
       </w:r>
       <w:r>
         <w:rPr>
@@ -99,6 +105,13 @@
           <w:lang w:val="pt-BR"/>
         </w:rPr>
       </w:r>
+      <w:r>
+        <w:rPr>
+          <w:sz w:val="22"/>
+          <w:szCs w:val="22"/>
+          <w:lang w:val="pt-BR"/>
+        </w:rPr>
+      </w:r>
     </w:p>
     <w:p>
       <w:pPr>
@@ -154,6 +167,13 @@
           <w:lang w:val="pt-BR"/>
         </w:rPr>
       </w:r>
+      <w:r>
+        <w:rPr>
+          <w:sz w:val="22"/>
+          <w:szCs w:val="22"/>
+          <w:lang w:val="pt-BR"/>
+        </w:rPr>
+      </w:r>
     </w:p>
     <w:p>
       <w:pPr>
@@ -186,6 +206,15 @@
           <w:lang w:val="pt-BR"/>
         </w:rPr>
       </w:r>
+      <w:r>
+        <w:rPr>
+          <w:b/>
+          <w:bCs/>
+          <w:sz w:val="22"/>
+          <w:szCs w:val="22"/>
+          <w:lang w:val="pt-BR"/>
+        </w:rPr>
+      </w:r>
     </w:p>
     <w:p>
       <w:pPr>
@@ -210,6 +239,15 @@
           <w:lang w:val="pt-BR"/>
         </w:rPr>
         <w:t xml:space="preserve">CLÁUSULA PRIMEIRA - DO OBJETO</w:t>
+      </w:r>
+      <w:r>
+        <w:rPr>
+          <w:b/>
+          <w:bCs/>
+          <w:sz w:val="22"/>
+          <w:szCs w:val="22"/>
+          <w:lang w:val="pt-BR"/>
+        </w:rPr>
       </w:r>
       <w:r>
         <w:rPr>
@@ -263,7 +301,30 @@
           <w:szCs w:val="22"/>
           <w:lang w:val="pt-BR"/>
         </w:rPr>
-        <w:t xml:space="preserve">Lado Esquerdo: medindo ______ metros, confrontando com _____________________________, contendo ______________________________________________________________________, perfazendo área total de ___________ m² (___________________________________________),</w:t>
+        <w:t xml:space="preserve">Lado Esquerdo: medindo ______ metros, confrontando com _____________________________, </w:t>
+      </w:r>
+      <w:r>
+        <w:rPr>
+          <w:sz w:val="22"/>
+          <w:szCs w:val="22"/>
+          <w:lang w:val="pt-BR"/>
+        </w:rPr>
+        <w:t xml:space="preserve">com as seguintes características: ___________________________________________________ </w:t>
+      </w:r>
+      <w:r>
+        <w:rPr>
+          <w:sz w:val="22"/>
+          <w:szCs w:val="22"/>
+          <w:lang w:val="pt-BR"/>
+        </w:rPr>
+        <w:t xml:space="preserve">______________________________________________________________________________, perfazendo área total de ___________ m² (___________________________________________),</w:t>
+      </w:r>
+      <w:r>
+        <w:rPr>
+          <w:sz w:val="22"/>
+          <w:szCs w:val="22"/>
+          <w:lang w:val="pt-BR"/>
+        </w:rPr>
       </w:r>
       <w:r>
         <w:rPr>
@@ -309,6 +370,13 @@
           <w:lang w:val="pt-BR"/>
         </w:rPr>
         <w:t xml:space="preserve"> declara estar expressamente ciente.</w:t>
+      </w:r>
+      <w:r>
+        <w:rPr>
+          <w:sz w:val="22"/>
+          <w:szCs w:val="22"/>
+          <w:lang w:val="pt-BR"/>
+        </w:rPr>
       </w:r>
       <w:r>
         <w:rPr>
@@ -378,6 +446,13 @@
           <w:lang w:val="pt-BR"/>
         </w:rPr>
       </w:r>
+      <w:r>
+        <w:rPr>
+          <w:sz w:val="22"/>
+          <w:szCs w:val="22"/>
+          <w:lang w:val="pt-BR"/>
+        </w:rPr>
+      </w:r>
     </w:p>
     <w:p>
       <w:pPr>
@@ -423,10 +498,17 @@
           <w:lang w:val="pt-BR"/>
         </w:rPr>
       </w:r>
+      <w:r>
+        <w:rPr>
+          <w:sz w:val="22"/>
+          <w:szCs w:val="22"/>
+          <w:lang w:val="pt-BR"/>
+        </w:rPr>
+      </w:r>
     </w:p>
     <w:p>
       <w:pPr>
-        <w:pStyle w:val="754"/>
+        <w:pStyle w:val="838"/>
         <w:pBdr/>
         <w:spacing w:after="183" w:line="276" w:lineRule="auto"/>
         <w:ind w:left="-5"/>
@@ -444,6 +526,13 @@
           <w:lang w:val="pt-BR"/>
         </w:rPr>
         <w:t xml:space="preserve">CLÁUSULA SEGUNDA - DA ORIGEM E LEGITIMIDADE DA POSSE</w:t>
+      </w:r>
+      <w:r>
+        <w:rPr>
+          <w:sz w:val="22"/>
+          <w:szCs w:val="22"/>
+          <w:lang w:val="pt-BR"/>
+        </w:rPr>
       </w:r>
       <w:r>
         <w:rPr>
@@ -496,10 +585,17 @@
           <w:lang w:val="pt-BR"/>
         </w:rPr>
       </w:r>
+      <w:r>
+        <w:rPr>
+          <w:sz w:val="22"/>
+          <w:szCs w:val="22"/>
+          <w:lang w:val="pt-BR"/>
+        </w:rPr>
+      </w:r>
     </w:p>
     <w:p>
       <w:pPr>
-        <w:pStyle w:val="754"/>
+        <w:pStyle w:val="838"/>
         <w:pBdr/>
         <w:spacing w:after="183" w:line="276" w:lineRule="auto"/>
         <w:ind w:left="-5"/>
@@ -525,6 +621,13 @@
           <w:lang w:val="pt-BR"/>
         </w:rPr>
       </w:r>
+      <w:r>
+        <w:rPr>
+          <w:sz w:val="22"/>
+          <w:szCs w:val="22"/>
+          <w:lang w:val="pt-BR"/>
+        </w:rPr>
+      </w:r>
     </w:p>
     <w:p>
       <w:pPr>
@@ -545,6 +648,13 @@
           <w:lang w:val="pt-BR"/>
         </w:rPr>
         <w:t xml:space="preserve">Pela presente compra e venda e cessão definitiva dos direitos possessórios, o(a) COMPRADOR(A)/CESSIONÁRIO(A) pagará ao(à) VENDEDOR(A)/CEDENTE o valor total de R$ _________________ (_______________________________________________________).</w:t>
+      </w:r>
+      <w:r>
+        <w:rPr>
+          <w:sz w:val="22"/>
+          <w:szCs w:val="22"/>
+          <w:lang w:val="pt-BR"/>
+        </w:rPr>
       </w:r>
       <w:r>
         <w:rPr>
@@ -611,6 +721,13 @@
           <w:lang w:val="pt-BR"/>
         </w:rPr>
       </w:r>
+      <w:r>
+        <w:rPr>
+          <w:sz w:val="22"/>
+          <w:szCs w:val="22"/>
+          <w:lang w:val="pt-BR"/>
+        </w:rPr>
+      </w:r>
     </w:p>
     <w:p>
       <w:pPr>
@@ -631,6 +748,13 @@
           <w:lang w:val="pt-BR"/>
         </w:rPr>
         <w:t xml:space="preserve">O pagamento será realizado na forma ajustada entre as partes, devendo os respectivos comprovantes, recibos, transferências bancárias ou comprovantes de PIX, quando existentes, ser conservados como prova do adimplemento.</w:t>
+      </w:r>
+      <w:r>
+        <w:rPr>
+          <w:sz w:val="22"/>
+          <w:szCs w:val="22"/>
+          <w:lang w:val="pt-BR"/>
+        </w:rPr>
       </w:r>
       <w:r>
         <w:rPr>
@@ -676,10 +800,17 @@
           <w:lang w:val="pt-BR"/>
         </w:rPr>
       </w:r>
+      <w:r>
+        <w:rPr>
+          <w:sz w:val="22"/>
+          <w:szCs w:val="22"/>
+          <w:lang w:val="pt-BR"/>
+        </w:rPr>
+      </w:r>
     </w:p>
     <w:p>
       <w:pPr>
-        <w:pStyle w:val="754"/>
+        <w:pStyle w:val="838"/>
         <w:pBdr/>
         <w:spacing w:after="183" w:line="276" w:lineRule="auto"/>
         <w:ind w:left="-5"/>
@@ -697,6 +828,13 @@
           <w:lang w:val="pt-BR"/>
         </w:rPr>
         <w:t xml:space="preserve">CLÁUSULA QUARTA - DA TRANSFERÊNCIA DA POSSE</w:t>
+      </w:r>
+      <w:r>
+        <w:rPr>
+          <w:sz w:val="22"/>
+          <w:szCs w:val="22"/>
+          <w:lang w:val="pt-BR"/>
+        </w:rPr>
       </w:r>
       <w:r>
         <w:rPr>
@@ -749,10 +887,17 @@
           <w:lang w:val="pt-BR"/>
         </w:rPr>
       </w:r>
+      <w:r>
+        <w:rPr>
+          <w:sz w:val="22"/>
+          <w:szCs w:val="22"/>
+          <w:lang w:val="pt-BR"/>
+        </w:rPr>
+      </w:r>
     </w:p>
     <w:p>
       <w:pPr>
-        <w:pStyle w:val="754"/>
+        <w:pStyle w:val="838"/>
         <w:pBdr/>
         <w:spacing w:after="183" w:line="276" w:lineRule="auto"/>
         <w:ind w:left="-5"/>
@@ -778,6 +923,13 @@
           <w:lang w:val="pt-BR"/>
         </w:rPr>
       </w:r>
+      <w:r>
+        <w:rPr>
+          <w:sz w:val="22"/>
+          <w:szCs w:val="22"/>
+          <w:lang w:val="pt-BR"/>
+        </w:rPr>
+      </w:r>
     </w:p>
     <w:p>
       <w:pPr>
@@ -806,10 +958,17 @@
           <w:lang w:val="pt-BR"/>
         </w:rPr>
       </w:r>
+      <w:r>
+        <w:rPr>
+          <w:sz w:val="22"/>
+          <w:szCs w:val="22"/>
+          <w:lang w:val="pt-BR"/>
+        </w:rPr>
+      </w:r>
     </w:p>
     <w:p>
       <w:pPr>
-        <w:pStyle w:val="754"/>
+        <w:pStyle w:val="838"/>
         <w:pBdr/>
         <w:spacing w:after="183" w:line="276" w:lineRule="auto"/>
         <w:ind w:left="-5"/>
@@ -827,6 +986,13 @@
           <w:lang w:val="pt-BR"/>
         </w:rPr>
         <w:t xml:space="preserve">CLÁUSULA SEXTA - DA RESPONSABILIDADE DA VENDEDORA/CEDENTE</w:t>
+      </w:r>
+      <w:r>
+        <w:rPr>
+          <w:sz w:val="22"/>
+          <w:szCs w:val="22"/>
+          <w:lang w:val="pt-BR"/>
+        </w:rPr>
       </w:r>
       <w:r>
         <w:rPr>
@@ -879,10 +1045,17 @@
           <w:lang w:val="pt-BR"/>
         </w:rPr>
       </w:r>
+      <w:r>
+        <w:rPr>
+          <w:sz w:val="22"/>
+          <w:szCs w:val="22"/>
+          <w:lang w:val="pt-BR"/>
+        </w:rPr>
+      </w:r>
     </w:p>
     <w:p>
       <w:pPr>
-        <w:pStyle w:val="754"/>
+        <w:pStyle w:val="838"/>
         <w:pBdr/>
         <w:spacing w:after="183" w:line="276" w:lineRule="auto"/>
         <w:ind w:left="-5"/>
@@ -900,6 +1073,13 @@
           <w:lang w:val="pt-BR"/>
         </w:rPr>
         <w:t xml:space="preserve">CLÁUSULA SÉTIMA - DA SITUAÇÃO REGISTRAL E DA REGULARIZAÇÃO</w:t>
+      </w:r>
+      <w:r>
+        <w:rPr>
+          <w:sz w:val="22"/>
+          <w:szCs w:val="22"/>
+          <w:lang w:val="pt-BR"/>
+        </w:rPr>
       </w:r>
       <w:r>
         <w:rPr>
@@ -968,10 +1148,17 @@
           <w:lang w:val="pt-BR"/>
         </w:rPr>
       </w:r>
+      <w:r>
+        <w:rPr>
+          <w:sz w:val="22"/>
+          <w:szCs w:val="22"/>
+          <w:lang w:val="pt-BR"/>
+        </w:rPr>
+      </w:r>
     </w:p>
     <w:p>
       <w:pPr>
-        <w:pStyle w:val="754"/>
+        <w:pStyle w:val="838"/>
         <w:pBdr/>
         <w:spacing w:after="183" w:line="276" w:lineRule="auto"/>
         <w:ind w:left="-5"/>
@@ -989,6 +1176,13 @@
           <w:lang w:val="pt-BR"/>
         </w:rPr>
         <w:t xml:space="preserve">CLÁUSULA OITAVA - DOS TRIBUTOS, TAXAS E ENCARGOS</w:t>
+      </w:r>
+      <w:r>
+        <w:rPr>
+          <w:sz w:val="22"/>
+          <w:szCs w:val="22"/>
+          <w:lang w:val="pt-BR"/>
+        </w:rPr>
       </w:r>
       <w:r>
         <w:rPr>
@@ -1033,10 +1227,17 @@
           <w:lang w:val="pt-BR"/>
         </w:rPr>
       </w:r>
+      <w:r>
+        <w:rPr>
+          <w:sz w:val="22"/>
+          <w:szCs w:val="22"/>
+          <w:lang w:val="pt-BR"/>
+        </w:rPr>
+      </w:r>
     </w:p>
     <w:p>
       <w:pPr>
-        <w:pStyle w:val="754"/>
+        <w:pStyle w:val="838"/>
         <w:pBdr/>
         <w:spacing w:after="183" w:line="276" w:lineRule="auto"/>
         <w:ind w:left="-5"/>
@@ -1054,6 +1255,13 @@
           <w:lang w:val="pt-BR"/>
         </w:rPr>
         <w:t xml:space="preserve">CLÁUSULA NONA - DA BOA-FÉ E DAS DECLARAÇÕES DAS PARTES</w:t>
+      </w:r>
+      <w:r>
+        <w:rPr>
+          <w:sz w:val="22"/>
+          <w:szCs w:val="22"/>
+          <w:lang w:val="pt-BR"/>
+        </w:rPr>
       </w:r>
       <w:r>
         <w:rPr>
@@ -1098,10 +1306,17 @@
           <w:lang w:val="pt-BR"/>
         </w:rPr>
       </w:r>
+      <w:r>
+        <w:rPr>
+          <w:sz w:val="22"/>
+          <w:szCs w:val="22"/>
+          <w:lang w:val="pt-BR"/>
+        </w:rPr>
+      </w:r>
     </w:p>
     <w:p>
       <w:pPr>
-        <w:pStyle w:val="754"/>
+        <w:pStyle w:val="838"/>
         <w:pBdr/>
         <w:spacing w:after="183" w:line="276" w:lineRule="auto"/>
         <w:ind w:left="-5"/>
@@ -1119,6 +1334,13 @@
           <w:lang w:val="pt-BR"/>
         </w:rPr>
         <w:t xml:space="preserve">CLÁUSULA DÉCIMA - DOS DOCUMENTOS E PROVAS DA POSSE</w:t>
+      </w:r>
+      <w:r>
+        <w:rPr>
+          <w:sz w:val="22"/>
+          <w:szCs w:val="22"/>
+          <w:lang w:val="pt-BR"/>
+        </w:rPr>
       </w:r>
       <w:r>
         <w:rPr>
@@ -1179,10 +1401,17 @@
           <w:lang w:val="pt-BR"/>
         </w:rPr>
       </w:r>
+      <w:r>
+        <w:rPr>
+          <w:sz w:val="22"/>
+          <w:szCs w:val="22"/>
+          <w:lang w:val="pt-BR"/>
+        </w:rPr>
+      </w:r>
     </w:p>
     <w:p>
       <w:pPr>
-        <w:pStyle w:val="754"/>
+        <w:pStyle w:val="838"/>
         <w:pBdr/>
         <w:spacing w:after="183" w:line="276" w:lineRule="auto"/>
         <w:ind w:left="-5"/>
@@ -1200,6 +1429,13 @@
           <w:lang w:val="pt-BR"/>
         </w:rPr>
         <w:t xml:space="preserve">CLÁUSULA DÉCIMA PRIMEIRA - DAS BENFEITORIAS</w:t>
+      </w:r>
+      <w:r>
+        <w:rPr>
+          <w:sz w:val="22"/>
+          <w:szCs w:val="22"/>
+          <w:lang w:val="pt-BR"/>
+        </w:rPr>
       </w:r>
       <w:r>
         <w:rPr>
@@ -1244,10 +1480,17 @@
           <w:lang w:val="pt-BR"/>
         </w:rPr>
       </w:r>
+      <w:r>
+        <w:rPr>
+          <w:sz w:val="22"/>
+          <w:szCs w:val="22"/>
+          <w:lang w:val="pt-BR"/>
+        </w:rPr>
+      </w:r>
     </w:p>
     <w:p>
       <w:pPr>
-        <w:pStyle w:val="754"/>
+        <w:pStyle w:val="838"/>
         <w:pBdr/>
         <w:spacing w:after="183" w:line="276" w:lineRule="auto"/>
         <w:ind w:left="-5"/>
@@ -1273,6 +1516,13 @@
           <w:lang w:val="pt-BR"/>
         </w:rPr>
       </w:r>
+      <w:r>
+        <w:rPr>
+          <w:sz w:val="22"/>
+          <w:szCs w:val="22"/>
+          <w:lang w:val="pt-BR"/>
+        </w:rPr>
+      </w:r>
     </w:p>
     <w:p>
       <w:pPr>
@@ -1301,10 +1551,17 @@
           <w:lang w:val="pt-BR"/>
         </w:rPr>
       </w:r>
+      <w:r>
+        <w:rPr>
+          <w:sz w:val="22"/>
+          <w:szCs w:val="22"/>
+          <w:lang w:val="pt-BR"/>
+        </w:rPr>
+      </w:r>
     </w:p>
     <w:p>
       <w:pPr>
-        <w:pStyle w:val="754"/>
+        <w:pStyle w:val="838"/>
         <w:pBdr/>
         <w:spacing w:after="183" w:line="276" w:lineRule="auto"/>
         <w:ind w:left="-5"/>
@@ -1322,6 +1579,13 @@
           <w:lang w:val="pt-BR"/>
         </w:rPr>
         <w:t xml:space="preserve">CLÁUSULA DÉCIMA TERCEIRA - DO INADIMPLEMENTO</w:t>
+      </w:r>
+      <w:r>
+        <w:rPr>
+          <w:sz w:val="22"/>
+          <w:szCs w:val="22"/>
+          <w:lang w:val="pt-BR"/>
+        </w:rPr>
       </w:r>
       <w:r>
         <w:rPr>
@@ -1366,10 +1630,17 @@
           <w:lang w:val="pt-BR"/>
         </w:rPr>
       </w:r>
+      <w:r>
+        <w:rPr>
+          <w:sz w:val="22"/>
+          <w:szCs w:val="22"/>
+          <w:lang w:val="pt-BR"/>
+        </w:rPr>
+      </w:r>
     </w:p>
     <w:p>
       <w:pPr>
-        <w:pStyle w:val="754"/>
+        <w:pStyle w:val="838"/>
         <w:pBdr/>
         <w:spacing w:after="183" w:line="276" w:lineRule="auto"/>
         <w:ind w:left="-5"/>
@@ -1387,6 +1658,13 @@
           <w:lang w:val="pt-BR"/>
         </w:rPr>
         <w:t xml:space="preserve">CLÁUSULA DÉCIMA QUARTA - DO FORO</w:t>
+      </w:r>
+      <w:r>
+        <w:rPr>
+          <w:sz w:val="22"/>
+          <w:szCs w:val="22"/>
+          <w:lang w:val="pt-BR"/>
+        </w:rPr>
       </w:r>
       <w:r>
         <w:rPr>
@@ -1431,6 +1709,13 @@
           <w:lang w:val="pt-BR"/>
         </w:rPr>
       </w:r>
+      <w:r>
+        <w:rPr>
+          <w:sz w:val="22"/>
+          <w:szCs w:val="22"/>
+          <w:lang w:val="pt-BR"/>
+        </w:rPr>
+      </w:r>
     </w:p>
     <w:p>
       <w:pPr>
@@ -1444,6 +1729,13 @@
           <w:lang w:val="pt-BR"/>
         </w:rPr>
       </w:pPr>
+      <w:r>
+        <w:rPr>
+          <w:sz w:val="22"/>
+          <w:szCs w:val="22"/>
+          <w:lang w:val="pt-BR"/>
+        </w:rPr>
+      </w:r>
       <w:r>
         <w:rPr>
           <w:sz w:val="22"/>
@@ -1485,6 +1777,13 @@
           <w:lang w:val="pt-BR"/>
         </w:rPr>
       </w:r>
+      <w:r>
+        <w:rPr>
+          <w:sz w:val="22"/>
+          <w:szCs w:val="22"/>
+          <w:lang w:val="pt-BR"/>
+        </w:rPr>
+      </w:r>
     </w:p>
     <w:p>
       <w:pPr>
@@ -1498,6 +1797,13 @@
           <w:lang w:val="pt-BR"/>
         </w:rPr>
       </w:pPr>
+      <w:r>
+        <w:rPr>
+          <w:sz w:val="22"/>
+          <w:szCs w:val="22"/>
+          <w:lang w:val="pt-BR"/>
+        </w:rPr>
+      </w:r>
       <w:r>
         <w:rPr>
           <w:sz w:val="22"/>
@@ -1540,6 +1846,13 @@
           <w:lang w:val="pt-BR"/>
         </w:rPr>
       </w:r>
+      <w:r>
+        <w:rPr>
+          <w:sz w:val="22"/>
+          <w:szCs w:val="22"/>
+          <w:lang w:val="pt-BR"/>
+        </w:rPr>
+      </w:r>
     </w:p>
     <w:p>
       <w:pPr>
@@ -1553,6 +1866,13 @@
           <w:lang w:val="pt-BR"/>
         </w:rPr>
       </w:pPr>
+      <w:r>
+        <w:rPr>
+          <w:sz w:val="22"/>
+          <w:szCs w:val="22"/>
+          <w:lang w:val="pt-BR"/>
+        </w:rPr>
+      </w:r>
       <w:r>
         <w:rPr>
           <w:sz w:val="22"/>
@@ -1627,6 +1947,13 @@
           <w:lang w:val="pt-BR"/>
         </w:rPr>
       </w:r>
+      <w:r>
+        <w:rPr>
+          <w:sz w:val="22"/>
+          <w:szCs w:val="22"/>
+          <w:lang w:val="pt-BR"/>
+        </w:rPr>
+      </w:r>
     </w:p>
     <w:p>
       <w:pPr>
@@ -1640,6 +1967,13 @@
           <w:lang w:val="pt-BR"/>
         </w:rPr>
       </w:pPr>
+      <w:r>
+        <w:rPr>
+          <w:sz w:val="22"/>
+          <w:szCs w:val="22"/>
+          <w:lang w:val="pt-BR"/>
+        </w:rPr>
+      </w:r>
       <w:r>
         <w:rPr>
           <w:sz w:val="22"/>
@@ -1667,6 +2001,13 @@
           <w:lang w:val="pt-BR"/>
         </w:rPr>
       </w:pPr>
+      <w:r>
+        <w:rPr>
+          <w:sz w:val="22"/>
+          <w:szCs w:val="22"/>
+          <w:lang w:val="pt-BR"/>
+        </w:rPr>
+      </w:r>
       <w:r>
         <w:rPr>
           <w:sz w:val="22"/>
@@ -1766,6 +2107,15 @@
           <w:lang w:val="pt-BR"/>
         </w:rPr>
       </w:r>
+      <w:r>
+        <w:rPr>
+          <w:b/>
+          <w:bCs/>
+          <w:sz w:val="18"/>
+          <w:szCs w:val="18"/>
+          <w:lang w:val="pt-BR"/>
+        </w:rPr>
+      </w:r>
     </w:p>
     <w:p>
       <w:pPr>
@@ -1803,6 +2153,13 @@
         </w:rPr>
         <w:tab/>
         <w:t xml:space="preserve">___________________________________</w:t>
+      </w:r>
+      <w:r>
+        <w:rPr>
+          <w:sz w:val="22"/>
+          <w:szCs w:val="22"/>
+          <w:lang w:val="pt-BR"/>
+        </w:rPr>
       </w:r>
       <w:r>
         <w:rPr>
@@ -1883,6 +2240,13 @@
           <w:lang w:val="pt-BR"/>
         </w:rPr>
       </w:r>
+      <w:r>
+        <w:rPr>
+          <w:sz w:val="22"/>
+          <w:szCs w:val="22"/>
+          <w:lang w:val="pt-BR"/>
+        </w:rPr>
+      </w:r>
     </w:p>
     <w:p>
       <w:pPr>
@@ -1955,6 +2319,13 @@
           <w:lang w:val="pt-BR"/>
         </w:rPr>
       </w:r>
+      <w:r>
+        <w:rPr>
+          <w:sz w:val="22"/>
+          <w:szCs w:val="22"/>
+          <w:lang w:val="pt-BR"/>
+        </w:rPr>
+      </w:r>
     </w:p>
     <w:p>
       <w:pPr>
@@ -1968,6 +2339,13 @@
           <w:lang w:val="pt-BR"/>
         </w:rPr>
       </w:pPr>
+      <w:r>
+        <w:rPr>
+          <w:sz w:val="22"/>
+          <w:szCs w:val="22"/>
+          <w:lang w:val="pt-BR"/>
+        </w:rPr>
+      </w:r>
       <w:r>
         <w:rPr>
           <w:sz w:val="22"/>
@@ -1995,6 +2373,13 @@
           <w:lang w:val="pt-BR"/>
         </w:rPr>
       </w:pPr>
+      <w:r>
+        <w:rPr>
+          <w:sz w:val="22"/>
+          <w:szCs w:val="22"/>
+          <w:lang w:val="pt-BR"/>
+        </w:rPr>
+      </w:r>
       <w:r>
         <w:rPr>
           <w:sz w:val="22"/>
@@ -2074,6 +2459,15 @@
           <w:lang w:val="pt-BR"/>
         </w:rPr>
       </w:r>
+      <w:r>
+        <w:rPr>
+          <w:b/>
+          <w:bCs/>
+          <w:sz w:val="18"/>
+          <w:szCs w:val="18"/>
+          <w:lang w:val="pt-BR"/>
+        </w:rPr>
+      </w:r>
     </w:p>
     <w:p>
       <w:pPr>
@@ -2111,6 +2505,13 @@
         </w:rPr>
         <w:tab/>
         <w:t xml:space="preserve">___________________________________</w:t>
+      </w:r>
+      <w:r>
+        <w:rPr>
+          <w:sz w:val="22"/>
+          <w:szCs w:val="22"/>
+          <w:lang w:val="pt-BR"/>
+        </w:rPr>
       </w:r>
       <w:r>
         <w:rPr>
@@ -2191,6 +2592,13 @@
           <w:lang w:val="pt-BR"/>
         </w:rPr>
       </w:r>
+      <w:r>
+        <w:rPr>
+          <w:sz w:val="22"/>
+          <w:szCs w:val="22"/>
+          <w:lang w:val="pt-BR"/>
+        </w:rPr>
+      </w:r>
     </w:p>
     <w:p>
       <w:pPr>
@@ -2263,6 +2671,13 @@
           <w:lang w:val="pt-BR"/>
         </w:rPr>
       </w:r>
+      <w:r>
+        <w:rPr>
+          <w:sz w:val="22"/>
+          <w:szCs w:val="22"/>
+          <w:lang w:val="pt-BR"/>
+        </w:rPr>
+      </w:r>
     </w:p>
     <w:p>
       <w:pPr>
@@ -2276,6 +2691,13 @@
           <w:lang w:val="pt-BR"/>
         </w:rPr>
       </w:pPr>
+      <w:r>
+        <w:rPr>
+          <w:sz w:val="22"/>
+          <w:szCs w:val="22"/>
+          <w:lang w:val="pt-BR"/>
+        </w:rPr>
+      </w:r>
       <w:r>
         <w:rPr>
           <w:sz w:val="22"/>
@@ -2303,6 +2725,13 @@
           <w:lang w:val="pt-BR"/>
         </w:rPr>
       </w:pPr>
+      <w:r>
+        <w:rPr>
+          <w:sz w:val="22"/>
+          <w:szCs w:val="22"/>
+          <w:lang w:val="pt-BR"/>
+        </w:rPr>
+      </w:r>
       <w:r>
         <w:rPr>
           <w:sz w:val="22"/>
@@ -2412,6 +2841,15 @@
           <w:lang w:val="pt-BR"/>
         </w:rPr>
       </w:r>
+      <w:r>
+        <w:rPr>
+          <w:b/>
+          <w:bCs/>
+          <w:sz w:val="18"/>
+          <w:szCs w:val="18"/>
+          <w:lang w:val="pt-BR"/>
+        </w:rPr>
+      </w:r>
     </w:p>
     <w:p>
       <w:pPr>
@@ -2449,6 +2887,13 @@
         </w:rPr>
         <w:tab/>
         <w:t xml:space="preserve">___________________________________</w:t>
+      </w:r>
+      <w:r>
+        <w:rPr>
+          <w:sz w:val="22"/>
+          <w:szCs w:val="22"/>
+          <w:lang w:val="pt-BR"/>
+        </w:rPr>
       </w:r>
       <w:r>
         <w:rPr>
@@ -2529,6 +2974,13 @@
           <w:lang w:val="pt-BR"/>
         </w:rPr>
       </w:r>
+      <w:r>
+        <w:rPr>
+          <w:sz w:val="22"/>
+          <w:szCs w:val="22"/>
+          <w:lang w:val="pt-BR"/>
+        </w:rPr>
+      </w:r>
     </w:p>
     <w:p>
       <w:pPr>
@@ -2601,6 +3053,13 @@
           <w:lang w:val="pt-BR"/>
         </w:rPr>
       </w:r>
+      <w:r>
+        <w:rPr>
+          <w:sz w:val="22"/>
+          <w:szCs w:val="22"/>
+          <w:lang w:val="pt-BR"/>
+        </w:rPr>
+      </w:r>
     </w:p>
     <w:p>
       <w:pPr>
@@ -2614,6 +3073,13 @@
           <w:lang w:val="pt-BR"/>
         </w:rPr>
       </w:pPr>
+      <w:r>
+        <w:rPr>
+          <w:sz w:val="22"/>
+          <w:szCs w:val="22"/>
+          <w:lang w:val="pt-BR"/>
+        </w:rPr>
+      </w:r>
       <w:r>
         <w:rPr>
           <w:sz w:val="22"/>
@@ -2640,6 +3106,12 @@
           <w:szCs w:val="20"/>
         </w:rPr>
       </w:pPr>
+      <w:r>
+        <w:rPr>
+          <w:sz w:val="20"/>
+          <w:szCs w:val="20"/>
+        </w:rPr>
+      </w:r>
       <w:r>
         <w:rPr>
           <w:sz w:val="20"/>
@@ -2705,7 +3177,7 @@
 <w:ftr xmlns:wpc="http://schemas.microsoft.com/office/word/2010/wordprocessingCanvas" xmlns:mc="http://schemas.openxmlformats.org/markup-compatibility/2006" xmlns:o="urn:schemas-microsoft-com:office:office" xmlns:r="http://schemas.openxmlformats.org/officeDocument/2006/relationships" xmlns:m="http://schemas.openxmlformats.org/officeDocument/2006/math" xmlns:v="urn:schemas-microsoft-com:vml" xmlns:wp14="http://schemas.microsoft.com/office/word/2010/wordprocessingDrawing" xmlns:wp="http://schemas.openxmlformats.org/drawingml/2006/wordprocessingDrawing" xmlns:w10="urn:schemas-microsoft-com:office:word" xmlns:w="http://schemas.openxmlformats.org/wordprocessingml/2006/main" xmlns:w14="http://schemas.microsoft.com/office/word/2010/wordml" xmlns:w15="http://schemas.microsoft.com/office/word/2012/wordml" xmlns:wpg="http://schemas.microsoft.com/office/word/2010/wordprocessingGroup" xmlns:wpi="http://schemas.microsoft.com/office/word/2010/wordprocessingInk" xmlns:wne="http://schemas.microsoft.com/office/word/2006/wordml" xmlns:a="http://schemas.openxmlformats.org/drawingml/2006/main" xmlns:wps="http://schemas.microsoft.com/office/word/2010/wordprocessingShape" mc:Ignorable="w14 w15 wp14">
   <w:p>
     <w:pPr>
-      <w:pStyle w:val="919"/>
+      <w:pStyle w:val="1003"/>
       <w:pBdr/>
       <w:spacing/>
       <w:ind/>
@@ -2743,7 +3215,7 @@
   </w:p>
   <w:p>
     <w:pPr>
-      <w:pStyle w:val="919"/>
+      <w:pStyle w:val="1003"/>
       <w:pBdr/>
       <w:spacing/>
       <w:ind/>
@@ -3031,9 +3503,9 @@
     <w:lsdException w:name="Bibliography" w:uiPriority="37"/>
     <w:lsdException w:name="TOC Heading" w:uiPriority="39" w:qFormat="1"/>
   </w:latentStyles>
-  <w:style w:type="table" w:styleId="13">
+  <w:style w:type="table" w:styleId="754">
     <w:name w:val="Table Grid Light"/>
-    <w:basedOn w:val="764"/>
+    <w:basedOn w:val="848"/>
     <w:uiPriority w:val="59"/>
     <w:pPr>
       <w:pBdr/>
@@ -3230,9 +3702,9 @@
       </w:tcPr>
     </w:tblStylePr>
   </w:style>
-  <w:style w:type="table" w:styleId="20">
+  <w:style w:type="table" w:styleId="755">
     <w:name w:val="Grid Table 1 Light - Accent 1"/>
-    <w:basedOn w:val="764"/>
+    <w:basedOn w:val="848"/>
     <w:uiPriority w:val="99"/>
     <w:pPr>
       <w:pBdr/>
@@ -3453,9 +3925,9 @@
       </w:tcPr>
     </w:tblStylePr>
   </w:style>
-  <w:style w:type="table" w:styleId="21">
+  <w:style w:type="table" w:styleId="756">
     <w:name w:val="Grid Table 1 Light - Accent 2"/>
-    <w:basedOn w:val="764"/>
+    <w:basedOn w:val="848"/>
     <w:uiPriority w:val="99"/>
     <w:pPr>
       <w:pBdr/>
@@ -3676,9 +4148,9 @@
       </w:tcPr>
     </w:tblStylePr>
   </w:style>
-  <w:style w:type="table" w:styleId="22">
+  <w:style w:type="table" w:styleId="757">
     <w:name w:val="Grid Table 1 Light - Accent 3"/>
-    <w:basedOn w:val="764"/>
+    <w:basedOn w:val="848"/>
     <w:uiPriority w:val="99"/>
     <w:pPr>
       <w:pBdr/>
@@ -3899,9 +4371,9 @@
       </w:tcPr>
     </w:tblStylePr>
   </w:style>
-  <w:style w:type="table" w:styleId="23">
+  <w:style w:type="table" w:styleId="758">
     <w:name w:val="Grid Table 1 Light - Accent 4"/>
-    <w:basedOn w:val="764"/>
+    <w:basedOn w:val="848"/>
     <w:uiPriority w:val="99"/>
     <w:pPr>
       <w:pBdr/>
@@ -4122,9 +4594,9 @@
       </w:tcPr>
     </w:tblStylePr>
   </w:style>
-  <w:style w:type="table" w:styleId="24">
+  <w:style w:type="table" w:styleId="759">
     <w:name w:val="Grid Table 1 Light - Accent 5"/>
-    <w:basedOn w:val="764"/>
+    <w:basedOn w:val="848"/>
     <w:uiPriority w:val="99"/>
     <w:pPr>
       <w:pBdr/>
@@ -4345,9 +4817,9 @@
       </w:tcPr>
     </w:tblStylePr>
   </w:style>
-  <w:style w:type="table" w:styleId="25">
+  <w:style w:type="table" w:styleId="760">
     <w:name w:val="Grid Table 1 Light - Accent 6"/>
-    <w:basedOn w:val="764"/>
+    <w:basedOn w:val="848"/>
     <w:uiPriority w:val="99"/>
     <w:pPr>
       <w:pBdr/>
@@ -4568,9 +5040,9 @@
       </w:tcPr>
     </w:tblStylePr>
   </w:style>
-  <w:style w:type="table" w:styleId="27">
+  <w:style w:type="table" w:styleId="761">
     <w:name w:val="Grid Table 2 - Accent 1"/>
-    <w:basedOn w:val="764"/>
+    <w:basedOn w:val="848"/>
     <w:uiPriority w:val="99"/>
     <w:pPr>
       <w:pBdr/>
@@ -4800,9 +5272,9 @@
       </w:tcPr>
     </w:tblStylePr>
   </w:style>
-  <w:style w:type="table" w:styleId="28">
+  <w:style w:type="table" w:styleId="762">
     <w:name w:val="Grid Table 2 - Accent 2"/>
-    <w:basedOn w:val="764"/>
+    <w:basedOn w:val="848"/>
     <w:uiPriority w:val="99"/>
     <w:pPr>
       <w:pBdr/>
@@ -5032,9 +5504,9 @@
       </w:tcPr>
     </w:tblStylePr>
   </w:style>
-  <w:style w:type="table" w:styleId="29">
+  <w:style w:type="table" w:styleId="763">
     <w:name w:val="Grid Table 2 - Accent 3"/>
-    <w:basedOn w:val="764"/>
+    <w:basedOn w:val="848"/>
     <w:uiPriority w:val="99"/>
     <w:pPr>
       <w:pBdr/>
@@ -5264,9 +5736,9 @@
       </w:tcPr>
     </w:tblStylePr>
   </w:style>
-  <w:style w:type="table" w:styleId="30">
+  <w:style w:type="table" w:styleId="764">
     <w:name w:val="Grid Table 2 - Accent 4"/>
-    <w:basedOn w:val="764"/>
+    <w:basedOn w:val="848"/>
     <w:uiPriority w:val="99"/>
     <w:pPr>
       <w:pBdr/>
@@ -5496,9 +5968,9 @@
       </w:tcPr>
     </w:tblStylePr>
   </w:style>
-  <w:style w:type="table" w:styleId="31">
+  <w:style w:type="table" w:styleId="765">
     <w:name w:val="Grid Table 2 - Accent 5"/>
-    <w:basedOn w:val="764"/>
+    <w:basedOn w:val="848"/>
     <w:uiPriority w:val="99"/>
     <w:pPr>
       <w:pBdr/>
@@ -5728,9 +6200,9 @@
       </w:tcPr>
     </w:tblStylePr>
   </w:style>
-  <w:style w:type="table" w:styleId="32">
+  <w:style w:type="table" w:styleId="766">
     <w:name w:val="Grid Table 2 - Accent 6"/>
-    <w:basedOn w:val="764"/>
+    <w:basedOn w:val="848"/>
     <w:uiPriority w:val="99"/>
     <w:pPr>
       <w:pBdr/>
@@ -5960,9 +6432,9 @@
       </w:tcPr>
     </w:tblStylePr>
   </w:style>
-  <w:style w:type="table" w:styleId="34">
+  <w:style w:type="table" w:styleId="767">
     <w:name w:val="Grid Table 3 - Accent 1"/>
-    <w:basedOn w:val="764"/>
+    <w:basedOn w:val="848"/>
     <w:uiPriority w:val="99"/>
     <w:pPr>
       <w:pBdr/>
@@ -6061,29 +6533,6 @@
         <w:tblBorders/>
       </w:tblPr>
       <w:tcPr>
-        <w:shd w:color="ffffff"/>
-        <w:tcBorders>
-          <w:top w:val="none" w:color="000000" w:sz="4" w:space="0"/>
-          <w:left w:val="none" w:color="000000" w:sz="4" w:space="0"/>
-          <w:bottom w:val="none" w:color="000000" w:sz="4" w:space="0"/>
-          <w:right w:val="none" w:color="000000" w:sz="4" w:space="0"/>
-        </w:tcBorders>
-      </w:tcPr>
-    </w:tblStylePr>
-    <w:tblStylePr w:type="firstRow">
-      <w:rPr>
-        <w:b/>
-        <w:color w:val="404040"/>
-      </w:rPr>
-      <w:pPr>
-        <w:pBdr/>
-        <w:spacing/>
-        <w:ind/>
-      </w:pPr>
-      <w:tblPr>
-        <w:tblBorders/>
-      </w:tblPr>
-      <w:tcPr>
         <w:shd w:val="clear" w:color="ffffff"/>
         <w:tcBorders>
           <w:top w:val="none" w:color="000000" w:sz="4" w:space="0"/>
@@ -6093,30 +6542,7 @@
         </w:tcBorders>
       </w:tcPr>
     </w:tblStylePr>
-    <w:tblStylePr w:type="lastCol">
-      <w:rPr>
-        <w:i/>
-        <w:color w:val="404040"/>
-      </w:rPr>
-      <w:pPr>
-        <w:pBdr/>
-        <w:spacing/>
-        <w:ind/>
-      </w:pPr>
-      <w:tblPr>
-        <w:tblBorders/>
-      </w:tblPr>
-      <w:tcPr>
-        <w:shd w:color="ffffff"/>
-        <w:tcBorders>
-          <w:top w:val="none" w:color="000000" w:sz="4" w:space="0"/>
-          <w:left w:val="none" w:color="000000" w:sz="4" w:space="0"/>
-          <w:bottom w:val="none" w:color="000000" w:sz="4" w:space="0"/>
-          <w:right w:val="none" w:color="000000" w:sz="4" w:space="0"/>
-        </w:tcBorders>
-      </w:tcPr>
-    </w:tblStylePr>
-    <w:tblStylePr w:type="lastRow">
+    <w:tblStylePr w:type="firstRow">
       <w:rPr>
         <w:b/>
         <w:color w:val="404040"/>
@@ -6139,6 +6565,52 @@
         </w:tcBorders>
       </w:tcPr>
     </w:tblStylePr>
+    <w:tblStylePr w:type="lastCol">
+      <w:rPr>
+        <w:i/>
+        <w:color w:val="404040"/>
+      </w:rPr>
+      <w:pPr>
+        <w:pBdr/>
+        <w:spacing/>
+        <w:ind/>
+      </w:pPr>
+      <w:tblPr>
+        <w:tblBorders/>
+      </w:tblPr>
+      <w:tcPr>
+        <w:shd w:val="clear" w:color="ffffff"/>
+        <w:tcBorders>
+          <w:top w:val="none" w:color="000000" w:sz="4" w:space="0"/>
+          <w:left w:val="none" w:color="000000" w:sz="4" w:space="0"/>
+          <w:bottom w:val="none" w:color="000000" w:sz="4" w:space="0"/>
+          <w:right w:val="none" w:color="000000" w:sz="4" w:space="0"/>
+        </w:tcBorders>
+      </w:tcPr>
+    </w:tblStylePr>
+    <w:tblStylePr w:type="lastRow">
+      <w:rPr>
+        <w:b/>
+        <w:color w:val="404040"/>
+      </w:rPr>
+      <w:pPr>
+        <w:pBdr/>
+        <w:spacing/>
+        <w:ind/>
+      </w:pPr>
+      <w:tblPr>
+        <w:tblBorders/>
+      </w:tblPr>
+      <w:tcPr>
+        <w:shd w:val="clear" w:color="ffffff"/>
+        <w:tcBorders>
+          <w:top w:val="none" w:color="000000" w:sz="4" w:space="0"/>
+          <w:left w:val="none" w:color="000000" w:sz="4" w:space="0"/>
+          <w:bottom w:val="none" w:color="000000" w:sz="4" w:space="0"/>
+          <w:right w:val="none" w:color="000000" w:sz="4" w:space="0"/>
+        </w:tcBorders>
+      </w:tcPr>
+    </w:tblStylePr>
     <w:tblStylePr w:type="nwCell">
       <w:pPr>
         <w:pBdr/>
@@ -6205,9 +6677,9 @@
       </w:tcPr>
     </w:tblStylePr>
   </w:style>
-  <w:style w:type="table" w:styleId="35">
+  <w:style w:type="table" w:styleId="768">
     <w:name w:val="Grid Table 3 - Accent 2"/>
-    <w:basedOn w:val="764"/>
+    <w:basedOn w:val="848"/>
     <w:uiPriority w:val="99"/>
     <w:pPr>
       <w:pBdr/>
@@ -6306,29 +6778,6 @@
         <w:tblBorders/>
       </w:tblPr>
       <w:tcPr>
-        <w:shd w:color="ffffff"/>
-        <w:tcBorders>
-          <w:top w:val="none" w:color="000000" w:sz="4" w:space="0"/>
-          <w:left w:val="none" w:color="000000" w:sz="4" w:space="0"/>
-          <w:bottom w:val="none" w:color="000000" w:sz="4" w:space="0"/>
-          <w:right w:val="none" w:color="000000" w:sz="4" w:space="0"/>
-        </w:tcBorders>
-      </w:tcPr>
-    </w:tblStylePr>
-    <w:tblStylePr w:type="firstRow">
-      <w:rPr>
-        <w:b/>
-        <w:color w:val="404040"/>
-      </w:rPr>
-      <w:pPr>
-        <w:pBdr/>
-        <w:spacing/>
-        <w:ind/>
-      </w:pPr>
-      <w:tblPr>
-        <w:tblBorders/>
-      </w:tblPr>
-      <w:tcPr>
         <w:shd w:val="clear" w:color="ffffff"/>
         <w:tcBorders>
           <w:top w:val="none" w:color="000000" w:sz="4" w:space="0"/>
@@ -6338,30 +6787,7 @@
         </w:tcBorders>
       </w:tcPr>
     </w:tblStylePr>
-    <w:tblStylePr w:type="lastCol">
-      <w:rPr>
-        <w:i/>
-        <w:color w:val="404040"/>
-      </w:rPr>
-      <w:pPr>
-        <w:pBdr/>
-        <w:spacing/>
-        <w:ind/>
-      </w:pPr>
-      <w:tblPr>
-        <w:tblBorders/>
-      </w:tblPr>
-      <w:tcPr>
-        <w:shd w:color="ffffff"/>
-        <w:tcBorders>
-          <w:top w:val="none" w:color="000000" w:sz="4" w:space="0"/>
-          <w:left w:val="none" w:color="000000" w:sz="4" w:space="0"/>
-          <w:bottom w:val="none" w:color="000000" w:sz="4" w:space="0"/>
-          <w:right w:val="none" w:color="000000" w:sz="4" w:space="0"/>
-        </w:tcBorders>
-      </w:tcPr>
-    </w:tblStylePr>
-    <w:tblStylePr w:type="lastRow">
+    <w:tblStylePr w:type="firstRow">
       <w:rPr>
         <w:b/>
         <w:color w:val="404040"/>
@@ -6384,6 +6810,52 @@
         </w:tcBorders>
       </w:tcPr>
     </w:tblStylePr>
+    <w:tblStylePr w:type="lastCol">
+      <w:rPr>
+        <w:i/>
+        <w:color w:val="404040"/>
+      </w:rPr>
+      <w:pPr>
+        <w:pBdr/>
+        <w:spacing/>
+        <w:ind/>
+      </w:pPr>
+      <w:tblPr>
+        <w:tblBorders/>
+      </w:tblPr>
+      <w:tcPr>
+        <w:shd w:val="clear" w:color="ffffff"/>
+        <w:tcBorders>
+          <w:top w:val="none" w:color="000000" w:sz="4" w:space="0"/>
+          <w:left w:val="none" w:color="000000" w:sz="4" w:space="0"/>
+          <w:bottom w:val="none" w:color="000000" w:sz="4" w:space="0"/>
+          <w:right w:val="none" w:color="000000" w:sz="4" w:space="0"/>
+        </w:tcBorders>
+      </w:tcPr>
+    </w:tblStylePr>
+    <w:tblStylePr w:type="lastRow">
+      <w:rPr>
+        <w:b/>
+        <w:color w:val="404040"/>
+      </w:rPr>
+      <w:pPr>
+        <w:pBdr/>
+        <w:spacing/>
+        <w:ind/>
+      </w:pPr>
+      <w:tblPr>
+        <w:tblBorders/>
+      </w:tblPr>
+      <w:tcPr>
+        <w:shd w:val="clear" w:color="ffffff"/>
+        <w:tcBorders>
+          <w:top w:val="none" w:color="000000" w:sz="4" w:space="0"/>
+          <w:left w:val="none" w:color="000000" w:sz="4" w:space="0"/>
+          <w:bottom w:val="none" w:color="000000" w:sz="4" w:space="0"/>
+          <w:right w:val="none" w:color="000000" w:sz="4" w:space="0"/>
+        </w:tcBorders>
+      </w:tcPr>
+    </w:tblStylePr>
     <w:tblStylePr w:type="nwCell">
       <w:pPr>
         <w:pBdr/>
@@ -6450,9 +6922,9 @@
       </w:tcPr>
     </w:tblStylePr>
   </w:style>
-  <w:style w:type="table" w:styleId="36">
+  <w:style w:type="table" w:styleId="769">
     <w:name w:val="Grid Table 3 - Accent 3"/>
-    <w:basedOn w:val="764"/>
+    <w:basedOn w:val="848"/>
     <w:uiPriority w:val="99"/>
     <w:pPr>
       <w:pBdr/>
@@ -6551,29 +7023,6 @@
         <w:tblBorders/>
       </w:tblPr>
       <w:tcPr>
-        <w:shd w:color="ffffff"/>
-        <w:tcBorders>
-          <w:top w:val="none" w:color="000000" w:sz="4" w:space="0"/>
-          <w:left w:val="none" w:color="000000" w:sz="4" w:space="0"/>
-          <w:bottom w:val="none" w:color="000000" w:sz="4" w:space="0"/>
-          <w:right w:val="none" w:color="000000" w:sz="4" w:space="0"/>
-        </w:tcBorders>
-      </w:tcPr>
-    </w:tblStylePr>
-    <w:tblStylePr w:type="firstRow">
-      <w:rPr>
-        <w:b/>
-        <w:color w:val="404040"/>
-      </w:rPr>
-      <w:pPr>
-        <w:pBdr/>
-        <w:spacing/>
-        <w:ind/>
-      </w:pPr>
-      <w:tblPr>
-        <w:tblBorders/>
-      </w:tblPr>
-      <w:tcPr>
         <w:shd w:val="clear" w:color="ffffff"/>
         <w:tcBorders>
           <w:top w:val="none" w:color="000000" w:sz="4" w:space="0"/>
@@ -6583,30 +7032,7 @@
         </w:tcBorders>
       </w:tcPr>
     </w:tblStylePr>
-    <w:tblStylePr w:type="lastCol">
-      <w:rPr>
-        <w:i/>
-        <w:color w:val="404040"/>
-      </w:rPr>
-      <w:pPr>
-        <w:pBdr/>
-        <w:spacing/>
-        <w:ind/>
-      </w:pPr>
-      <w:tblPr>
-        <w:tblBorders/>
-      </w:tblPr>
-      <w:tcPr>
-        <w:shd w:color="ffffff"/>
-        <w:tcBorders>
-          <w:top w:val="none" w:color="000000" w:sz="4" w:space="0"/>
-          <w:left w:val="none" w:color="000000" w:sz="4" w:space="0"/>
-          <w:bottom w:val="none" w:color="000000" w:sz="4" w:space="0"/>
-          <w:right w:val="none" w:color="000000" w:sz="4" w:space="0"/>
-        </w:tcBorders>
-      </w:tcPr>
-    </w:tblStylePr>
-    <w:tblStylePr w:type="lastRow">
+    <w:tblStylePr w:type="firstRow">
       <w:rPr>
         <w:b/>
         <w:color w:val="404040"/>
@@ -6629,6 +7055,52 @@
         </w:tcBorders>
       </w:tcPr>
     </w:tblStylePr>
+    <w:tblStylePr w:type="lastCol">
+      <w:rPr>
+        <w:i/>
+        <w:color w:val="404040"/>
+      </w:rPr>
+      <w:pPr>
+        <w:pBdr/>
+        <w:spacing/>
+        <w:ind/>
+      </w:pPr>
+      <w:tblPr>
+        <w:tblBorders/>
+      </w:tblPr>
+      <w:tcPr>
+        <w:shd w:val="clear" w:color="ffffff"/>
+        <w:tcBorders>
+          <w:top w:val="none" w:color="000000" w:sz="4" w:space="0"/>
+          <w:left w:val="none" w:color="000000" w:sz="4" w:space="0"/>
+          <w:bottom w:val="none" w:color="000000" w:sz="4" w:space="0"/>
+          <w:right w:val="none" w:color="000000" w:sz="4" w:space="0"/>
+        </w:tcBorders>
+      </w:tcPr>
+    </w:tblStylePr>
+    <w:tblStylePr w:type="lastRow">
+      <w:rPr>
+        <w:b/>
+        <w:color w:val="404040"/>
+      </w:rPr>
+      <w:pPr>
+        <w:pBdr/>
+        <w:spacing/>
+        <w:ind/>
+      </w:pPr>
+      <w:tblPr>
+        <w:tblBorders/>
+      </w:tblPr>
+      <w:tcPr>
+        <w:shd w:val="clear" w:color="ffffff"/>
+        <w:tcBorders>
+          <w:top w:val="none" w:color="000000" w:sz="4" w:space="0"/>
+          <w:left w:val="none" w:color="000000" w:sz="4" w:space="0"/>
+          <w:bottom w:val="none" w:color="000000" w:sz="4" w:space="0"/>
+          <w:right w:val="none" w:color="000000" w:sz="4" w:space="0"/>
+        </w:tcBorders>
+      </w:tcPr>
+    </w:tblStylePr>
     <w:tblStylePr w:type="nwCell">
       <w:pPr>
         <w:pBdr/>
@@ -6695,9 +7167,9 @@
       </w:tcPr>
     </w:tblStylePr>
   </w:style>
-  <w:style w:type="table" w:styleId="37">
+  <w:style w:type="table" w:styleId="770">
     <w:name w:val="Grid Table 3 - Accent 4"/>
-    <w:basedOn w:val="764"/>
+    <w:basedOn w:val="848"/>
     <w:uiPriority w:val="99"/>
     <w:pPr>
       <w:pBdr/>
@@ -6796,29 +7268,6 @@
         <w:tblBorders/>
       </w:tblPr>
       <w:tcPr>
-        <w:shd w:color="ffffff"/>
-        <w:tcBorders>
-          <w:top w:val="none" w:color="000000" w:sz="4" w:space="0"/>
-          <w:left w:val="none" w:color="000000" w:sz="4" w:space="0"/>
-          <w:bottom w:val="none" w:color="000000" w:sz="4" w:space="0"/>
-          <w:right w:val="none" w:color="000000" w:sz="4" w:space="0"/>
-        </w:tcBorders>
-      </w:tcPr>
-    </w:tblStylePr>
-    <w:tblStylePr w:type="firstRow">
-      <w:rPr>
-        <w:b/>
-        <w:color w:val="404040"/>
-      </w:rPr>
-      <w:pPr>
-        <w:pBdr/>
-        <w:spacing/>
-        <w:ind/>
-      </w:pPr>
-      <w:tblPr>
-        <w:tblBorders/>
-      </w:tblPr>
-      <w:tcPr>
         <w:shd w:val="clear" w:color="ffffff"/>
         <w:tcBorders>
           <w:top w:val="none" w:color="000000" w:sz="4" w:space="0"/>
@@ -6828,30 +7277,7 @@
         </w:tcBorders>
       </w:tcPr>
     </w:tblStylePr>
-    <w:tblStylePr w:type="lastCol">
-      <w:rPr>
-        <w:i/>
-        <w:color w:val="404040"/>
-      </w:rPr>
-      <w:pPr>
-        <w:pBdr/>
-        <w:spacing/>
-        <w:ind/>
-      </w:pPr>
-      <w:tblPr>
-        <w:tblBorders/>
-      </w:tblPr>
-      <w:tcPr>
-        <w:shd w:color="ffffff"/>
-        <w:tcBorders>
-          <w:top w:val="none" w:color="000000" w:sz="4" w:space="0"/>
-          <w:left w:val="none" w:color="000000" w:sz="4" w:space="0"/>
-          <w:bottom w:val="none" w:color="000000" w:sz="4" w:space="0"/>
-          <w:right w:val="none" w:color="000000" w:sz="4" w:space="0"/>
-        </w:tcBorders>
-      </w:tcPr>
-    </w:tblStylePr>
-    <w:tblStylePr w:type="lastRow">
+    <w:tblStylePr w:type="firstRow">
       <w:rPr>
         <w:b/>
         <w:color w:val="404040"/>
@@ -6874,6 +7300,52 @@
         </w:tcBorders>
       </w:tcPr>
     </w:tblStylePr>
+    <w:tblStylePr w:type="lastCol">
+      <w:rPr>
+        <w:i/>
+        <w:color w:val="404040"/>
+      </w:rPr>
+      <w:pPr>
+        <w:pBdr/>
+        <w:spacing/>
+        <w:ind/>
+      </w:pPr>
+      <w:tblPr>
+        <w:tblBorders/>
+      </w:tblPr>
+      <w:tcPr>
+        <w:shd w:val="clear" w:color="ffffff"/>
+        <w:tcBorders>
+          <w:top w:val="none" w:color="000000" w:sz="4" w:space="0"/>
+          <w:left w:val="none" w:color="000000" w:sz="4" w:space="0"/>
+          <w:bottom w:val="none" w:color="000000" w:sz="4" w:space="0"/>
+          <w:right w:val="none" w:color="000000" w:sz="4" w:space="0"/>
+        </w:tcBorders>
+      </w:tcPr>
+    </w:tblStylePr>
+    <w:tblStylePr w:type="lastRow">
+      <w:rPr>
+        <w:b/>
+        <w:color w:val="404040"/>
+      </w:rPr>
+      <w:pPr>
+        <w:pBdr/>
+        <w:spacing/>
+        <w:ind/>
+      </w:pPr>
+      <w:tblPr>
+        <w:tblBorders/>
+      </w:tblPr>
+      <w:tcPr>
+        <w:shd w:val="clear" w:color="ffffff"/>
+        <w:tcBorders>
+          <w:top w:val="none" w:color="000000" w:sz="4" w:space="0"/>
+          <w:left w:val="none" w:color="000000" w:sz="4" w:space="0"/>
+          <w:bottom w:val="none" w:color="000000" w:sz="4" w:space="0"/>
+          <w:right w:val="none" w:color="000000" w:sz="4" w:space="0"/>
+        </w:tcBorders>
+      </w:tcPr>
+    </w:tblStylePr>
     <w:tblStylePr w:type="nwCell">
       <w:pPr>
         <w:pBdr/>
@@ -6940,9 +7412,9 @@
       </w:tcPr>
     </w:tblStylePr>
   </w:style>
-  <w:style w:type="table" w:styleId="38">
+  <w:style w:type="table" w:styleId="771">
     <w:name w:val="Grid Table 3 - Accent 5"/>
-    <w:basedOn w:val="764"/>
+    <w:basedOn w:val="848"/>
     <w:uiPriority w:val="99"/>
     <w:pPr>
       <w:pBdr/>
@@ -7041,29 +7513,6 @@
         <w:tblBorders/>
       </w:tblPr>
       <w:tcPr>
-        <w:shd w:color="ffffff"/>
-        <w:tcBorders>
-          <w:top w:val="none" w:color="000000" w:sz="4" w:space="0"/>
-          <w:left w:val="none" w:color="000000" w:sz="4" w:space="0"/>
-          <w:bottom w:val="none" w:color="000000" w:sz="4" w:space="0"/>
-          <w:right w:val="none" w:color="000000" w:sz="4" w:space="0"/>
-        </w:tcBorders>
-      </w:tcPr>
-    </w:tblStylePr>
-    <w:tblStylePr w:type="firstRow">
-      <w:rPr>
-        <w:b/>
-        <w:color w:val="404040"/>
-      </w:rPr>
-      <w:pPr>
-        <w:pBdr/>
-        <w:spacing/>
-        <w:ind/>
-      </w:pPr>
-      <w:tblPr>
-        <w:tblBorders/>
-      </w:tblPr>
-      <w:tcPr>
         <w:shd w:val="clear" w:color="ffffff"/>
         <w:tcBorders>
           <w:top w:val="none" w:color="000000" w:sz="4" w:space="0"/>
@@ -7073,30 +7522,7 @@
         </w:tcBorders>
       </w:tcPr>
     </w:tblStylePr>
-    <w:tblStylePr w:type="lastCol">
-      <w:rPr>
-        <w:i/>
-        <w:color w:val="404040"/>
-      </w:rPr>
-      <w:pPr>
-        <w:pBdr/>
-        <w:spacing/>
-        <w:ind/>
-      </w:pPr>
-      <w:tblPr>
-        <w:tblBorders/>
-      </w:tblPr>
-      <w:tcPr>
-        <w:shd w:color="ffffff"/>
-        <w:tcBorders>
-          <w:top w:val="none" w:color="000000" w:sz="4" w:space="0"/>
-          <w:left w:val="none" w:color="000000" w:sz="4" w:space="0"/>
-          <w:bottom w:val="none" w:color="000000" w:sz="4" w:space="0"/>
-          <w:right w:val="none" w:color="000000" w:sz="4" w:space="0"/>
-        </w:tcBorders>
-      </w:tcPr>
-    </w:tblStylePr>
-    <w:tblStylePr w:type="lastRow">
+    <w:tblStylePr w:type="firstRow">
       <w:rPr>
         <w:b/>
         <w:color w:val="404040"/>
@@ -7119,6 +7545,52 @@
         </w:tcBorders>
       </w:tcPr>
     </w:tblStylePr>
+    <w:tblStylePr w:type="lastCol">
+      <w:rPr>
+        <w:i/>
+        <w:color w:val="404040"/>
+      </w:rPr>
+      <w:pPr>
+        <w:pBdr/>
+        <w:spacing/>
+        <w:ind/>
+      </w:pPr>
+      <w:tblPr>
+        <w:tblBorders/>
+      </w:tblPr>
+      <w:tcPr>
+        <w:shd w:val="clear" w:color="ffffff"/>
+        <w:tcBorders>
+          <w:top w:val="none" w:color="000000" w:sz="4" w:space="0"/>
+          <w:left w:val="none" w:color="000000" w:sz="4" w:space="0"/>
+          <w:bottom w:val="none" w:color="000000" w:sz="4" w:space="0"/>
+          <w:right w:val="none" w:color="000000" w:sz="4" w:space="0"/>
+        </w:tcBorders>
+      </w:tcPr>
+    </w:tblStylePr>
+    <w:tblStylePr w:type="lastRow">
+      <w:rPr>
+        <w:b/>
+        <w:color w:val="404040"/>
+      </w:rPr>
+      <w:pPr>
+        <w:pBdr/>
+        <w:spacing/>
+        <w:ind/>
+      </w:pPr>
+      <w:tblPr>
+        <w:tblBorders/>
+      </w:tblPr>
+      <w:tcPr>
+        <w:shd w:val="clear" w:color="ffffff"/>
+        <w:tcBorders>
+          <w:top w:val="none" w:color="000000" w:sz="4" w:space="0"/>
+          <w:left w:val="none" w:color="000000" w:sz="4" w:space="0"/>
+          <w:bottom w:val="none" w:color="000000" w:sz="4" w:space="0"/>
+          <w:right w:val="none" w:color="000000" w:sz="4" w:space="0"/>
+        </w:tcBorders>
+      </w:tcPr>
+    </w:tblStylePr>
     <w:tblStylePr w:type="nwCell">
       <w:pPr>
         <w:pBdr/>
@@ -7185,9 +7657,9 @@
       </w:tcPr>
     </w:tblStylePr>
   </w:style>
-  <w:style w:type="table" w:styleId="39">
+  <w:style w:type="table" w:styleId="772">
     <w:name w:val="Grid Table 3 - Accent 6"/>
-    <w:basedOn w:val="764"/>
+    <w:basedOn w:val="848"/>
     <w:uiPriority w:val="99"/>
     <w:pPr>
       <w:pBdr/>
@@ -7286,29 +7758,6 @@
         <w:tblBorders/>
       </w:tblPr>
       <w:tcPr>
-        <w:shd w:color="ffffff"/>
-        <w:tcBorders>
-          <w:top w:val="none" w:color="000000" w:sz="4" w:space="0"/>
-          <w:left w:val="none" w:color="000000" w:sz="4" w:space="0"/>
-          <w:bottom w:val="none" w:color="000000" w:sz="4" w:space="0"/>
-          <w:right w:val="none" w:color="000000" w:sz="4" w:space="0"/>
-        </w:tcBorders>
-      </w:tcPr>
-    </w:tblStylePr>
-    <w:tblStylePr w:type="firstRow">
-      <w:rPr>
-        <w:b/>
-        <w:color w:val="404040"/>
-      </w:rPr>
-      <w:pPr>
-        <w:pBdr/>
-        <w:spacing/>
-        <w:ind/>
-      </w:pPr>
-      <w:tblPr>
-        <w:tblBorders/>
-      </w:tblPr>
-      <w:tcPr>
         <w:shd w:val="clear" w:color="ffffff"/>
         <w:tcBorders>
           <w:top w:val="none" w:color="000000" w:sz="4" w:space="0"/>
@@ -7318,30 +7767,7 @@
         </w:tcBorders>
       </w:tcPr>
     </w:tblStylePr>
-    <w:tblStylePr w:type="lastCol">
-      <w:rPr>
-        <w:i/>
-        <w:color w:val="404040"/>
-      </w:rPr>
-      <w:pPr>
-        <w:pBdr/>
-        <w:spacing/>
-        <w:ind/>
-      </w:pPr>
-      <w:tblPr>
-        <w:tblBorders/>
-      </w:tblPr>
-      <w:tcPr>
-        <w:shd w:color="ffffff"/>
-        <w:tcBorders>
-          <w:top w:val="none" w:color="000000" w:sz="4" w:space="0"/>
-          <w:left w:val="none" w:color="000000" w:sz="4" w:space="0"/>
-          <w:bottom w:val="none" w:color="000000" w:sz="4" w:space="0"/>
-          <w:right w:val="none" w:color="000000" w:sz="4" w:space="0"/>
-        </w:tcBorders>
-      </w:tcPr>
-    </w:tblStylePr>
-    <w:tblStylePr w:type="lastRow">
+    <w:tblStylePr w:type="firstRow">
       <w:rPr>
         <w:b/>
         <w:color w:val="404040"/>
@@ -7364,6 +7790,52 @@
         </w:tcBorders>
       </w:tcPr>
     </w:tblStylePr>
+    <w:tblStylePr w:type="lastCol">
+      <w:rPr>
+        <w:i/>
+        <w:color w:val="404040"/>
+      </w:rPr>
+      <w:pPr>
+        <w:pBdr/>
+        <w:spacing/>
+        <w:ind/>
+      </w:pPr>
+      <w:tblPr>
+        <w:tblBorders/>
+      </w:tblPr>
+      <w:tcPr>
+        <w:shd w:val="clear" w:color="ffffff"/>
+        <w:tcBorders>
+          <w:top w:val="none" w:color="000000" w:sz="4" w:space="0"/>
+          <w:left w:val="none" w:color="000000" w:sz="4" w:space="0"/>
+          <w:bottom w:val="none" w:color="000000" w:sz="4" w:space="0"/>
+          <w:right w:val="none" w:color="000000" w:sz="4" w:space="0"/>
+        </w:tcBorders>
+      </w:tcPr>
+    </w:tblStylePr>
+    <w:tblStylePr w:type="lastRow">
+      <w:rPr>
+        <w:b/>
+        <w:color w:val="404040"/>
+      </w:rPr>
+      <w:pPr>
+        <w:pBdr/>
+        <w:spacing/>
+        <w:ind/>
+      </w:pPr>
+      <w:tblPr>
+        <w:tblBorders/>
+      </w:tblPr>
+      <w:tcPr>
+        <w:shd w:val="clear" w:color="ffffff"/>
+        <w:tcBorders>
+          <w:top w:val="none" w:color="000000" w:sz="4" w:space="0"/>
+          <w:left w:val="none" w:color="000000" w:sz="4" w:space="0"/>
+          <w:bottom w:val="none" w:color="000000" w:sz="4" w:space="0"/>
+          <w:right w:val="none" w:color="000000" w:sz="4" w:space="0"/>
+        </w:tcBorders>
+      </w:tcPr>
+    </w:tblStylePr>
     <w:tblStylePr w:type="nwCell">
       <w:pPr>
         <w:pBdr/>
@@ -7430,9 +7902,9 @@
       </w:tcPr>
     </w:tblStylePr>
   </w:style>
-  <w:style w:type="table" w:styleId="41">
+  <w:style w:type="table" w:styleId="773">
     <w:name w:val="Grid Table 4 - Accent 1"/>
-    <w:basedOn w:val="764"/>
+    <w:basedOn w:val="848"/>
     <w:uiPriority w:val="59"/>
     <w:pPr>
       <w:pBdr/>
@@ -7663,9 +8135,9 @@
       </w:tcPr>
     </w:tblStylePr>
   </w:style>
-  <w:style w:type="table" w:styleId="42">
+  <w:style w:type="table" w:styleId="774">
     <w:name w:val="Grid Table 4 - Accent 2"/>
-    <w:basedOn w:val="764"/>
+    <w:basedOn w:val="848"/>
     <w:uiPriority w:val="59"/>
     <w:pPr>
       <w:pBdr/>
@@ -7896,9 +8368,9 @@
       </w:tcPr>
     </w:tblStylePr>
   </w:style>
-  <w:style w:type="table" w:styleId="43">
+  <w:style w:type="table" w:styleId="775">
     <w:name w:val="Grid Table 4 - Accent 3"/>
-    <w:basedOn w:val="764"/>
+    <w:basedOn w:val="848"/>
     <w:uiPriority w:val="59"/>
     <w:pPr>
       <w:pBdr/>
@@ -8129,9 +8601,9 @@
       </w:tcPr>
     </w:tblStylePr>
   </w:style>
-  <w:style w:type="table" w:styleId="44">
+  <w:style w:type="table" w:styleId="776">
     <w:name w:val="Grid Table 4 - Accent 4"/>
-    <w:basedOn w:val="764"/>
+    <w:basedOn w:val="848"/>
     <w:uiPriority w:val="59"/>
     <w:pPr>
       <w:pBdr/>
@@ -8362,9 +8834,9 @@
       </w:tcPr>
     </w:tblStylePr>
   </w:style>
-  <w:style w:type="table" w:styleId="45">
+  <w:style w:type="table" w:styleId="777">
     <w:name w:val="Grid Table 4 - Accent 5"/>
-    <w:basedOn w:val="764"/>
+    <w:basedOn w:val="848"/>
     <w:uiPriority w:val="59"/>
     <w:pPr>
       <w:pBdr/>
@@ -8595,9 +9067,9 @@
       </w:tcPr>
     </w:tblStylePr>
   </w:style>
-  <w:style w:type="table" w:styleId="46">
+  <w:style w:type="table" w:styleId="778">
     <w:name w:val="Grid Table 4 - Accent 6"/>
-    <w:basedOn w:val="764"/>
+    <w:basedOn w:val="848"/>
     <w:uiPriority w:val="59"/>
     <w:pPr>
       <w:pBdr/>
@@ -8828,9 +9300,9 @@
       </w:tcPr>
     </w:tblStylePr>
   </w:style>
-  <w:style w:type="table" w:styleId="49">
+  <w:style w:type="table" w:styleId="779">
     <w:name w:val="Grid Table 5 Dark - Accent 2"/>
-    <w:basedOn w:val="764"/>
+    <w:basedOn w:val="848"/>
     <w:uiPriority w:val="99"/>
     <w:pPr>
       <w:pBdr/>
@@ -9056,9 +9528,9 @@
       </w:tcPr>
     </w:tblStylePr>
   </w:style>
-  <w:style w:type="table" w:styleId="50">
+  <w:style w:type="table" w:styleId="780">
     <w:name w:val="Grid Table 5 Dark - Accent 3"/>
-    <w:basedOn w:val="764"/>
+    <w:basedOn w:val="848"/>
     <w:uiPriority w:val="99"/>
     <w:pPr>
       <w:pBdr/>
@@ -9284,9 +9756,9 @@
       </w:tcPr>
     </w:tblStylePr>
   </w:style>
-  <w:style w:type="table" w:styleId="52">
+  <w:style w:type="table" w:styleId="781">
     <w:name w:val="Grid Table 5 Dark - Accent 5"/>
-    <w:basedOn w:val="764"/>
+    <w:basedOn w:val="848"/>
     <w:uiPriority w:val="99"/>
     <w:pPr>
       <w:pBdr/>
@@ -9512,9 +9984,9 @@
       </w:tcPr>
     </w:tblStylePr>
   </w:style>
-  <w:style w:type="table" w:styleId="53">
+  <w:style w:type="table" w:styleId="782">
     <w:name w:val="Grid Table 5 Dark - Accent 6"/>
-    <w:basedOn w:val="764"/>
+    <w:basedOn w:val="848"/>
     <w:uiPriority w:val="99"/>
     <w:pPr>
       <w:pBdr/>
@@ -9740,9 +10212,9 @@
       </w:tcPr>
     </w:tblStylePr>
   </w:style>
-  <w:style w:type="table" w:styleId="55">
+  <w:style w:type="table" w:styleId="783">
     <w:name w:val="Grid Table 6 Colorful - Accent 1"/>
-    <w:basedOn w:val="764"/>
+    <w:basedOn w:val="848"/>
     <w:uiPriority w:val="99"/>
     <w:pPr>
       <w:pBdr/>
@@ -9970,9 +10442,9 @@
       </w:tcPr>
     </w:tblStylePr>
   </w:style>
-  <w:style w:type="table" w:styleId="56">
+  <w:style w:type="table" w:styleId="784">
     <w:name w:val="Grid Table 6 Colorful - Accent 2"/>
-    <w:basedOn w:val="764"/>
+    <w:basedOn w:val="848"/>
     <w:uiPriority w:val="99"/>
     <w:pPr>
       <w:pBdr/>
@@ -10200,9 +10672,9 @@
       </w:tcPr>
     </w:tblStylePr>
   </w:style>
-  <w:style w:type="table" w:styleId="57">
+  <w:style w:type="table" w:styleId="785">
     <w:name w:val="Grid Table 6 Colorful - Accent 3"/>
-    <w:basedOn w:val="764"/>
+    <w:basedOn w:val="848"/>
     <w:uiPriority w:val="99"/>
     <w:pPr>
       <w:pBdr/>
@@ -10430,9 +10902,9 @@
       </w:tcPr>
     </w:tblStylePr>
   </w:style>
-  <w:style w:type="table" w:styleId="58">
+  <w:style w:type="table" w:styleId="786">
     <w:name w:val="Grid Table 6 Colorful - Accent 4"/>
-    <w:basedOn w:val="764"/>
+    <w:basedOn w:val="848"/>
     <w:uiPriority w:val="99"/>
     <w:pPr>
       <w:pBdr/>
@@ -10660,9 +11132,9 @@
       </w:tcPr>
     </w:tblStylePr>
   </w:style>
-  <w:style w:type="table" w:styleId="59">
+  <w:style w:type="table" w:styleId="787">
     <w:name w:val="Grid Table 6 Colorful - Accent 5"/>
-    <w:basedOn w:val="764"/>
+    <w:basedOn w:val="848"/>
     <w:uiPriority w:val="99"/>
     <w:pPr>
       <w:pBdr/>
@@ -10890,9 +11362,9 @@
       </w:tcPr>
     </w:tblStylePr>
   </w:style>
-  <w:style w:type="table" w:styleId="60">
+  <w:style w:type="table" w:styleId="788">
     <w:name w:val="Grid Table 6 Colorful - Accent 6"/>
-    <w:basedOn w:val="764"/>
+    <w:basedOn w:val="848"/>
     <w:uiPriority w:val="99"/>
     <w:pPr>
       <w:pBdr/>
@@ -11120,9 +11592,9 @@
       </w:tcPr>
     </w:tblStylePr>
   </w:style>
-  <w:style w:type="table" w:styleId="62">
+  <w:style w:type="table" w:styleId="789">
     <w:name w:val="Grid Table 7 Colorful - Accent 1"/>
-    <w:basedOn w:val="764"/>
+    <w:basedOn w:val="848"/>
     <w:uiPriority w:val="99"/>
     <w:pPr>
       <w:pBdr/>
@@ -11224,11 +11696,11 @@
         <w:tblBorders/>
       </w:tblPr>
       <w:tcPr>
-        <w:shd w:color="ffffff"/>
+        <w:shd w:val="clear" w:color="ffffff"/>
         <w:tcBorders>
-          <w:top w:val="none"/>
-          <w:left w:val="none"/>
-          <w:bottom w:val="none"/>
+          <w:top w:val="none" w:color="000000" w:sz="4" w:space="0"/>
+          <w:left w:val="none" w:color="000000" w:sz="4" w:space="0"/>
+          <w:bottom w:val="none" w:color="000000" w:sz="4" w:space="0"/>
           <w:right w:val="single" w:color="000000" w:themeColor="accent1" w:themeTint="80" w:sz="4" w:space="0"/>
         </w:tcBorders>
       </w:tcPr>
@@ -11251,10 +11723,10 @@
       <w:tcPr>
         <w:shd w:val="clear" w:color="ffffff" w:themeColor="light1" w:fill="ffffff" w:themeFill="light1"/>
         <w:tcBorders>
-          <w:top w:val="none"/>
-          <w:left w:val="none"/>
+          <w:top w:val="none" w:color="000000" w:sz="4" w:space="0"/>
+          <w:left w:val="none" w:color="000000" w:sz="4" w:space="0"/>
           <w:bottom w:val="single" w:color="000000" w:themeColor="accent1" w:themeTint="80" w:sz="4" w:space="0"/>
-          <w:right w:val="none"/>
+          <w:right w:val="none" w:color="000000" w:sz="4" w:space="0"/>
         </w:tcBorders>
       </w:tcPr>
     </w:tblStylePr>
@@ -11274,12 +11746,12 @@
         <w:tblBorders/>
       </w:tblPr>
       <w:tcPr>
-        <w:shd w:color="ffffff"/>
+        <w:shd w:val="clear" w:color="ffffff"/>
         <w:tcBorders>
-          <w:top w:val="none"/>
+          <w:top w:val="none" w:color="000000" w:sz="4" w:space="0"/>
           <w:left w:val="single" w:color="000000" w:themeColor="accent1" w:themeTint="80" w:sz="4" w:space="0"/>
-          <w:bottom w:val="none"/>
-          <w:right w:val="none"/>
+          <w:bottom w:val="none" w:color="000000" w:sz="4" w:space="0"/>
+          <w:right w:val="none" w:color="000000" w:sz="4" w:space="0"/>
         </w:tcBorders>
       </w:tcPr>
     </w:tblStylePr>
@@ -11302,9 +11774,9 @@
         <w:shd w:val="clear" w:color="ffffff" w:themeColor="light1" w:fill="ffffff" w:themeFill="light1"/>
         <w:tcBorders>
           <w:top w:val="single" w:color="000000" w:themeColor="accent1" w:themeTint="80" w:sz="4" w:space="0"/>
-          <w:left w:val="none"/>
-          <w:bottom w:val="none"/>
-          <w:right w:val="none"/>
+          <w:left w:val="none" w:color="000000" w:sz="4" w:space="0"/>
+          <w:bottom w:val="none" w:color="000000" w:sz="4" w:space="0"/>
+          <w:right w:val="none" w:color="000000" w:sz="4" w:space="0"/>
         </w:tcBorders>
       </w:tcPr>
     </w:tblStylePr>
@@ -11374,9 +11846,9 @@
       </w:tcPr>
     </w:tblStylePr>
   </w:style>
-  <w:style w:type="table" w:styleId="63">
+  <w:style w:type="table" w:styleId="790">
     <w:name w:val="Grid Table 7 Colorful - Accent 2"/>
-    <w:basedOn w:val="764"/>
+    <w:basedOn w:val="848"/>
     <w:uiPriority w:val="99"/>
     <w:pPr>
       <w:pBdr/>
@@ -11478,11 +11950,11 @@
         <w:tblBorders/>
       </w:tblPr>
       <w:tcPr>
-        <w:shd w:color="ffffff"/>
+        <w:shd w:val="clear" w:color="ffffff"/>
         <w:tcBorders>
-          <w:top w:val="none"/>
-          <w:left w:val="none"/>
-          <w:bottom w:val="none"/>
+          <w:top w:val="none" w:color="000000" w:sz="4" w:space="0"/>
+          <w:left w:val="none" w:color="000000" w:sz="4" w:space="0"/>
+          <w:bottom w:val="none" w:color="000000" w:sz="4" w:space="0"/>
           <w:right w:val="single" w:color="000000" w:themeColor="accent2" w:themeTint="97" w:sz="4" w:space="0"/>
         </w:tcBorders>
       </w:tcPr>
@@ -11505,10 +11977,10 @@
       <w:tcPr>
         <w:shd w:val="clear" w:color="ffffff" w:themeColor="light1" w:fill="ffffff" w:themeFill="light1"/>
         <w:tcBorders>
-          <w:top w:val="none"/>
-          <w:left w:val="none"/>
+          <w:top w:val="none" w:color="000000" w:sz="4" w:space="0"/>
+          <w:left w:val="none" w:color="000000" w:sz="4" w:space="0"/>
           <w:bottom w:val="single" w:color="000000" w:themeColor="accent2" w:themeTint="97" w:sz="4" w:space="0"/>
-          <w:right w:val="none"/>
+          <w:right w:val="none" w:color="000000" w:sz="4" w:space="0"/>
         </w:tcBorders>
       </w:tcPr>
     </w:tblStylePr>
@@ -11528,12 +12000,12 @@
         <w:tblBorders/>
       </w:tblPr>
       <w:tcPr>
-        <w:shd w:color="ffffff"/>
+        <w:shd w:val="clear" w:color="ffffff"/>
         <w:tcBorders>
-          <w:top w:val="none"/>
+          <w:top w:val="none" w:color="000000" w:sz="4" w:space="0"/>
           <w:left w:val="single" w:color="000000" w:themeColor="accent2" w:themeTint="97" w:sz="4" w:space="0"/>
-          <w:bottom w:val="none"/>
-          <w:right w:val="none"/>
+          <w:bottom w:val="none" w:color="000000" w:sz="4" w:space="0"/>
+          <w:right w:val="none" w:color="000000" w:sz="4" w:space="0"/>
         </w:tcBorders>
       </w:tcPr>
     </w:tblStylePr>
@@ -11556,9 +12028,9 @@
         <w:shd w:val="clear" w:color="ffffff" w:themeColor="light1" w:fill="ffffff" w:themeFill="light1"/>
         <w:tcBorders>
           <w:top w:val="single" w:color="000000" w:themeColor="accent2" w:themeTint="97" w:sz="4" w:space="0"/>
-          <w:left w:val="none"/>
-          <w:bottom w:val="none"/>
-          <w:right w:val="none"/>
+          <w:left w:val="none" w:color="000000" w:sz="4" w:space="0"/>
+          <w:bottom w:val="none" w:color="000000" w:sz="4" w:space="0"/>
+          <w:right w:val="none" w:color="000000" w:sz="4" w:space="0"/>
         </w:tcBorders>
       </w:tcPr>
     </w:tblStylePr>
@@ -11628,9 +12100,9 @@
       </w:tcPr>
     </w:tblStylePr>
   </w:style>
-  <w:style w:type="table" w:styleId="64">
+  <w:style w:type="table" w:styleId="791">
     <w:name w:val="Grid Table 7 Colorful - Accent 3"/>
-    <w:basedOn w:val="764"/>
+    <w:basedOn w:val="848"/>
     <w:uiPriority w:val="99"/>
     <w:pPr>
       <w:pBdr/>
@@ -11732,11 +12204,11 @@
         <w:tblBorders/>
       </w:tblPr>
       <w:tcPr>
-        <w:shd w:color="ffffff"/>
+        <w:shd w:val="clear" w:color="ffffff"/>
         <w:tcBorders>
-          <w:top w:val="none"/>
-          <w:left w:val="none"/>
-          <w:bottom w:val="none"/>
+          <w:top w:val="none" w:color="000000" w:sz="4" w:space="0"/>
+          <w:left w:val="none" w:color="000000" w:sz="4" w:space="0"/>
+          <w:bottom w:val="none" w:color="000000" w:sz="4" w:space="0"/>
           <w:right w:val="single" w:color="000000" w:themeColor="accent3" w:themeTint="FE" w:sz="4" w:space="0"/>
         </w:tcBorders>
       </w:tcPr>
@@ -11759,10 +12231,10 @@
       <w:tcPr>
         <w:shd w:val="clear" w:color="ffffff" w:themeColor="light1" w:fill="ffffff" w:themeFill="light1"/>
         <w:tcBorders>
-          <w:top w:val="none"/>
-          <w:left w:val="none"/>
+          <w:top w:val="none" w:color="000000" w:sz="4" w:space="0"/>
+          <w:left w:val="none" w:color="000000" w:sz="4" w:space="0"/>
           <w:bottom w:val="single" w:color="000000" w:themeColor="accent3" w:themeTint="FE" w:sz="4" w:space="0"/>
-          <w:right w:val="none"/>
+          <w:right w:val="none" w:color="000000" w:sz="4" w:space="0"/>
         </w:tcBorders>
       </w:tcPr>
     </w:tblStylePr>
@@ -11782,12 +12254,12 @@
         <w:tblBorders/>
       </w:tblPr>
       <w:tcPr>
-        <w:shd w:color="ffffff"/>
+        <w:shd w:val="clear" w:color="ffffff"/>
         <w:tcBorders>
-          <w:top w:val="none"/>
+          <w:top w:val="none" w:color="000000" w:sz="4" w:space="0"/>
           <w:left w:val="single" w:color="000000" w:themeColor="accent3" w:themeTint="FE" w:sz="4" w:space="0"/>
-          <w:bottom w:val="none"/>
-          <w:right w:val="none"/>
+          <w:bottom w:val="none" w:color="000000" w:sz="4" w:space="0"/>
+          <w:right w:val="none" w:color="000000" w:sz="4" w:space="0"/>
         </w:tcBorders>
       </w:tcPr>
     </w:tblStylePr>
@@ -11810,9 +12282,9 @@
         <w:shd w:val="clear" w:color="ffffff" w:themeColor="light1" w:fill="ffffff" w:themeFill="light1"/>
         <w:tcBorders>
           <w:top w:val="single" w:color="000000" w:themeColor="accent3" w:themeTint="FE" w:sz="4" w:space="0"/>
-          <w:left w:val="none"/>
-          <w:bottom w:val="none"/>
-          <w:right w:val="none"/>
+          <w:left w:val="none" w:color="000000" w:sz="4" w:space="0"/>
+          <w:bottom w:val="none" w:color="000000" w:sz="4" w:space="0"/>
+          <w:right w:val="none" w:color="000000" w:sz="4" w:space="0"/>
         </w:tcBorders>
       </w:tcPr>
     </w:tblStylePr>
@@ -11882,9 +12354,9 @@
       </w:tcPr>
     </w:tblStylePr>
   </w:style>
-  <w:style w:type="table" w:styleId="65">
+  <w:style w:type="table" w:styleId="792">
     <w:name w:val="Grid Table 7 Colorful - Accent 4"/>
-    <w:basedOn w:val="764"/>
+    <w:basedOn w:val="848"/>
     <w:uiPriority w:val="99"/>
     <w:pPr>
       <w:pBdr/>
@@ -11986,11 +12458,11 @@
         <w:tblBorders/>
       </w:tblPr>
       <w:tcPr>
-        <w:shd w:color="ffffff"/>
+        <w:shd w:val="clear" w:color="ffffff"/>
         <w:tcBorders>
-          <w:top w:val="none"/>
-          <w:left w:val="none"/>
-          <w:bottom w:val="none"/>
+          <w:top w:val="none" w:color="000000" w:sz="4" w:space="0"/>
+          <w:left w:val="none" w:color="000000" w:sz="4" w:space="0"/>
+          <w:bottom w:val="none" w:color="000000" w:sz="4" w:space="0"/>
           <w:right w:val="single" w:color="000000" w:themeColor="accent4" w:themeTint="9A" w:sz="4" w:space="0"/>
         </w:tcBorders>
       </w:tcPr>
@@ -12013,10 +12485,10 @@
       <w:tcPr>
         <w:shd w:val="clear" w:color="ffffff" w:themeColor="light1" w:fill="ffffff" w:themeFill="light1"/>
         <w:tcBorders>
-          <w:top w:val="none"/>
-          <w:left w:val="none"/>
+          <w:top w:val="none" w:color="000000" w:sz="4" w:space="0"/>
+          <w:left w:val="none" w:color="000000" w:sz="4" w:space="0"/>
           <w:bottom w:val="single" w:color="000000" w:themeColor="accent4" w:themeTint="9A" w:sz="4" w:space="0"/>
-          <w:right w:val="none"/>
+          <w:right w:val="none" w:color="000000" w:sz="4" w:space="0"/>
         </w:tcBorders>
       </w:tcPr>
     </w:tblStylePr>
@@ -12036,12 +12508,12 @@
         <w:tblBorders/>
       </w:tblPr>
       <w:tcPr>
-        <w:shd w:color="ffffff"/>
+        <w:shd w:val="clear" w:color="ffffff"/>
         <w:tcBorders>
-          <w:top w:val="none"/>
+          <w:top w:val="none" w:color="000000" w:sz="4" w:space="0"/>
           <w:left w:val="single" w:color="000000" w:themeColor="accent4" w:themeTint="9A" w:sz="4" w:space="0"/>
-          <w:bottom w:val="none"/>
-          <w:right w:val="none"/>
+          <w:bottom w:val="none" w:color="000000" w:sz="4" w:space="0"/>
+          <w:right w:val="none" w:color="000000" w:sz="4" w:space="0"/>
         </w:tcBorders>
       </w:tcPr>
     </w:tblStylePr>
@@ -12064,9 +12536,9 @@
         <w:shd w:val="clear" w:color="ffffff" w:themeColor="light1" w:fill="ffffff" w:themeFill="light1"/>
         <w:tcBorders>
           <w:top w:val="single" w:color="000000" w:themeColor="accent4" w:themeTint="9A" w:sz="4" w:space="0"/>
-          <w:left w:val="none"/>
-          <w:bottom w:val="none"/>
-          <w:right w:val="none"/>
+          <w:left w:val="none" w:color="000000" w:sz="4" w:space="0"/>
+          <w:bottom w:val="none" w:color="000000" w:sz="4" w:space="0"/>
+          <w:right w:val="none" w:color="000000" w:sz="4" w:space="0"/>
         </w:tcBorders>
       </w:tcPr>
     </w:tblStylePr>
@@ -12136,9 +12608,9 @@
       </w:tcPr>
     </w:tblStylePr>
   </w:style>
-  <w:style w:type="table" w:styleId="66">
+  <w:style w:type="table" w:styleId="793">
     <w:name w:val="Grid Table 7 Colorful - Accent 5"/>
-    <w:basedOn w:val="764"/>
+    <w:basedOn w:val="848"/>
     <w:uiPriority w:val="99"/>
     <w:pPr>
       <w:pBdr/>
@@ -12240,11 +12712,11 @@
         <w:tblBorders/>
       </w:tblPr>
       <w:tcPr>
-        <w:shd w:color="ffffff"/>
+        <w:shd w:val="clear" w:color="ffffff"/>
         <w:tcBorders>
-          <w:top w:val="none"/>
-          <w:left w:val="none"/>
-          <w:bottom w:val="none"/>
+          <w:top w:val="none" w:color="000000" w:sz="4" w:space="0"/>
+          <w:left w:val="none" w:color="000000" w:sz="4" w:space="0"/>
+          <w:bottom w:val="none" w:color="000000" w:sz="4" w:space="0"/>
           <w:right w:val="single" w:color="000000" w:themeColor="accent5" w:themeTint="90" w:sz="4" w:space="0"/>
         </w:tcBorders>
       </w:tcPr>
@@ -12267,10 +12739,10 @@
       <w:tcPr>
         <w:shd w:val="clear" w:color="ffffff" w:themeColor="light1" w:fill="ffffff" w:themeFill="light1"/>
         <w:tcBorders>
-          <w:top w:val="none"/>
-          <w:left w:val="none"/>
+          <w:top w:val="none" w:color="000000" w:sz="4" w:space="0"/>
+          <w:left w:val="none" w:color="000000" w:sz="4" w:space="0"/>
           <w:bottom w:val="single" w:color="000000" w:themeColor="accent5" w:themeTint="90" w:sz="4" w:space="0"/>
-          <w:right w:val="none"/>
+          <w:right w:val="none" w:color="000000" w:sz="4" w:space="0"/>
         </w:tcBorders>
       </w:tcPr>
     </w:tblStylePr>
@@ -12290,12 +12762,12 @@
         <w:tblBorders/>
       </w:tblPr>
       <w:tcPr>
-        <w:shd w:color="ffffff"/>
+        <w:shd w:val="clear" w:color="ffffff"/>
         <w:tcBorders>
-          <w:top w:val="none"/>
+          <w:top w:val="none" w:color="000000" w:sz="4" w:space="0"/>
           <w:left w:val="single" w:color="000000" w:themeColor="accent5" w:themeTint="90" w:sz="4" w:space="0"/>
-          <w:bottom w:val="none"/>
-          <w:right w:val="none"/>
+          <w:bottom w:val="none" w:color="000000" w:sz="4" w:space="0"/>
+          <w:right w:val="none" w:color="000000" w:sz="4" w:space="0"/>
         </w:tcBorders>
       </w:tcPr>
     </w:tblStylePr>
@@ -12318,9 +12790,9 @@
         <w:shd w:val="clear" w:color="ffffff" w:themeColor="light1" w:fill="ffffff" w:themeFill="light1"/>
         <w:tcBorders>
           <w:top w:val="single" w:color="000000" w:themeColor="accent5" w:themeTint="90" w:sz="4" w:space="0"/>
-          <w:left w:val="none"/>
-          <w:bottom w:val="none"/>
-          <w:right w:val="none"/>
+          <w:left w:val="none" w:color="000000" w:sz="4" w:space="0"/>
+          <w:bottom w:val="none" w:color="000000" w:sz="4" w:space="0"/>
+          <w:right w:val="none" w:color="000000" w:sz="4" w:space="0"/>
         </w:tcBorders>
       </w:tcPr>
     </w:tblStylePr>
@@ -12390,9 +12862,9 @@
       </w:tcPr>
     </w:tblStylePr>
   </w:style>
-  <w:style w:type="table" w:styleId="67">
+  <w:style w:type="table" w:styleId="794">
     <w:name w:val="Grid Table 7 Colorful - Accent 6"/>
-    <w:basedOn w:val="764"/>
+    <w:basedOn w:val="848"/>
     <w:uiPriority w:val="99"/>
     <w:pPr>
       <w:pBdr/>
@@ -12494,11 +12966,11 @@
         <w:tblBorders/>
       </w:tblPr>
       <w:tcPr>
-        <w:shd w:color="ffffff"/>
+        <w:shd w:val="clear" w:color="ffffff"/>
         <w:tcBorders>
-          <w:top w:val="none"/>
-          <w:left w:val="none"/>
-          <w:bottom w:val="none"/>
+          <w:top w:val="none" w:color="000000" w:sz="4" w:space="0"/>
+          <w:left w:val="none" w:color="000000" w:sz="4" w:space="0"/>
+          <w:bottom w:val="none" w:color="000000" w:sz="4" w:space="0"/>
           <w:right w:val="single" w:color="000000" w:themeColor="accent6" w:themeTint="90" w:sz="4" w:space="0"/>
         </w:tcBorders>
       </w:tcPr>
@@ -12521,10 +12993,10 @@
       <w:tcPr>
         <w:shd w:val="clear" w:color="ffffff" w:themeColor="light1" w:fill="ffffff" w:themeFill="light1"/>
         <w:tcBorders>
-          <w:top w:val="none"/>
-          <w:left w:val="none"/>
+          <w:top w:val="none" w:color="000000" w:sz="4" w:space="0"/>
+          <w:left w:val="none" w:color="000000" w:sz="4" w:space="0"/>
           <w:bottom w:val="single" w:color="000000" w:themeColor="accent6" w:themeTint="90" w:sz="4" w:space="0"/>
-          <w:right w:val="none"/>
+          <w:right w:val="none" w:color="000000" w:sz="4" w:space="0"/>
         </w:tcBorders>
       </w:tcPr>
     </w:tblStylePr>
@@ -12544,12 +13016,12 @@
         <w:tblBorders/>
       </w:tblPr>
       <w:tcPr>
-        <w:shd w:color="ffffff"/>
+        <w:shd w:val="clear" w:color="ffffff"/>
         <w:tcBorders>
-          <w:top w:val="none"/>
+          <w:top w:val="none" w:color="000000" w:sz="4" w:space="0"/>
           <w:left w:val="single" w:color="000000" w:themeColor="accent6" w:themeTint="90" w:sz="4" w:space="0"/>
-          <w:bottom w:val="none"/>
-          <w:right w:val="none"/>
+          <w:bottom w:val="none" w:color="000000" w:sz="4" w:space="0"/>
+          <w:right w:val="none" w:color="000000" w:sz="4" w:space="0"/>
         </w:tcBorders>
       </w:tcPr>
     </w:tblStylePr>
@@ -12572,9 +13044,9 @@
         <w:shd w:val="clear" w:color="ffffff" w:themeColor="light1" w:fill="ffffff" w:themeFill="light1"/>
         <w:tcBorders>
           <w:top w:val="single" w:color="000000" w:themeColor="accent6" w:themeTint="90" w:sz="4" w:space="0"/>
-          <w:left w:val="none"/>
-          <w:bottom w:val="none"/>
-          <w:right w:val="none"/>
+          <w:left w:val="none" w:color="000000" w:sz="4" w:space="0"/>
+          <w:bottom w:val="none" w:color="000000" w:sz="4" w:space="0"/>
+          <w:right w:val="none" w:color="000000" w:sz="4" w:space="0"/>
         </w:tcBorders>
       </w:tcPr>
     </w:tblStylePr>
@@ -12644,9 +13116,9 @@
       </w:tcPr>
     </w:tblStylePr>
   </w:style>
-  <w:style w:type="table" w:styleId="69">
+  <w:style w:type="table" w:styleId="795">
     <w:name w:val="List Table 1 Light - Accent 1"/>
-    <w:basedOn w:val="764"/>
+    <w:basedOn w:val="848"/>
     <w:uiPriority w:val="99"/>
     <w:pPr>
       <w:pBdr/>
@@ -12860,9 +13332,9 @@
       </w:tcPr>
     </w:tblStylePr>
   </w:style>
-  <w:style w:type="table" w:styleId="70">
+  <w:style w:type="table" w:styleId="796">
     <w:name w:val="List Table 1 Light - Accent 2"/>
-    <w:basedOn w:val="764"/>
+    <w:basedOn w:val="848"/>
     <w:uiPriority w:val="99"/>
     <w:pPr>
       <w:pBdr/>
@@ -13076,9 +13548,9 @@
       </w:tcPr>
     </w:tblStylePr>
   </w:style>
-  <w:style w:type="table" w:styleId="71">
+  <w:style w:type="table" w:styleId="797">
     <w:name w:val="List Table 1 Light - Accent 3"/>
-    <w:basedOn w:val="764"/>
+    <w:basedOn w:val="848"/>
     <w:uiPriority w:val="99"/>
     <w:pPr>
       <w:pBdr/>
@@ -13292,9 +13764,9 @@
       </w:tcPr>
     </w:tblStylePr>
   </w:style>
-  <w:style w:type="table" w:styleId="72">
+  <w:style w:type="table" w:styleId="798">
     <w:name w:val="List Table 1 Light - Accent 4"/>
-    <w:basedOn w:val="764"/>
+    <w:basedOn w:val="848"/>
     <w:uiPriority w:val="99"/>
     <w:pPr>
       <w:pBdr/>
@@ -13508,9 +13980,9 @@
       </w:tcPr>
     </w:tblStylePr>
   </w:style>
-  <w:style w:type="table" w:styleId="73">
+  <w:style w:type="table" w:styleId="799">
     <w:name w:val="List Table 1 Light - Accent 5"/>
-    <w:basedOn w:val="764"/>
+    <w:basedOn w:val="848"/>
     <w:uiPriority w:val="99"/>
     <w:pPr>
       <w:pBdr/>
@@ -13724,9 +14196,9 @@
       </w:tcPr>
     </w:tblStylePr>
   </w:style>
-  <w:style w:type="table" w:styleId="74">
+  <w:style w:type="table" w:styleId="800">
     <w:name w:val="List Table 1 Light - Accent 6"/>
-    <w:basedOn w:val="764"/>
+    <w:basedOn w:val="848"/>
     <w:uiPriority w:val="99"/>
     <w:pPr>
       <w:pBdr/>
@@ -13940,9 +14412,9 @@
       </w:tcPr>
     </w:tblStylePr>
   </w:style>
-  <w:style w:type="table" w:styleId="76">
+  <w:style w:type="table" w:styleId="801">
     <w:name w:val="List Table 2 - Accent 1"/>
-    <w:basedOn w:val="764"/>
+    <w:basedOn w:val="848"/>
     <w:uiPriority w:val="99"/>
     <w:pPr>
       <w:pBdr/>
@@ -14178,9 +14650,9 @@
       </w:tcPr>
     </w:tblStylePr>
   </w:style>
-  <w:style w:type="table" w:styleId="77">
+  <w:style w:type="table" w:styleId="802">
     <w:name w:val="List Table 2 - Accent 2"/>
-    <w:basedOn w:val="764"/>
+    <w:basedOn w:val="848"/>
     <w:uiPriority w:val="99"/>
     <w:pPr>
       <w:pBdr/>
@@ -14416,9 +14888,9 @@
       </w:tcPr>
     </w:tblStylePr>
   </w:style>
-  <w:style w:type="table" w:styleId="78">
+  <w:style w:type="table" w:styleId="803">
     <w:name w:val="List Table 2 - Accent 3"/>
-    <w:basedOn w:val="764"/>
+    <w:basedOn w:val="848"/>
     <w:uiPriority w:val="99"/>
     <w:pPr>
       <w:pBdr/>
@@ -14654,9 +15126,9 @@
       </w:tcPr>
     </w:tblStylePr>
   </w:style>
-  <w:style w:type="table" w:styleId="79">
+  <w:style w:type="table" w:styleId="804">
     <w:name w:val="List Table 2 - Accent 4"/>
-    <w:basedOn w:val="764"/>
+    <w:basedOn w:val="848"/>
     <w:uiPriority w:val="99"/>
     <w:pPr>
       <w:pBdr/>
@@ -14892,9 +15364,9 @@
       </w:tcPr>
     </w:tblStylePr>
   </w:style>
-  <w:style w:type="table" w:styleId="80">
+  <w:style w:type="table" w:styleId="805">
     <w:name w:val="List Table 2 - Accent 5"/>
-    <w:basedOn w:val="764"/>
+    <w:basedOn w:val="848"/>
     <w:uiPriority w:val="99"/>
     <w:pPr>
       <w:pBdr/>
@@ -15130,9 +15602,9 @@
       </w:tcPr>
     </w:tblStylePr>
   </w:style>
-  <w:style w:type="table" w:styleId="81">
+  <w:style w:type="table" w:styleId="806">
     <w:name w:val="List Table 2 - Accent 6"/>
-    <w:basedOn w:val="764"/>
+    <w:basedOn w:val="848"/>
     <w:uiPriority w:val="99"/>
     <w:pPr>
       <w:pBdr/>
@@ -15368,9 +15840,9 @@
       </w:tcPr>
     </w:tblStylePr>
   </w:style>
-  <w:style w:type="table" w:styleId="83">
+  <w:style w:type="table" w:styleId="807">
     <w:name w:val="List Table 3 - Accent 1"/>
-    <w:basedOn w:val="764"/>
+    <w:basedOn w:val="848"/>
     <w:uiPriority w:val="99"/>
     <w:pPr>
       <w:pBdr/>
@@ -15596,9 +16068,9 @@
       </w:tcPr>
     </w:tblStylePr>
   </w:style>
-  <w:style w:type="table" w:styleId="84">
+  <w:style w:type="table" w:styleId="808">
     <w:name w:val="List Table 3 - Accent 2"/>
-    <w:basedOn w:val="764"/>
+    <w:basedOn w:val="848"/>
     <w:uiPriority w:val="99"/>
     <w:pPr>
       <w:pBdr/>
@@ -15824,9 +16296,9 @@
       </w:tcPr>
     </w:tblStylePr>
   </w:style>
-  <w:style w:type="table" w:styleId="85">
+  <w:style w:type="table" w:styleId="809">
     <w:name w:val="List Table 3 - Accent 3"/>
-    <w:basedOn w:val="764"/>
+    <w:basedOn w:val="848"/>
     <w:uiPriority w:val="99"/>
     <w:pPr>
       <w:pBdr/>
@@ -16052,9 +16524,9 @@
       </w:tcPr>
     </w:tblStylePr>
   </w:style>
-  <w:style w:type="table" w:styleId="86">
+  <w:style w:type="table" w:styleId="810">
     <w:name w:val="List Table 3 - Accent 4"/>
-    <w:basedOn w:val="764"/>
+    <w:basedOn w:val="848"/>
     <w:uiPriority w:val="99"/>
     <w:pPr>
       <w:pBdr/>
@@ -16280,9 +16752,9 @@
       </w:tcPr>
     </w:tblStylePr>
   </w:style>
-  <w:style w:type="table" w:styleId="87">
+  <w:style w:type="table" w:styleId="811">
     <w:name w:val="List Table 3 - Accent 5"/>
-    <w:basedOn w:val="764"/>
+    <w:basedOn w:val="848"/>
     <w:uiPriority w:val="99"/>
     <w:pPr>
       <w:pBdr/>
@@ -16508,9 +16980,9 @@
       </w:tcPr>
     </w:tblStylePr>
   </w:style>
-  <w:style w:type="table" w:styleId="88">
+  <w:style w:type="table" w:styleId="812">
     <w:name w:val="List Table 3 - Accent 6"/>
-    <w:basedOn w:val="764"/>
+    <w:basedOn w:val="848"/>
     <w:uiPriority w:val="99"/>
     <w:pPr>
       <w:pBdr/>
@@ -16736,9 +17208,9 @@
       </w:tcPr>
     </w:tblStylePr>
   </w:style>
-  <w:style w:type="table" w:styleId="90">
+  <w:style w:type="table" w:styleId="813">
     <w:name w:val="List Table 4 - Accent 1"/>
-    <w:basedOn w:val="764"/>
+    <w:basedOn w:val="848"/>
     <w:uiPriority w:val="99"/>
     <w:pPr>
       <w:pBdr/>
@@ -16961,9 +17433,9 @@
       </w:tcPr>
     </w:tblStylePr>
   </w:style>
-  <w:style w:type="table" w:styleId="91">
+  <w:style w:type="table" w:styleId="814">
     <w:name w:val="List Table 4 - Accent 2"/>
-    <w:basedOn w:val="764"/>
+    <w:basedOn w:val="848"/>
     <w:uiPriority w:val="99"/>
     <w:pPr>
       <w:pBdr/>
@@ -17186,9 +17658,9 @@
       </w:tcPr>
     </w:tblStylePr>
   </w:style>
-  <w:style w:type="table" w:styleId="92">
+  <w:style w:type="table" w:styleId="815">
     <w:name w:val="List Table 4 - Accent 3"/>
-    <w:basedOn w:val="764"/>
+    <w:basedOn w:val="848"/>
     <w:uiPriority w:val="99"/>
     <w:pPr>
       <w:pBdr/>
@@ -17411,9 +17883,9 @@
       </w:tcPr>
     </w:tblStylePr>
   </w:style>
-  <w:style w:type="table" w:styleId="93">
+  <w:style w:type="table" w:styleId="816">
     <w:name w:val="List Table 4 - Accent 4"/>
-    <w:basedOn w:val="764"/>
+    <w:basedOn w:val="848"/>
     <w:uiPriority w:val="99"/>
     <w:pPr>
       <w:pBdr/>
@@ -17636,9 +18108,9 @@
       </w:tcPr>
     </w:tblStylePr>
   </w:style>
-  <w:style w:type="table" w:styleId="94">
+  <w:style w:type="table" w:styleId="817">
     <w:name w:val="List Table 4 - Accent 5"/>
-    <w:basedOn w:val="764"/>
+    <w:basedOn w:val="848"/>
     <w:uiPriority w:val="99"/>
     <w:pPr>
       <w:pBdr/>
@@ -17861,9 +18333,9 @@
       </w:tcPr>
     </w:tblStylePr>
   </w:style>
-  <w:style w:type="table" w:styleId="95">
+  <w:style w:type="table" w:styleId="818">
     <w:name w:val="List Table 4 - Accent 6"/>
-    <w:basedOn w:val="764"/>
+    <w:basedOn w:val="848"/>
     <w:uiPriority w:val="99"/>
     <w:pPr>
       <w:pBdr/>
@@ -18086,9 +18558,9 @@
       </w:tcPr>
     </w:tblStylePr>
   </w:style>
-  <w:style w:type="table" w:styleId="97">
+  <w:style w:type="table" w:styleId="819">
     <w:name w:val="List Table 5 Dark - Accent 1"/>
-    <w:basedOn w:val="764"/>
+    <w:basedOn w:val="848"/>
     <w:uiPriority w:val="99"/>
     <w:pPr>
       <w:pBdr/>
@@ -18328,9 +18800,9 @@
       </w:tcPr>
     </w:tblStylePr>
   </w:style>
-  <w:style w:type="table" w:styleId="98">
+  <w:style w:type="table" w:styleId="820">
     <w:name w:val="List Table 5 Dark - Accent 2"/>
-    <w:basedOn w:val="764"/>
+    <w:basedOn w:val="848"/>
     <w:uiPriority w:val="99"/>
     <w:pPr>
       <w:pBdr/>
@@ -18570,9 +19042,9 @@
       </w:tcPr>
     </w:tblStylePr>
   </w:style>
-  <w:style w:type="table" w:styleId="99">
+  <w:style w:type="table" w:styleId="821">
     <w:name w:val="List Table 5 Dark - Accent 3"/>
-    <w:basedOn w:val="764"/>
+    <w:basedOn w:val="848"/>
     <w:uiPriority w:val="99"/>
     <w:pPr>
       <w:pBdr/>
@@ -18812,9 +19284,9 @@
       </w:tcPr>
     </w:tblStylePr>
   </w:style>
-  <w:style w:type="table" w:styleId="100">
+  <w:style w:type="table" w:styleId="822">
     <w:name w:val="List Table 5 Dark - Accent 4"/>
-    <w:basedOn w:val="764"/>
+    <w:basedOn w:val="848"/>
     <w:uiPriority w:val="99"/>
     <w:pPr>
       <w:pBdr/>
@@ -19054,9 +19526,9 @@
       </w:tcPr>
     </w:tblStylePr>
   </w:style>
-  <w:style w:type="table" w:styleId="101">
+  <w:style w:type="table" w:styleId="823">
     <w:name w:val="List Table 5 Dark - Accent 5"/>
-    <w:basedOn w:val="764"/>
+    <w:basedOn w:val="848"/>
     <w:uiPriority w:val="99"/>
     <w:pPr>
       <w:pBdr/>
@@ -19296,9 +19768,9 @@
       </w:tcPr>
     </w:tblStylePr>
   </w:style>
-  <w:style w:type="table" w:styleId="102">
+  <w:style w:type="table" w:styleId="824">
     <w:name w:val="List Table 5 Dark - Accent 6"/>
-    <w:basedOn w:val="764"/>
+    <w:basedOn w:val="848"/>
     <w:uiPriority w:val="99"/>
     <w:pPr>
       <w:pBdr/>
@@ -19538,9 +20010,9 @@
       </w:tcPr>
     </w:tblStylePr>
   </w:style>
-  <w:style w:type="table" w:styleId="104">
+  <w:style w:type="table" w:styleId="825">
     <w:name w:val="List Table 6 Colorful - Accent 1"/>
-    <w:basedOn w:val="764"/>
+    <w:basedOn w:val="848"/>
     <w:uiPriority w:val="99"/>
     <w:pPr>
       <w:pBdr/>
@@ -19761,9 +20233,9 @@
       </w:tcPr>
     </w:tblStylePr>
   </w:style>
-  <w:style w:type="table" w:styleId="105">
+  <w:style w:type="table" w:styleId="826">
     <w:name w:val="List Table 6 Colorful - Accent 2"/>
-    <w:basedOn w:val="764"/>
+    <w:basedOn w:val="848"/>
     <w:uiPriority w:val="99"/>
     <w:pPr>
       <w:pBdr/>
@@ -19984,9 +20456,9 @@
       </w:tcPr>
     </w:tblStylePr>
   </w:style>
-  <w:style w:type="table" w:styleId="106">
+  <w:style w:type="table" w:styleId="827">
     <w:name w:val="List Table 6 Colorful - Accent 3"/>
-    <w:basedOn w:val="764"/>
+    <w:basedOn w:val="848"/>
     <w:uiPriority w:val="99"/>
     <w:pPr>
       <w:pBdr/>
@@ -20207,9 +20679,9 @@
       </w:tcPr>
     </w:tblStylePr>
   </w:style>
-  <w:style w:type="table" w:styleId="107">
+  <w:style w:type="table" w:styleId="828">
     <w:name w:val="List Table 6 Colorful - Accent 4"/>
-    <w:basedOn w:val="764"/>
+    <w:basedOn w:val="848"/>
     <w:uiPriority w:val="99"/>
     <w:pPr>
       <w:pBdr/>
@@ -20430,9 +20902,9 @@
       </w:tcPr>
     </w:tblStylePr>
   </w:style>
-  <w:style w:type="table" w:styleId="108">
+  <w:style w:type="table" w:styleId="829">
     <w:name w:val="List Table 6 Colorful - Accent 5"/>
-    <w:basedOn w:val="764"/>
+    <w:basedOn w:val="848"/>
     <w:uiPriority w:val="99"/>
     <w:pPr>
       <w:pBdr/>
@@ -20653,9 +21125,9 @@
       </w:tcPr>
     </w:tblStylePr>
   </w:style>
-  <w:style w:type="table" w:styleId="109">
+  <w:style w:type="table" w:styleId="830">
     <w:name w:val="List Table 6 Colorful - Accent 6"/>
-    <w:basedOn w:val="764"/>
+    <w:basedOn w:val="848"/>
     <w:uiPriority w:val="99"/>
     <w:pPr>
       <w:pBdr/>
@@ -20876,9 +21348,9 @@
       </w:tcPr>
     </w:tblStylePr>
   </w:style>
-  <w:style w:type="table" w:styleId="111">
+  <w:style w:type="table" w:styleId="831">
     <w:name w:val="List Table 7 Colorful - Accent 1"/>
-    <w:basedOn w:val="764"/>
+    <w:basedOn w:val="848"/>
     <w:uiPriority w:val="99"/>
     <w:pPr>
       <w:pBdr/>
@@ -20977,11 +21449,11 @@
         <w:tblBorders/>
       </w:tblPr>
       <w:tcPr>
-        <w:shd w:color="ffffff"/>
+        <w:shd w:val="clear" w:color="ffffff"/>
         <w:tcBorders>
-          <w:top w:val="none"/>
-          <w:left w:val="none"/>
-          <w:bottom w:val="none"/>
+          <w:top w:val="none" w:color="000000" w:sz="4" w:space="0"/>
+          <w:left w:val="none" w:color="000000" w:sz="4" w:space="0"/>
+          <w:bottom w:val="none" w:color="000000" w:sz="4" w:space="0"/>
           <w:right w:val="single" w:color="000000" w:themeColor="accent1" w:sz="4" w:space="0"/>
         </w:tcBorders>
       </w:tcPr>
@@ -21004,10 +21476,10 @@
       <w:tcPr>
         <w:shd w:val="clear" w:color="ffffff" w:themeColor="light1" w:fill="ffffff" w:themeFill="light1"/>
         <w:tcBorders>
-          <w:top w:val="none"/>
-          <w:left w:val="none"/>
+          <w:top w:val="none" w:color="000000" w:sz="4" w:space="0"/>
+          <w:left w:val="none" w:color="000000" w:sz="4" w:space="0"/>
           <w:bottom w:val="single" w:color="000000" w:themeColor="accent1" w:sz="4" w:space="0"/>
-          <w:right w:val="none"/>
+          <w:right w:val="none" w:color="000000" w:sz="4" w:space="0"/>
         </w:tcBorders>
       </w:tcPr>
     </w:tblStylePr>
@@ -21027,12 +21499,12 @@
         <w:tblBorders/>
       </w:tblPr>
       <w:tcPr>
-        <w:shd w:color="ffffff"/>
+        <w:shd w:val="clear" w:color="ffffff"/>
         <w:tcBorders>
-          <w:top w:val="none"/>
+          <w:top w:val="none" w:color="000000" w:sz="4" w:space="0"/>
           <w:left w:val="single" w:color="000000" w:themeColor="accent1" w:sz="4" w:space="0"/>
-          <w:bottom w:val="none"/>
-          <w:right w:val="none"/>
+          <w:bottom w:val="none" w:color="000000" w:sz="4" w:space="0"/>
+          <w:right w:val="none" w:color="000000" w:sz="4" w:space="0"/>
         </w:tcBorders>
       </w:tcPr>
     </w:tblStylePr>
@@ -21055,9 +21527,9 @@
         <w:shd w:val="clear" w:color="ffffff" w:themeColor="light1" w:fill="ffffff" w:themeFill="light1"/>
         <w:tcBorders>
           <w:top w:val="single" w:color="000000" w:themeColor="accent1" w:sz="4" w:space="0"/>
-          <w:left w:val="none"/>
-          <w:bottom w:val="none"/>
-          <w:right w:val="none"/>
+          <w:left w:val="none" w:color="000000" w:sz="4" w:space="0"/>
+          <w:bottom w:val="none" w:color="000000" w:sz="4" w:space="0"/>
+          <w:right w:val="none" w:color="000000" w:sz="4" w:space="0"/>
         </w:tcBorders>
       </w:tcPr>
     </w:tblStylePr>
@@ -21132,9 +21604,9 @@
       </w:tcPr>
     </w:tblStylePr>
   </w:style>
-  <w:style w:type="table" w:styleId="112">
+  <w:style w:type="table" w:styleId="832">
     <w:name w:val="List Table 7 Colorful - Accent 2"/>
-    <w:basedOn w:val="764"/>
+    <w:basedOn w:val="848"/>
     <w:uiPriority w:val="99"/>
     <w:pPr>
       <w:pBdr/>
@@ -21233,11 +21705,11 @@
         <w:tblBorders/>
       </w:tblPr>
       <w:tcPr>
-        <w:shd w:color="ffffff"/>
+        <w:shd w:val="clear" w:color="ffffff"/>
         <w:tcBorders>
-          <w:top w:val="none"/>
-          <w:left w:val="none"/>
-          <w:bottom w:val="none"/>
+          <w:top w:val="none" w:color="000000" w:sz="4" w:space="0"/>
+          <w:left w:val="none" w:color="000000" w:sz="4" w:space="0"/>
+          <w:bottom w:val="none" w:color="000000" w:sz="4" w:space="0"/>
           <w:right w:val="single" w:color="000000" w:themeColor="accent2" w:themeTint="97" w:sz="4" w:space="0"/>
         </w:tcBorders>
       </w:tcPr>
@@ -21260,10 +21732,10 @@
       <w:tcPr>
         <w:shd w:val="clear" w:color="ffffff" w:themeColor="light1" w:fill="ffffff" w:themeFill="light1"/>
         <w:tcBorders>
-          <w:top w:val="none"/>
-          <w:left w:val="none"/>
+          <w:top w:val="none" w:color="000000" w:sz="4" w:space="0"/>
+          <w:left w:val="none" w:color="000000" w:sz="4" w:space="0"/>
           <w:bottom w:val="single" w:color="000000" w:themeColor="accent2" w:themeTint="97" w:sz="4" w:space="0"/>
-          <w:right w:val="none"/>
+          <w:right w:val="none" w:color="000000" w:sz="4" w:space="0"/>
         </w:tcBorders>
       </w:tcPr>
     </w:tblStylePr>
@@ -21283,12 +21755,12 @@
         <w:tblBorders/>
       </w:tblPr>
       <w:tcPr>
-        <w:shd w:color="ffffff"/>
+        <w:shd w:val="clear" w:color="ffffff"/>
         <w:tcBorders>
-          <w:top w:val="none"/>
+          <w:top w:val="none" w:color="000000" w:sz="4" w:space="0"/>
           <w:left w:val="single" w:color="000000" w:themeColor="accent2" w:themeTint="97" w:sz="4" w:space="0"/>
-          <w:bottom w:val="none"/>
-          <w:right w:val="none"/>
+          <w:bottom w:val="none" w:color="000000" w:sz="4" w:space="0"/>
+          <w:right w:val="none" w:color="000000" w:sz="4" w:space="0"/>
         </w:tcBorders>
       </w:tcPr>
     </w:tblStylePr>
@@ -21311,9 +21783,9 @@
         <w:shd w:val="clear" w:color="ffffff" w:themeColor="light1" w:fill="ffffff" w:themeFill="light1"/>
         <w:tcBorders>
           <w:top w:val="single" w:color="000000" w:themeColor="accent2" w:themeTint="97" w:sz="4" w:space="0"/>
-          <w:left w:val="none"/>
-          <w:bottom w:val="none"/>
-          <w:right w:val="none"/>
+          <w:left w:val="none" w:color="000000" w:sz="4" w:space="0"/>
+          <w:bottom w:val="none" w:color="000000" w:sz="4" w:space="0"/>
+          <w:right w:val="none" w:color="000000" w:sz="4" w:space="0"/>
         </w:tcBorders>
       </w:tcPr>
     </w:tblStylePr>
@@ -21388,9 +21860,9 @@
       </w:tcPr>
     </w:tblStylePr>
   </w:style>
-  <w:style w:type="table" w:styleId="113">
+  <w:style w:type="table" w:styleId="833">
     <w:name w:val="List Table 7 Colorful - Accent 3"/>
-    <w:basedOn w:val="764"/>
+    <w:basedOn w:val="848"/>
     <w:uiPriority w:val="99"/>
     <w:pPr>
       <w:pBdr/>
@@ -21489,11 +21961,11 @@
         <w:tblBorders/>
       </w:tblPr>
       <w:tcPr>
-        <w:shd w:color="ffffff"/>
+        <w:shd w:val="clear" w:color="ffffff"/>
         <w:tcBorders>
-          <w:top w:val="none"/>
-          <w:left w:val="none"/>
-          <w:bottom w:val="none"/>
+          <w:top w:val="none" w:color="000000" w:sz="4" w:space="0"/>
+          <w:left w:val="none" w:color="000000" w:sz="4" w:space="0"/>
+          <w:bottom w:val="none" w:color="000000" w:sz="4" w:space="0"/>
           <w:right w:val="single" w:color="000000" w:themeColor="accent3" w:themeTint="98" w:sz="4" w:space="0"/>
         </w:tcBorders>
       </w:tcPr>
@@ -21516,10 +21988,10 @@
       <w:tcPr>
         <w:shd w:val="clear" w:color="ffffff" w:themeColor="light1" w:fill="ffffff" w:themeFill="light1"/>
         <w:tcBorders>
-          <w:top w:val="none"/>
-          <w:left w:val="none"/>
+          <w:top w:val="none" w:color="000000" w:sz="4" w:space="0"/>
+          <w:left w:val="none" w:color="000000" w:sz="4" w:space="0"/>
           <w:bottom w:val="single" w:color="000000" w:themeColor="accent3" w:themeTint="98" w:sz="4" w:space="0"/>
-          <w:right w:val="none"/>
+          <w:right w:val="none" w:color="000000" w:sz="4" w:space="0"/>
         </w:tcBorders>
       </w:tcPr>
     </w:tblStylePr>
@@ -21539,12 +22011,12 @@
         <w:tblBorders/>
       </w:tblPr>
       <w:tcPr>
-        <w:shd w:color="ffffff"/>
+        <w:shd w:val="clear" w:color="ffffff"/>
         <w:tcBorders>
-          <w:top w:val="none"/>
+          <w:top w:val="none" w:color="000000" w:sz="4" w:space="0"/>
           <w:left w:val="single" w:color="000000" w:themeColor="accent3" w:themeTint="98" w:sz="4" w:space="0"/>
-          <w:bottom w:val="none"/>
-          <w:right w:val="none"/>
+          <w:bottom w:val="none" w:color="000000" w:sz="4" w:space="0"/>
+          <w:right w:val="none" w:color="000000" w:sz="4" w:space="0"/>
         </w:tcBorders>
       </w:tcPr>
     </w:tblStylePr>
@@ -21567,9 +22039,9 @@
         <w:shd w:val="clear" w:color="ffffff" w:themeColor="light1" w:fill="ffffff" w:themeFill="light1"/>
         <w:tcBorders>
           <w:top w:val="single" w:color="000000" w:themeColor="accent3" w:themeTint="98" w:sz="4" w:space="0"/>
-          <w:left w:val="none"/>
-          <w:bottom w:val="none"/>
-          <w:right w:val="none"/>
+          <w:left w:val="none" w:color="000000" w:sz="4" w:space="0"/>
+          <w:bottom w:val="none" w:color="000000" w:sz="4" w:space="0"/>
+          <w:right w:val="none" w:color="000000" w:sz="4" w:space="0"/>
         </w:tcBorders>
       </w:tcPr>
     </w:tblStylePr>
@@ -21644,9 +22116,9 @@
       </w:tcPr>
     </w:tblStylePr>
   </w:style>
-  <w:style w:type="table" w:styleId="114">
+  <w:style w:type="table" w:styleId="834">
     <w:name w:val="List Table 7 Colorful - Accent 4"/>
-    <w:basedOn w:val="764"/>
+    <w:basedOn w:val="848"/>
     <w:uiPriority w:val="99"/>
     <w:pPr>
       <w:pBdr/>
@@ -21745,11 +22217,11 @@
         <w:tblBorders/>
       </w:tblPr>
       <w:tcPr>
-        <w:shd w:color="ffffff"/>
+        <w:shd w:val="clear" w:color="ffffff"/>
         <w:tcBorders>
-          <w:top w:val="none"/>
-          <w:left w:val="none"/>
-          <w:bottom w:val="none"/>
+          <w:top w:val="none" w:color="000000" w:sz="4" w:space="0"/>
+          <w:left w:val="none" w:color="000000" w:sz="4" w:space="0"/>
+          <w:bottom w:val="none" w:color="000000" w:sz="4" w:space="0"/>
           <w:right w:val="single" w:color="000000" w:themeColor="accent4" w:themeTint="9A" w:sz="4" w:space="0"/>
         </w:tcBorders>
       </w:tcPr>
@@ -21772,10 +22244,10 @@
       <w:tcPr>
         <w:shd w:val="clear" w:color="ffffff" w:themeColor="light1" w:fill="ffffff" w:themeFill="light1"/>
         <w:tcBorders>
-          <w:top w:val="none"/>
-          <w:left w:val="none"/>
+          <w:top w:val="none" w:color="000000" w:sz="4" w:space="0"/>
+          <w:left w:val="none" w:color="000000" w:sz="4" w:space="0"/>
           <w:bottom w:val="single" w:color="000000" w:themeColor="accent4" w:themeTint="9A" w:sz="4" w:space="0"/>
-          <w:right w:val="none"/>
+          <w:right w:val="none" w:color="000000" w:sz="4" w:space="0"/>
         </w:tcBorders>
       </w:tcPr>
     </w:tblStylePr>
@@ -21795,12 +22267,12 @@
         <w:tblBorders/>
       </w:tblPr>
       <w:tcPr>
-        <w:shd w:color="ffffff"/>
+        <w:shd w:val="clear" w:color="ffffff"/>
         <w:tcBorders>
-          <w:top w:val="none"/>
+          <w:top w:val="none" w:color="000000" w:sz="4" w:space="0"/>
           <w:left w:val="single" w:color="000000" w:themeColor="accent4" w:themeTint="9A" w:sz="4" w:space="0"/>
-          <w:bottom w:val="none"/>
-          <w:right w:val="none"/>
+          <w:bottom w:val="none" w:color="000000" w:sz="4" w:space="0"/>
+          <w:right w:val="none" w:color="000000" w:sz="4" w:space="0"/>
         </w:tcBorders>
       </w:tcPr>
     </w:tblStylePr>
@@ -21823,9 +22295,9 @@
         <w:shd w:val="clear" w:color="ffffff" w:themeColor="light1" w:fill="ffffff" w:themeFill="light1"/>
         <w:tcBorders>
           <w:top w:val="single" w:color="000000" w:themeColor="accent4" w:themeTint="9A" w:sz="4" w:space="0"/>
-          <w:left w:val="none"/>
-          <w:bottom w:val="none"/>
-          <w:right w:val="none"/>
+          <w:left w:val="none" w:color="000000" w:sz="4" w:space="0"/>
+          <w:bottom w:val="none" w:color="000000" w:sz="4" w:space="0"/>
+          <w:right w:val="none" w:color="000000" w:sz="4" w:space="0"/>
         </w:tcBorders>
       </w:tcPr>
     </w:tblStylePr>
@@ -21900,9 +22372,9 @@
       </w:tcPr>
     </w:tblStylePr>
   </w:style>
-  <w:style w:type="table" w:styleId="115">
+  <w:style w:type="table" w:styleId="835">
     <w:name w:val="List Table 7 Colorful - Accent 5"/>
-    <w:basedOn w:val="764"/>
+    <w:basedOn w:val="848"/>
     <w:uiPriority w:val="99"/>
     <w:pPr>
       <w:pBdr/>
@@ -22001,11 +22473,11 @@
         <w:tblBorders/>
       </w:tblPr>
       <w:tcPr>
-        <w:shd w:color="ffffff"/>
+        <w:shd w:val="clear" w:color="ffffff"/>
         <w:tcBorders>
-          <w:top w:val="none"/>
-          <w:left w:val="none"/>
-          <w:bottom w:val="none"/>
+          <w:top w:val="none" w:color="000000" w:sz="4" w:space="0"/>
+          <w:left w:val="none" w:color="000000" w:sz="4" w:space="0"/>
+          <w:bottom w:val="none" w:color="000000" w:sz="4" w:space="0"/>
           <w:right w:val="single" w:color="000000" w:themeColor="accent5" w:themeTint="9A" w:sz="4" w:space="0"/>
         </w:tcBorders>
       </w:tcPr>
@@ -22028,10 +22500,10 @@
       <w:tcPr>
         <w:shd w:val="clear" w:color="ffffff" w:themeColor="light1" w:fill="ffffff" w:themeFill="light1"/>
         <w:tcBorders>
-          <w:top w:val="none"/>
-          <w:left w:val="none"/>
+          <w:top w:val="none" w:color="000000" w:sz="4" w:space="0"/>
+          <w:left w:val="none" w:color="000000" w:sz="4" w:space="0"/>
           <w:bottom w:val="single" w:color="000000" w:themeColor="accent5" w:themeTint="9A" w:sz="4" w:space="0"/>
-          <w:right w:val="none"/>
+          <w:right w:val="none" w:color="000000" w:sz="4" w:space="0"/>
         </w:tcBorders>
       </w:tcPr>
     </w:tblStylePr>
@@ -22051,12 +22523,12 @@
         <w:tblBorders/>
       </w:tblPr>
       <w:tcPr>
-        <w:shd w:color="ffffff"/>
+        <w:shd w:val="clear" w:color="ffffff"/>
         <w:tcBorders>
-          <w:top w:val="none"/>
+          <w:top w:val="none" w:color="000000" w:sz="4" w:space="0"/>
           <w:left w:val="single" w:color="000000" w:themeColor="accent5" w:themeTint="9A" w:sz="4" w:space="0"/>
-          <w:bottom w:val="none"/>
-          <w:right w:val="none"/>
+          <w:bottom w:val="none" w:color="000000" w:sz="4" w:space="0"/>
+          <w:right w:val="none" w:color="000000" w:sz="4" w:space="0"/>
         </w:tcBorders>
       </w:tcPr>
     </w:tblStylePr>
@@ -22079,9 +22551,9 @@
         <w:shd w:val="clear" w:color="ffffff" w:themeColor="light1" w:fill="ffffff" w:themeFill="light1"/>
         <w:tcBorders>
           <w:top w:val="single" w:color="000000" w:themeColor="accent5" w:themeTint="9A" w:sz="4" w:space="0"/>
-          <w:left w:val="none"/>
-          <w:bottom w:val="none"/>
-          <w:right w:val="none"/>
+          <w:left w:val="none" w:color="000000" w:sz="4" w:space="0"/>
+          <w:bottom w:val="none" w:color="000000" w:sz="4" w:space="0"/>
+          <w:right w:val="none" w:color="000000" w:sz="4" w:space="0"/>
         </w:tcBorders>
       </w:tcPr>
     </w:tblStylePr>
@@ -22156,9 +22628,9 @@
       </w:tcPr>
     </w:tblStylePr>
   </w:style>
-  <w:style w:type="table" w:styleId="116">
+  <w:style w:type="table" w:styleId="836">
     <w:name w:val="List Table 7 Colorful - Accent 6"/>
-    <w:basedOn w:val="764"/>
+    <w:basedOn w:val="848"/>
     <w:uiPriority w:val="99"/>
     <w:pPr>
       <w:pBdr/>
@@ -22257,11 +22729,11 @@
         <w:tblBorders/>
       </w:tblPr>
       <w:tcPr>
-        <w:shd w:color="ffffff"/>
+        <w:shd w:val="clear" w:color="ffffff"/>
         <w:tcBorders>
-          <w:top w:val="none"/>
-          <w:left w:val="none"/>
-          <w:bottom w:val="none"/>
+          <w:top w:val="none" w:color="000000" w:sz="4" w:space="0"/>
+          <w:left w:val="none" w:color="000000" w:sz="4" w:space="0"/>
+          <w:bottom w:val="none" w:color="000000" w:sz="4" w:space="0"/>
           <w:right w:val="single" w:color="000000" w:themeColor="accent6" w:themeTint="98" w:sz="4" w:space="0"/>
         </w:tcBorders>
       </w:tcPr>
@@ -22284,10 +22756,10 @@
       <w:tcPr>
         <w:shd w:val="clear" w:color="ffffff" w:themeColor="light1" w:fill="ffffff" w:themeFill="light1"/>
         <w:tcBorders>
-          <w:top w:val="none"/>
-          <w:left w:val="none"/>
+          <w:top w:val="none" w:color="000000" w:sz="4" w:space="0"/>
+          <w:left w:val="none" w:color="000000" w:sz="4" w:space="0"/>
           <w:bottom w:val="single" w:color="000000" w:themeColor="accent6" w:themeTint="98" w:sz="4" w:space="0"/>
-          <w:right w:val="none"/>
+          <w:right w:val="none" w:color="000000" w:sz="4" w:space="0"/>
         </w:tcBorders>
       </w:tcPr>
     </w:tblStylePr>
@@ -22307,12 +22779,12 @@
         <w:tblBorders/>
       </w:tblPr>
       <w:tcPr>
-        <w:shd w:color="ffffff"/>
+        <w:shd w:val="clear" w:color="ffffff"/>
         <w:tcBorders>
-          <w:top w:val="none"/>
+          <w:top w:val="none" w:color="000000" w:sz="4" w:space="0"/>
           <w:left w:val="single" w:color="000000" w:themeColor="accent6" w:themeTint="98" w:sz="4" w:space="0"/>
-          <w:bottom w:val="none"/>
-          <w:right w:val="none"/>
+          <w:bottom w:val="none" w:color="000000" w:sz="4" w:space="0"/>
+          <w:right w:val="none" w:color="000000" w:sz="4" w:space="0"/>
         </w:tcBorders>
       </w:tcPr>
     </w:tblStylePr>
@@ -22335,9 +22807,9 @@
         <w:shd w:val="clear" w:color="ffffff" w:themeColor="light1" w:fill="ffffff" w:themeFill="light1"/>
         <w:tcBorders>
           <w:top w:val="single" w:color="000000" w:themeColor="accent6" w:themeTint="98" w:sz="4" w:space="0"/>
-          <w:left w:val="none"/>
-          <w:bottom w:val="none"/>
-          <w:right w:val="none"/>
+          <w:left w:val="none" w:color="000000" w:sz="4" w:space="0"/>
+          <w:bottom w:val="none" w:color="000000" w:sz="4" w:space="0"/>
+          <w:right w:val="none" w:color="000000" w:sz="4" w:space="0"/>
         </w:tcBorders>
       </w:tcPr>
     </w:tblStylePr>
@@ -22412,7 +22884,7 @@
       </w:tcPr>
     </w:tblStylePr>
   </w:style>
-  <w:style w:type="paragraph" w:styleId="753" w:default="1">
+  <w:style w:type="paragraph" w:styleId="837" w:default="1">
     <w:name w:val="Normal"/>
     <w:qFormat/>
     <w:pPr>
@@ -22427,10 +22899,10 @@
       <w:sz w:val="21"/>
     </w:rPr>
   </w:style>
-  <w:style w:type="paragraph" w:styleId="754">
+  <w:style w:type="paragraph" w:styleId="838">
     <w:name w:val="Heading 1"/>
-    <w:next w:val="753"/>
-    <w:link w:val="942"/>
+    <w:next w:val="837"/>
+    <w:link w:val="1026"/>
     <w:uiPriority w:val="9"/>
     <w:qFormat/>
     <w:pPr>
@@ -22449,11 +22921,11 @@
       <w:sz w:val="21"/>
     </w:rPr>
   </w:style>
-  <w:style w:type="paragraph" w:styleId="755">
+  <w:style w:type="paragraph" w:styleId="839">
     <w:name w:val="Heading 2"/>
-    <w:basedOn w:val="753"/>
-    <w:next w:val="753"/>
-    <w:link w:val="892"/>
+    <w:basedOn w:val="837"/>
+    <w:next w:val="837"/>
+    <w:link w:val="976"/>
     <w:uiPriority w:val="9"/>
     <w:unhideWhenUsed/>
     <w:qFormat/>
@@ -22471,11 +22943,11 @@
       <w:szCs w:val="32"/>
     </w:rPr>
   </w:style>
-  <w:style w:type="paragraph" w:styleId="756">
+  <w:style w:type="paragraph" w:styleId="840">
     <w:name w:val="Heading 3"/>
-    <w:basedOn w:val="753"/>
-    <w:next w:val="753"/>
-    <w:link w:val="893"/>
+    <w:basedOn w:val="837"/>
+    <w:next w:val="837"/>
+    <w:link w:val="977"/>
     <w:uiPriority w:val="9"/>
     <w:unhideWhenUsed/>
     <w:qFormat/>
@@ -22493,11 +22965,11 @@
       <w:szCs w:val="28"/>
     </w:rPr>
   </w:style>
-  <w:style w:type="paragraph" w:styleId="757">
+  <w:style w:type="paragraph" w:styleId="841">
     <w:name w:val="Heading 4"/>
-    <w:basedOn w:val="753"/>
-    <w:next w:val="753"/>
-    <w:link w:val="894"/>
+    <w:basedOn w:val="837"/>
+    <w:next w:val="837"/>
+    <w:link w:val="978"/>
     <w:uiPriority w:val="9"/>
     <w:unhideWhenUsed/>
     <w:qFormat/>
@@ -22515,11 +22987,11 @@
       <w:color w:val="0f4761" w:themeColor="accent1" w:themeShade="BF"/>
     </w:rPr>
   </w:style>
-  <w:style w:type="paragraph" w:styleId="758">
+  <w:style w:type="paragraph" w:styleId="842">
     <w:name w:val="Heading 5"/>
-    <w:basedOn w:val="753"/>
-    <w:next w:val="753"/>
-    <w:link w:val="895"/>
+    <w:basedOn w:val="837"/>
+    <w:next w:val="837"/>
+    <w:link w:val="979"/>
     <w:uiPriority w:val="9"/>
     <w:unhideWhenUsed/>
     <w:qFormat/>
@@ -22535,11 +23007,11 @@
       <w:color w:val="0f4761" w:themeColor="accent1" w:themeShade="BF"/>
     </w:rPr>
   </w:style>
-  <w:style w:type="paragraph" w:styleId="759">
+  <w:style w:type="paragraph" w:styleId="843">
     <w:name w:val="Heading 6"/>
-    <w:basedOn w:val="753"/>
-    <w:next w:val="753"/>
-    <w:link w:val="896"/>
+    <w:basedOn w:val="837"/>
+    <w:next w:val="837"/>
+    <w:link w:val="980"/>
     <w:uiPriority w:val="9"/>
     <w:unhideWhenUsed/>
     <w:qFormat/>
@@ -22557,11 +23029,11 @@
       <w:color w:val="595959" w:themeColor="text1" w:themeTint="A6"/>
     </w:rPr>
   </w:style>
-  <w:style w:type="paragraph" w:styleId="760">
+  <w:style w:type="paragraph" w:styleId="844">
     <w:name w:val="Heading 7"/>
-    <w:basedOn w:val="753"/>
-    <w:next w:val="753"/>
-    <w:link w:val="897"/>
+    <w:basedOn w:val="837"/>
+    <w:next w:val="837"/>
+    <w:link w:val="981"/>
     <w:uiPriority w:val="9"/>
     <w:unhideWhenUsed/>
     <w:qFormat/>
@@ -22577,11 +23049,11 @@
       <w:color w:val="595959" w:themeColor="text1" w:themeTint="A6"/>
     </w:rPr>
   </w:style>
-  <w:style w:type="paragraph" w:styleId="761">
+  <w:style w:type="paragraph" w:styleId="845">
     <w:name w:val="Heading 8"/>
-    <w:basedOn w:val="753"/>
-    <w:next w:val="753"/>
-    <w:link w:val="898"/>
+    <w:basedOn w:val="837"/>
+    <w:next w:val="837"/>
+    <w:link w:val="982"/>
     <w:uiPriority w:val="9"/>
     <w:unhideWhenUsed/>
     <w:qFormat/>
@@ -22599,11 +23071,11 @@
       <w:color w:val="272727" w:themeColor="text1" w:themeTint="D8"/>
     </w:rPr>
   </w:style>
-  <w:style w:type="paragraph" w:styleId="762">
+  <w:style w:type="paragraph" w:styleId="846">
     <w:name w:val="Heading 9"/>
-    <w:basedOn w:val="753"/>
-    <w:next w:val="753"/>
-    <w:link w:val="899"/>
+    <w:basedOn w:val="837"/>
+    <w:next w:val="837"/>
+    <w:link w:val="983"/>
     <w:uiPriority w:val="9"/>
     <w:unhideWhenUsed/>
     <w:qFormat/>
@@ -22621,7 +23093,7 @@
       <w:color w:val="272727" w:themeColor="text1" w:themeTint="D8"/>
     </w:rPr>
   </w:style>
-  <w:style w:type="character" w:styleId="763" w:default="1">
+  <w:style w:type="character" w:styleId="847" w:default="1">
     <w:name w:val="Default Paragraph Font"/>
     <w:uiPriority w:val="1"/>
     <w:semiHidden/>
@@ -22632,7 +23104,7 @@
       <w:ind/>
     </w:pPr>
   </w:style>
-  <w:style w:type="table" w:styleId="764" w:default="1">
+  <w:style w:type="table" w:styleId="848" w:default="1">
     <w:name w:val="Normal Table"/>
     <w:uiPriority w:val="99"/>
     <w:semiHidden/>
@@ -22825,7 +23297,7 @@
       </w:tcPr>
     </w:tblStylePr>
   </w:style>
-  <w:style w:type="numbering" w:styleId="765" w:default="1">
+  <w:style w:type="numbering" w:styleId="849" w:default="1">
     <w:name w:val="No List"/>
     <w:uiPriority w:val="99"/>
     <w:semiHidden/>
@@ -22836,9 +23308,9 @@
       <w:ind/>
     </w:pPr>
   </w:style>
-  <w:style w:type="table" w:styleId="766">
+  <w:style w:type="table" w:styleId="850">
     <w:name w:val="Grid Table Light"/>
-    <w:basedOn w:val="764"/>
+    <w:basedOn w:val="848"/>
     <w:uiPriority w:val="59"/>
     <w:pPr>
       <w:pBdr/>
@@ -23028,9 +23500,9 @@
       </w:tcPr>
     </w:tblStylePr>
   </w:style>
-  <w:style w:type="table" w:styleId="767">
+  <w:style w:type="table" w:styleId="851">
     <w:name w:val="Grid Table 1 Light Accent 1"/>
-    <w:basedOn w:val="764"/>
+    <w:basedOn w:val="848"/>
     <w:uiPriority w:val="99"/>
     <w:pPr>
       <w:pBdr/>
@@ -23250,9 +23722,9 @@
       </w:tcPr>
     </w:tblStylePr>
   </w:style>
-  <w:style w:type="table" w:styleId="768">
+  <w:style w:type="table" w:styleId="852">
     <w:name w:val="Grid Table 1 Light Accent 2"/>
-    <w:basedOn w:val="764"/>
+    <w:basedOn w:val="848"/>
     <w:uiPriority w:val="99"/>
     <w:pPr>
       <w:pBdr/>
@@ -23472,9 +23944,9 @@
       </w:tcPr>
     </w:tblStylePr>
   </w:style>
-  <w:style w:type="table" w:styleId="769">
+  <w:style w:type="table" w:styleId="853">
     <w:name w:val="Grid Table 1 Light Accent 3"/>
-    <w:basedOn w:val="764"/>
+    <w:basedOn w:val="848"/>
     <w:uiPriority w:val="99"/>
     <w:pPr>
       <w:pBdr/>
@@ -23694,9 +24166,9 @@
       </w:tcPr>
     </w:tblStylePr>
   </w:style>
-  <w:style w:type="table" w:styleId="770">
+  <w:style w:type="table" w:styleId="854">
     <w:name w:val="Grid Table 1 Light Accent 4"/>
-    <w:basedOn w:val="764"/>
+    <w:basedOn w:val="848"/>
     <w:uiPriority w:val="99"/>
     <w:pPr>
       <w:pBdr/>
@@ -23916,9 +24388,9 @@
       </w:tcPr>
     </w:tblStylePr>
   </w:style>
-  <w:style w:type="table" w:styleId="771">
+  <w:style w:type="table" w:styleId="855">
     <w:name w:val="Grid Table 1 Light Accent 5"/>
-    <w:basedOn w:val="764"/>
+    <w:basedOn w:val="848"/>
     <w:uiPriority w:val="99"/>
     <w:pPr>
       <w:pBdr/>
@@ -24138,9 +24610,9 @@
       </w:tcPr>
     </w:tblStylePr>
   </w:style>
-  <w:style w:type="table" w:styleId="772">
+  <w:style w:type="table" w:styleId="856">
     <w:name w:val="Grid Table 1 Light Accent 6"/>
-    <w:basedOn w:val="764"/>
+    <w:basedOn w:val="848"/>
     <w:uiPriority w:val="99"/>
     <w:pPr>
       <w:pBdr/>
@@ -24360,9 +24832,9 @@
       </w:tcPr>
     </w:tblStylePr>
   </w:style>
-  <w:style w:type="table" w:styleId="773">
+  <w:style w:type="table" w:styleId="857">
     <w:name w:val="Grid Table 2 Accent 1"/>
-    <w:basedOn w:val="764"/>
+    <w:basedOn w:val="848"/>
     <w:uiPriority w:val="99"/>
     <w:pPr>
       <w:pBdr/>
@@ -24591,9 +25063,9 @@
       </w:tcPr>
     </w:tblStylePr>
   </w:style>
-  <w:style w:type="table" w:styleId="774">
+  <w:style w:type="table" w:styleId="858">
     <w:name w:val="Grid Table 2 Accent 2"/>
-    <w:basedOn w:val="764"/>
+    <w:basedOn w:val="848"/>
     <w:uiPriority w:val="99"/>
     <w:pPr>
       <w:pBdr/>
@@ -24822,9 +25294,9 @@
       </w:tcPr>
     </w:tblStylePr>
   </w:style>
-  <w:style w:type="table" w:styleId="775">
+  <w:style w:type="table" w:styleId="859">
     <w:name w:val="Grid Table 2 Accent 3"/>
-    <w:basedOn w:val="764"/>
+    <w:basedOn w:val="848"/>
     <w:uiPriority w:val="99"/>
     <w:pPr>
       <w:pBdr/>
@@ -25053,9 +25525,9 @@
       </w:tcPr>
     </w:tblStylePr>
   </w:style>
-  <w:style w:type="table" w:styleId="776">
+  <w:style w:type="table" w:styleId="860">
     <w:name w:val="Grid Table 2 Accent 4"/>
-    <w:basedOn w:val="764"/>
+    <w:basedOn w:val="848"/>
     <w:uiPriority w:val="99"/>
     <w:pPr>
       <w:pBdr/>
@@ -25284,9 +25756,9 @@
       </w:tcPr>
     </w:tblStylePr>
   </w:style>
-  <w:style w:type="table" w:styleId="777">
+  <w:style w:type="table" w:styleId="861">
     <w:name w:val="Grid Table 2 Accent 5"/>
-    <w:basedOn w:val="764"/>
+    <w:basedOn w:val="848"/>
     <w:uiPriority w:val="99"/>
     <w:pPr>
       <w:pBdr/>
@@ -25515,9 +25987,9 @@
       </w:tcPr>
     </w:tblStylePr>
   </w:style>
-  <w:style w:type="table" w:styleId="778">
+  <w:style w:type="table" w:styleId="862">
     <w:name w:val="Grid Table 2 Accent 6"/>
-    <w:basedOn w:val="764"/>
+    <w:basedOn w:val="848"/>
     <w:uiPriority w:val="99"/>
     <w:pPr>
       <w:pBdr/>
@@ -25746,9 +26218,9 @@
       </w:tcPr>
     </w:tblStylePr>
   </w:style>
-  <w:style w:type="table" w:styleId="779">
+  <w:style w:type="table" w:styleId="863">
     <w:name w:val="Grid Table 3 Accent 1"/>
-    <w:basedOn w:val="764"/>
+    <w:basedOn w:val="848"/>
     <w:uiPriority w:val="99"/>
     <w:pPr>
       <w:pBdr/>
@@ -25990,9 +26462,9 @@
       </w:tcPr>
     </w:tblStylePr>
   </w:style>
-  <w:style w:type="table" w:styleId="780">
+  <w:style w:type="table" w:styleId="864">
     <w:name w:val="Grid Table 3 Accent 2"/>
-    <w:basedOn w:val="764"/>
+    <w:basedOn w:val="848"/>
     <w:uiPriority w:val="99"/>
     <w:pPr>
       <w:pBdr/>
@@ -26234,9 +26706,9 @@
       </w:tcPr>
     </w:tblStylePr>
   </w:style>
-  <w:style w:type="table" w:styleId="781">
+  <w:style w:type="table" w:styleId="865">
     <w:name w:val="Grid Table 3 Accent 3"/>
-    <w:basedOn w:val="764"/>
+    <w:basedOn w:val="848"/>
     <w:uiPriority w:val="99"/>
     <w:pPr>
       <w:pBdr/>
@@ -26478,9 +26950,9 @@
       </w:tcPr>
     </w:tblStylePr>
   </w:style>
-  <w:style w:type="table" w:styleId="782">
+  <w:style w:type="table" w:styleId="866">
     <w:name w:val="Grid Table 3 Accent 4"/>
-    <w:basedOn w:val="764"/>
+    <w:basedOn w:val="848"/>
     <w:uiPriority w:val="99"/>
     <w:pPr>
       <w:pBdr/>
@@ -26722,9 +27194,9 @@
       </w:tcPr>
     </w:tblStylePr>
   </w:style>
-  <w:style w:type="table" w:styleId="783">
+  <w:style w:type="table" w:styleId="867">
     <w:name w:val="Grid Table 3 Accent 5"/>
-    <w:basedOn w:val="764"/>
+    <w:basedOn w:val="848"/>
     <w:uiPriority w:val="99"/>
     <w:pPr>
       <w:pBdr/>
@@ -26966,9 +27438,9 @@
       </w:tcPr>
     </w:tblStylePr>
   </w:style>
-  <w:style w:type="table" w:styleId="784">
+  <w:style w:type="table" w:styleId="868">
     <w:name w:val="Grid Table 3 Accent 6"/>
-    <w:basedOn w:val="764"/>
+    <w:basedOn w:val="848"/>
     <w:uiPriority w:val="99"/>
     <w:pPr>
       <w:pBdr/>
@@ -27210,9 +27682,9 @@
       </w:tcPr>
     </w:tblStylePr>
   </w:style>
-  <w:style w:type="table" w:styleId="785">
+  <w:style w:type="table" w:styleId="869">
     <w:name w:val="Grid Table 4 Accent 1"/>
-    <w:basedOn w:val="764"/>
+    <w:basedOn w:val="848"/>
     <w:uiPriority w:val="59"/>
     <w:pPr>
       <w:pBdr/>
@@ -27442,9 +27914,9 @@
       </w:tcPr>
     </w:tblStylePr>
   </w:style>
-  <w:style w:type="table" w:styleId="786">
+  <w:style w:type="table" w:styleId="870">
     <w:name w:val="Grid Table 4 Accent 2"/>
-    <w:basedOn w:val="764"/>
+    <w:basedOn w:val="848"/>
     <w:uiPriority w:val="59"/>
     <w:pPr>
       <w:pBdr/>
@@ -27674,9 +28146,9 @@
       </w:tcPr>
     </w:tblStylePr>
   </w:style>
-  <w:style w:type="table" w:styleId="787">
+  <w:style w:type="table" w:styleId="871">
     <w:name w:val="Grid Table 4 Accent 3"/>
-    <w:basedOn w:val="764"/>
+    <w:basedOn w:val="848"/>
     <w:uiPriority w:val="59"/>
     <w:pPr>
       <w:pBdr/>
@@ -27906,9 +28378,9 @@
       </w:tcPr>
     </w:tblStylePr>
   </w:style>
-  <w:style w:type="table" w:styleId="788">
+  <w:style w:type="table" w:styleId="872">
     <w:name w:val="Grid Table 4 Accent 4"/>
-    <w:basedOn w:val="764"/>
+    <w:basedOn w:val="848"/>
     <w:uiPriority w:val="59"/>
     <w:pPr>
       <w:pBdr/>
@@ -28138,9 +28610,9 @@
       </w:tcPr>
     </w:tblStylePr>
   </w:style>
-  <w:style w:type="table" w:styleId="789">
+  <w:style w:type="table" w:styleId="873">
     <w:name w:val="Grid Table 4 Accent 5"/>
-    <w:basedOn w:val="764"/>
+    <w:basedOn w:val="848"/>
     <w:uiPriority w:val="59"/>
     <w:pPr>
       <w:pBdr/>
@@ -28370,9 +28842,9 @@
       </w:tcPr>
     </w:tblStylePr>
   </w:style>
-  <w:style w:type="table" w:styleId="790">
+  <w:style w:type="table" w:styleId="874">
     <w:name w:val="Grid Table 4 Accent 6"/>
-    <w:basedOn w:val="764"/>
+    <w:basedOn w:val="848"/>
     <w:uiPriority w:val="59"/>
     <w:pPr>
       <w:pBdr/>
@@ -28602,9 +29074,9 @@
       </w:tcPr>
     </w:tblStylePr>
   </w:style>
-  <w:style w:type="table" w:styleId="791">
+  <w:style w:type="table" w:styleId="875">
     <w:name w:val="Grid Table 5 Dark Accent 2"/>
-    <w:basedOn w:val="764"/>
+    <w:basedOn w:val="848"/>
     <w:uiPriority w:val="99"/>
     <w:pPr>
       <w:pBdr/>
@@ -28829,9 +29301,9 @@
       </w:tcPr>
     </w:tblStylePr>
   </w:style>
-  <w:style w:type="table" w:styleId="792">
+  <w:style w:type="table" w:styleId="876">
     <w:name w:val="Grid Table 5 Dark Accent 3"/>
-    <w:basedOn w:val="764"/>
+    <w:basedOn w:val="848"/>
     <w:uiPriority w:val="99"/>
     <w:pPr>
       <w:pBdr/>
@@ -29056,9 +29528,9 @@
       </w:tcPr>
     </w:tblStylePr>
   </w:style>
-  <w:style w:type="table" w:styleId="793">
+  <w:style w:type="table" w:styleId="877">
     <w:name w:val="Grid Table 5 Dark Accent 5"/>
-    <w:basedOn w:val="764"/>
+    <w:basedOn w:val="848"/>
     <w:uiPriority w:val="99"/>
     <w:pPr>
       <w:pBdr/>
@@ -29283,9 +29755,9 @@
       </w:tcPr>
     </w:tblStylePr>
   </w:style>
-  <w:style w:type="table" w:styleId="794">
+  <w:style w:type="table" w:styleId="878">
     <w:name w:val="Grid Table 5 Dark Accent 6"/>
-    <w:basedOn w:val="764"/>
+    <w:basedOn w:val="848"/>
     <w:uiPriority w:val="99"/>
     <w:pPr>
       <w:pBdr/>
@@ -29510,9 +29982,9 @@
       </w:tcPr>
     </w:tblStylePr>
   </w:style>
-  <w:style w:type="table" w:styleId="795">
+  <w:style w:type="table" w:styleId="879">
     <w:name w:val="Grid Table 6 Colorful Accent 1"/>
-    <w:basedOn w:val="764"/>
+    <w:basedOn w:val="848"/>
     <w:uiPriority w:val="99"/>
     <w:pPr>
       <w:pBdr/>
@@ -29734,9 +30206,9 @@
       </w:tcPr>
     </w:tblStylePr>
   </w:style>
-  <w:style w:type="table" w:styleId="796">
+  <w:style w:type="table" w:styleId="880">
     <w:name w:val="Grid Table 6 Colorful Accent 2"/>
-    <w:basedOn w:val="764"/>
+    <w:basedOn w:val="848"/>
     <w:uiPriority w:val="99"/>
     <w:pPr>
       <w:pBdr/>
@@ -29958,9 +30430,9 @@
       </w:tcPr>
     </w:tblStylePr>
   </w:style>
-  <w:style w:type="table" w:styleId="797">
+  <w:style w:type="table" w:styleId="881">
     <w:name w:val="Grid Table 6 Colorful Accent 3"/>
-    <w:basedOn w:val="764"/>
+    <w:basedOn w:val="848"/>
     <w:uiPriority w:val="99"/>
     <w:pPr>
       <w:pBdr/>
@@ -30182,9 +30654,9 @@
       </w:tcPr>
     </w:tblStylePr>
   </w:style>
-  <w:style w:type="table" w:styleId="798">
+  <w:style w:type="table" w:styleId="882">
     <w:name w:val="Grid Table 6 Colorful Accent 4"/>
-    <w:basedOn w:val="764"/>
+    <w:basedOn w:val="848"/>
     <w:uiPriority w:val="99"/>
     <w:pPr>
       <w:pBdr/>
@@ -30406,9 +30878,9 @@
       </w:tcPr>
     </w:tblStylePr>
   </w:style>
-  <w:style w:type="table" w:styleId="799">
+  <w:style w:type="table" w:styleId="883">
     <w:name w:val="Grid Table 6 Colorful Accent 5"/>
-    <w:basedOn w:val="764"/>
+    <w:basedOn w:val="848"/>
     <w:uiPriority w:val="99"/>
     <w:pPr>
       <w:pBdr/>
@@ -30630,9 +31102,9 @@
       </w:tcPr>
     </w:tblStylePr>
   </w:style>
-  <w:style w:type="table" w:styleId="800">
+  <w:style w:type="table" w:styleId="884">
     <w:name w:val="Grid Table 6 Colorful Accent 6"/>
-    <w:basedOn w:val="764"/>
+    <w:basedOn w:val="848"/>
     <w:uiPriority w:val="99"/>
     <w:pPr>
       <w:pBdr/>
@@ -30854,9 +31326,9 @@
       </w:tcPr>
     </w:tblStylePr>
   </w:style>
-  <w:style w:type="table" w:styleId="801">
+  <w:style w:type="table" w:styleId="885">
     <w:name w:val="Grid Table 7 Colorful Accent 1"/>
-    <w:basedOn w:val="764"/>
+    <w:basedOn w:val="848"/>
     <w:uiPriority w:val="99"/>
     <w:pPr>
       <w:pBdr/>
@@ -31107,9 +31579,9 @@
       </w:tcPr>
     </w:tblStylePr>
   </w:style>
-  <w:style w:type="table" w:styleId="802">
+  <w:style w:type="table" w:styleId="886">
     <w:name w:val="Grid Table 7 Colorful Accent 2"/>
-    <w:basedOn w:val="764"/>
+    <w:basedOn w:val="848"/>
     <w:uiPriority w:val="99"/>
     <w:pPr>
       <w:pBdr/>
@@ -31360,9 +31832,9 @@
       </w:tcPr>
     </w:tblStylePr>
   </w:style>
-  <w:style w:type="table" w:styleId="803">
+  <w:style w:type="table" w:styleId="887">
     <w:name w:val="Grid Table 7 Colorful Accent 3"/>
-    <w:basedOn w:val="764"/>
+    <w:basedOn w:val="848"/>
     <w:uiPriority w:val="99"/>
     <w:pPr>
       <w:pBdr/>
@@ -31613,9 +32085,9 @@
       </w:tcPr>
     </w:tblStylePr>
   </w:style>
-  <w:style w:type="table" w:styleId="804">
+  <w:style w:type="table" w:styleId="888">
     <w:name w:val="Grid Table 7 Colorful Accent 4"/>
-    <w:basedOn w:val="764"/>
+    <w:basedOn w:val="848"/>
     <w:uiPriority w:val="99"/>
     <w:pPr>
       <w:pBdr/>
@@ -31866,9 +32338,9 @@
       </w:tcPr>
     </w:tblStylePr>
   </w:style>
-  <w:style w:type="table" w:styleId="805">
+  <w:style w:type="table" w:styleId="889">
     <w:name w:val="Grid Table 7 Colorful Accent 5"/>
-    <w:basedOn w:val="764"/>
+    <w:basedOn w:val="848"/>
     <w:uiPriority w:val="99"/>
     <w:pPr>
       <w:pBdr/>
@@ -32119,9 +32591,9 @@
       </w:tcPr>
     </w:tblStylePr>
   </w:style>
-  <w:style w:type="table" w:styleId="806">
+  <w:style w:type="table" w:styleId="890">
     <w:name w:val="Grid Table 7 Colorful Accent 6"/>
-    <w:basedOn w:val="764"/>
+    <w:basedOn w:val="848"/>
     <w:uiPriority w:val="99"/>
     <w:pPr>
       <w:pBdr/>
@@ -32372,9 +32844,9 @@
       </w:tcPr>
     </w:tblStylePr>
   </w:style>
-  <w:style w:type="table" w:styleId="807">
+  <w:style w:type="table" w:styleId="891">
     <w:name w:val="List Table 1 Light Accent 1"/>
-    <w:basedOn w:val="764"/>
+    <w:basedOn w:val="848"/>
     <w:uiPriority w:val="99"/>
     <w:pPr>
       <w:pBdr/>
@@ -32587,9 +33059,9 @@
       </w:tcPr>
     </w:tblStylePr>
   </w:style>
-  <w:style w:type="table" w:styleId="808">
+  <w:style w:type="table" w:styleId="892">
     <w:name w:val="List Table 1 Light Accent 2"/>
-    <w:basedOn w:val="764"/>
+    <w:basedOn w:val="848"/>
     <w:uiPriority w:val="99"/>
     <w:pPr>
       <w:pBdr/>
@@ -32802,9 +33274,9 @@
       </w:tcPr>
     </w:tblStylePr>
   </w:style>
-  <w:style w:type="table" w:styleId="809">
+  <w:style w:type="table" w:styleId="893">
     <w:name w:val="List Table 1 Light Accent 3"/>
-    <w:basedOn w:val="764"/>
+    <w:basedOn w:val="848"/>
     <w:uiPriority w:val="99"/>
     <w:pPr>
       <w:pBdr/>
@@ -33017,9 +33489,9 @@
       </w:tcPr>
     </w:tblStylePr>
   </w:style>
-  <w:style w:type="table" w:styleId="810">
+  <w:style w:type="table" w:styleId="894">
     <w:name w:val="List Table 1 Light Accent 4"/>
-    <w:basedOn w:val="764"/>
+    <w:basedOn w:val="848"/>
     <w:uiPriority w:val="99"/>
     <w:pPr>
       <w:pBdr/>
@@ -33232,9 +33704,9 @@
       </w:tcPr>
     </w:tblStylePr>
   </w:style>
-  <w:style w:type="table" w:styleId="811">
+  <w:style w:type="table" w:styleId="895">
     <w:name w:val="List Table 1 Light Accent 5"/>
-    <w:basedOn w:val="764"/>
+    <w:basedOn w:val="848"/>
     <w:uiPriority w:val="99"/>
     <w:pPr>
       <w:pBdr/>
@@ -33447,9 +33919,9 @@
       </w:tcPr>
     </w:tblStylePr>
   </w:style>
-  <w:style w:type="table" w:styleId="812">
+  <w:style w:type="table" w:styleId="896">
     <w:name w:val="List Table 1 Light Accent 6"/>
-    <w:basedOn w:val="764"/>
+    <w:basedOn w:val="848"/>
     <w:uiPriority w:val="99"/>
     <w:pPr>
       <w:pBdr/>
@@ -33662,9 +34134,9 @@
       </w:tcPr>
     </w:tblStylePr>
   </w:style>
-  <w:style w:type="table" w:styleId="813">
+  <w:style w:type="table" w:styleId="897">
     <w:name w:val="List Table 2 Accent 1"/>
-    <w:basedOn w:val="764"/>
+    <w:basedOn w:val="848"/>
     <w:uiPriority w:val="99"/>
     <w:pPr>
       <w:pBdr/>
@@ -33899,9 +34371,9 @@
       </w:tcPr>
     </w:tblStylePr>
   </w:style>
-  <w:style w:type="table" w:styleId="814">
+  <w:style w:type="table" w:styleId="898">
     <w:name w:val="List Table 2 Accent 2"/>
-    <w:basedOn w:val="764"/>
+    <w:basedOn w:val="848"/>
     <w:uiPriority w:val="99"/>
     <w:pPr>
       <w:pBdr/>
@@ -34136,9 +34608,9 @@
       </w:tcPr>
     </w:tblStylePr>
   </w:style>
-  <w:style w:type="table" w:styleId="815">
+  <w:style w:type="table" w:styleId="899">
     <w:name w:val="List Table 2 Accent 3"/>
-    <w:basedOn w:val="764"/>
+    <w:basedOn w:val="848"/>
     <w:uiPriority w:val="99"/>
     <w:pPr>
       <w:pBdr/>
@@ -34373,9 +34845,9 @@
       </w:tcPr>
     </w:tblStylePr>
   </w:style>
-  <w:style w:type="table" w:styleId="816">
+  <w:style w:type="table" w:styleId="900">
     <w:name w:val="List Table 2 Accent 4"/>
-    <w:basedOn w:val="764"/>
+    <w:basedOn w:val="848"/>
     <w:uiPriority w:val="99"/>
     <w:pPr>
       <w:pBdr/>
@@ -34610,9 +35082,9 @@
       </w:tcPr>
     </w:tblStylePr>
   </w:style>
-  <w:style w:type="table" w:styleId="817">
+  <w:style w:type="table" w:styleId="901">
     <w:name w:val="List Table 2 Accent 5"/>
-    <w:basedOn w:val="764"/>
+    <w:basedOn w:val="848"/>
     <w:uiPriority w:val="99"/>
     <w:pPr>
       <w:pBdr/>
@@ -34847,9 +35319,9 @@
       </w:tcPr>
     </w:tblStylePr>
   </w:style>
-  <w:style w:type="table" w:styleId="818">
+  <w:style w:type="table" w:styleId="902">
     <w:name w:val="List Table 2 Accent 6"/>
-    <w:basedOn w:val="764"/>
+    <w:basedOn w:val="848"/>
     <w:uiPriority w:val="99"/>
     <w:pPr>
       <w:pBdr/>
@@ -35084,9 +35556,9 @@
       </w:tcPr>
     </w:tblStylePr>
   </w:style>
-  <w:style w:type="table" w:styleId="819">
+  <w:style w:type="table" w:styleId="903">
     <w:name w:val="List Table 3 Accent 1"/>
-    <w:basedOn w:val="764"/>
+    <w:basedOn w:val="848"/>
     <w:uiPriority w:val="99"/>
     <w:pPr>
       <w:pBdr/>
@@ -35311,9 +35783,9 @@
       </w:tcPr>
     </w:tblStylePr>
   </w:style>
-  <w:style w:type="table" w:styleId="820">
+  <w:style w:type="table" w:styleId="904">
     <w:name w:val="List Table 3 Accent 2"/>
-    <w:basedOn w:val="764"/>
+    <w:basedOn w:val="848"/>
     <w:uiPriority w:val="99"/>
     <w:pPr>
       <w:pBdr/>
@@ -35538,9 +36010,9 @@
       </w:tcPr>
     </w:tblStylePr>
   </w:style>
-  <w:style w:type="table" w:styleId="821">
+  <w:style w:type="table" w:styleId="905">
     <w:name w:val="List Table 3 Accent 3"/>
-    <w:basedOn w:val="764"/>
+    <w:basedOn w:val="848"/>
     <w:uiPriority w:val="99"/>
     <w:pPr>
       <w:pBdr/>
@@ -35765,9 +36237,9 @@
       </w:tcPr>
     </w:tblStylePr>
   </w:style>
-  <w:style w:type="table" w:styleId="822">
+  <w:style w:type="table" w:styleId="906">
     <w:name w:val="List Table 3 Accent 4"/>
-    <w:basedOn w:val="764"/>
+    <w:basedOn w:val="848"/>
     <w:uiPriority w:val="99"/>
     <w:pPr>
       <w:pBdr/>
@@ -35992,9 +36464,9 @@
       </w:tcPr>
     </w:tblStylePr>
   </w:style>
-  <w:style w:type="table" w:styleId="823">
+  <w:style w:type="table" w:styleId="907">
     <w:name w:val="List Table 3 Accent 5"/>
-    <w:basedOn w:val="764"/>
+    <w:basedOn w:val="848"/>
     <w:uiPriority w:val="99"/>
     <w:pPr>
       <w:pBdr/>
@@ -36219,9 +36691,9 @@
       </w:tcPr>
     </w:tblStylePr>
   </w:style>
-  <w:style w:type="table" w:styleId="824">
+  <w:style w:type="table" w:styleId="908">
     <w:name w:val="List Table 3 Accent 6"/>
-    <w:basedOn w:val="764"/>
+    <w:basedOn w:val="848"/>
     <w:uiPriority w:val="99"/>
     <w:pPr>
       <w:pBdr/>
@@ -36446,9 +36918,9 @@
       </w:tcPr>
     </w:tblStylePr>
   </w:style>
-  <w:style w:type="table" w:styleId="825">
+  <w:style w:type="table" w:styleId="909">
     <w:name w:val="List Table 4 Accent 1"/>
-    <w:basedOn w:val="764"/>
+    <w:basedOn w:val="848"/>
     <w:uiPriority w:val="99"/>
     <w:pPr>
       <w:pBdr/>
@@ -36670,9 +37142,9 @@
       </w:tcPr>
     </w:tblStylePr>
   </w:style>
-  <w:style w:type="table" w:styleId="826">
+  <w:style w:type="table" w:styleId="910">
     <w:name w:val="List Table 4 Accent 2"/>
-    <w:basedOn w:val="764"/>
+    <w:basedOn w:val="848"/>
     <w:uiPriority w:val="99"/>
     <w:pPr>
       <w:pBdr/>
@@ -36894,9 +37366,9 @@
       </w:tcPr>
     </w:tblStylePr>
   </w:style>
-  <w:style w:type="table" w:styleId="827">
+  <w:style w:type="table" w:styleId="911">
     <w:name w:val="List Table 4 Accent 3"/>
-    <w:basedOn w:val="764"/>
+    <w:basedOn w:val="848"/>
     <w:uiPriority w:val="99"/>
     <w:pPr>
       <w:pBdr/>
@@ -37118,9 +37590,9 @@
       </w:tcPr>
     </w:tblStylePr>
   </w:style>
-  <w:style w:type="table" w:styleId="828">
+  <w:style w:type="table" w:styleId="912">
     <w:name w:val="List Table 4 Accent 4"/>
-    <w:basedOn w:val="764"/>
+    <w:basedOn w:val="848"/>
     <w:uiPriority w:val="99"/>
     <w:pPr>
       <w:pBdr/>
@@ -37342,9 +37814,9 @@
       </w:tcPr>
     </w:tblStylePr>
   </w:style>
-  <w:style w:type="table" w:styleId="829">
+  <w:style w:type="table" w:styleId="913">
     <w:name w:val="List Table 4 Accent 5"/>
-    <w:basedOn w:val="764"/>
+    <w:basedOn w:val="848"/>
     <w:uiPriority w:val="99"/>
     <w:pPr>
       <w:pBdr/>
@@ -37566,9 +38038,9 @@
       </w:tcPr>
     </w:tblStylePr>
   </w:style>
-  <w:style w:type="table" w:styleId="830">
+  <w:style w:type="table" w:styleId="914">
     <w:name w:val="List Table 4 Accent 6"/>
-    <w:basedOn w:val="764"/>
+    <w:basedOn w:val="848"/>
     <w:uiPriority w:val="99"/>
     <w:pPr>
       <w:pBdr/>
@@ -37790,9 +38262,9 @@
       </w:tcPr>
     </w:tblStylePr>
   </w:style>
-  <w:style w:type="table" w:styleId="831">
+  <w:style w:type="table" w:styleId="915">
     <w:name w:val="List Table 5 Dark Accent 1"/>
-    <w:basedOn w:val="764"/>
+    <w:basedOn w:val="848"/>
     <w:uiPriority w:val="99"/>
     <w:pPr>
       <w:pBdr/>
@@ -38026,9 +38498,9 @@
       </w:tcPr>
     </w:tblStylePr>
   </w:style>
-  <w:style w:type="table" w:styleId="832">
+  <w:style w:type="table" w:styleId="916">
     <w:name w:val="List Table 5 Dark Accent 2"/>
-    <w:basedOn w:val="764"/>
+    <w:basedOn w:val="848"/>
     <w:uiPriority w:val="99"/>
     <w:pPr>
       <w:pBdr/>
@@ -38262,9 +38734,9 @@
       </w:tcPr>
     </w:tblStylePr>
   </w:style>
-  <w:style w:type="table" w:styleId="833">
+  <w:style w:type="table" w:styleId="917">
     <w:name w:val="List Table 5 Dark Accent 3"/>
-    <w:basedOn w:val="764"/>
+    <w:basedOn w:val="848"/>
     <w:uiPriority w:val="99"/>
     <w:pPr>
       <w:pBdr/>
@@ -38498,9 +38970,9 @@
       </w:tcPr>
     </w:tblStylePr>
   </w:style>
-  <w:style w:type="table" w:styleId="834">
+  <w:style w:type="table" w:styleId="918">
     <w:name w:val="List Table 5 Dark Accent 4"/>
-    <w:basedOn w:val="764"/>
+    <w:basedOn w:val="848"/>
     <w:uiPriority w:val="99"/>
     <w:pPr>
       <w:pBdr/>
@@ -38734,9 +39206,9 @@
       </w:tcPr>
     </w:tblStylePr>
   </w:style>
-  <w:style w:type="table" w:styleId="835">
+  <w:style w:type="table" w:styleId="919">
     <w:name w:val="List Table 5 Dark Accent 5"/>
-    <w:basedOn w:val="764"/>
+    <w:basedOn w:val="848"/>
     <w:uiPriority w:val="99"/>
     <w:pPr>
       <w:pBdr/>
@@ -38970,9 +39442,9 @@
       </w:tcPr>
     </w:tblStylePr>
   </w:style>
-  <w:style w:type="table" w:styleId="836">
+  <w:style w:type="table" w:styleId="920">
     <w:name w:val="List Table 5 Dark Accent 6"/>
-    <w:basedOn w:val="764"/>
+    <w:basedOn w:val="848"/>
     <w:uiPriority w:val="99"/>
     <w:pPr>
       <w:pBdr/>
@@ -39206,9 +39678,9 @@
       </w:tcPr>
     </w:tblStylePr>
   </w:style>
-  <w:style w:type="table" w:styleId="837">
+  <w:style w:type="table" w:styleId="921">
     <w:name w:val="List Table 6 Colorful Accent 1"/>
-    <w:basedOn w:val="764"/>
+    <w:basedOn w:val="848"/>
     <w:uiPriority w:val="99"/>
     <w:pPr>
       <w:pBdr/>
@@ -39428,9 +39900,9 @@
       </w:tcPr>
     </w:tblStylePr>
   </w:style>
-  <w:style w:type="table" w:styleId="838">
+  <w:style w:type="table" w:styleId="922">
     <w:name w:val="List Table 6 Colorful Accent 2"/>
-    <w:basedOn w:val="764"/>
+    <w:basedOn w:val="848"/>
     <w:uiPriority w:val="99"/>
     <w:pPr>
       <w:pBdr/>
@@ -39650,9 +40122,9 @@
       </w:tcPr>
     </w:tblStylePr>
   </w:style>
-  <w:style w:type="table" w:styleId="839">
+  <w:style w:type="table" w:styleId="923">
     <w:name w:val="List Table 6 Colorful Accent 3"/>
-    <w:basedOn w:val="764"/>
+    <w:basedOn w:val="848"/>
     <w:uiPriority w:val="99"/>
     <w:pPr>
       <w:pBdr/>
@@ -39872,9 +40344,9 @@
       </w:tcPr>
     </w:tblStylePr>
   </w:style>
-  <w:style w:type="table" w:styleId="840">
+  <w:style w:type="table" w:styleId="924">
     <w:name w:val="List Table 6 Colorful Accent 4"/>
-    <w:basedOn w:val="764"/>
+    <w:basedOn w:val="848"/>
     <w:uiPriority w:val="99"/>
     <w:pPr>
       <w:pBdr/>
@@ -40094,9 +40566,9 @@
       </w:tcPr>
     </w:tblStylePr>
   </w:style>
-  <w:style w:type="table" w:styleId="841">
+  <w:style w:type="table" w:styleId="925">
     <w:name w:val="List Table 6 Colorful Accent 5"/>
-    <w:basedOn w:val="764"/>
+    <w:basedOn w:val="848"/>
     <w:uiPriority w:val="99"/>
     <w:pPr>
       <w:pBdr/>
@@ -40316,9 +40788,9 @@
       </w:tcPr>
     </w:tblStylePr>
   </w:style>
-  <w:style w:type="table" w:styleId="842">
+  <w:style w:type="table" w:styleId="926">
     <w:name w:val="List Table 6 Colorful Accent 6"/>
-    <w:basedOn w:val="764"/>
+    <w:basedOn w:val="848"/>
     <w:uiPriority w:val="99"/>
     <w:pPr>
       <w:pBdr/>
@@ -40538,9 +41010,9 @@
       </w:tcPr>
     </w:tblStylePr>
   </w:style>
-  <w:style w:type="table" w:styleId="843">
+  <w:style w:type="table" w:styleId="927">
     <w:name w:val="List Table 7 Colorful Accent 1"/>
-    <w:basedOn w:val="764"/>
+    <w:basedOn w:val="848"/>
     <w:uiPriority w:val="99"/>
     <w:pPr>
       <w:pBdr/>
@@ -40788,9 +41260,9 @@
       </w:tcPr>
     </w:tblStylePr>
   </w:style>
-  <w:style w:type="table" w:styleId="844">
+  <w:style w:type="table" w:styleId="928">
     <w:name w:val="List Table 7 Colorful Accent 2"/>
-    <w:basedOn w:val="764"/>
+    <w:basedOn w:val="848"/>
     <w:uiPriority w:val="99"/>
     <w:pPr>
       <w:pBdr/>
@@ -41038,9 +41510,9 @@
       </w:tcPr>
     </w:tblStylePr>
   </w:style>
-  <w:style w:type="table" w:styleId="845">
+  <w:style w:type="table" w:styleId="929">
     <w:name w:val="List Table 7 Colorful Accent 3"/>
-    <w:basedOn w:val="764"/>
+    <w:basedOn w:val="848"/>
     <w:uiPriority w:val="99"/>
     <w:pPr>
       <w:pBdr/>
@@ -41288,9 +41760,9 @@
       </w:tcPr>
     </w:tblStylePr>
   </w:style>
-  <w:style w:type="table" w:styleId="846">
+  <w:style w:type="table" w:styleId="930">
     <w:name w:val="List Table 7 Colorful Accent 4"/>
-    <w:basedOn w:val="764"/>
+    <w:basedOn w:val="848"/>
     <w:uiPriority w:val="99"/>
     <w:pPr>
       <w:pBdr/>
@@ -41538,9 +42010,9 @@
       </w:tcPr>
     </w:tblStylePr>
   </w:style>
-  <w:style w:type="table" w:styleId="847">
+  <w:style w:type="table" w:styleId="931">
     <w:name w:val="List Table 7 Colorful Accent 5"/>
-    <w:basedOn w:val="764"/>
+    <w:basedOn w:val="848"/>
     <w:uiPriority w:val="99"/>
     <w:pPr>
       <w:pBdr/>
@@ -41788,9 +42260,9 @@
       </w:tcPr>
     </w:tblStylePr>
   </w:style>
-  <w:style w:type="table" w:styleId="848">
+  <w:style w:type="table" w:styleId="932">
     <w:name w:val="List Table 7 Colorful Accent 6"/>
-    <w:basedOn w:val="764"/>
+    <w:basedOn w:val="848"/>
     <w:uiPriority w:val="99"/>
     <w:pPr>
       <w:pBdr/>
@@ -42038,9 +42510,9 @@
       </w:tcPr>
     </w:tblStylePr>
   </w:style>
-  <w:style w:type="table" w:styleId="849">
+  <w:style w:type="table" w:styleId="933">
     <w:name w:val="Table Grid"/>
-    <w:basedOn w:val="764"/>
+    <w:basedOn w:val="848"/>
     <w:uiPriority w:val="59"/>
     <w:pPr>
       <w:pBdr/>
@@ -42230,9 +42702,9 @@
       </w:tcPr>
     </w:tblStylePr>
   </w:style>
-  <w:style w:type="table" w:styleId="850">
+  <w:style w:type="table" w:styleId="934">
     <w:name w:val="Plain Table 1"/>
-    <w:basedOn w:val="764"/>
+    <w:basedOn w:val="848"/>
     <w:uiPriority w:val="59"/>
     <w:pPr>
       <w:pBdr/>
@@ -42448,9 +42920,9 @@
       </w:tcPr>
     </w:tblStylePr>
   </w:style>
-  <w:style w:type="table" w:styleId="851">
+  <w:style w:type="table" w:styleId="935">
     <w:name w:val="Plain Table 2"/>
-    <w:basedOn w:val="764"/>
+    <w:basedOn w:val="848"/>
     <w:uiPriority w:val="59"/>
     <w:pPr>
       <w:pBdr/>
@@ -42674,9 +43146,9 @@
       </w:tcPr>
     </w:tblStylePr>
   </w:style>
-  <w:style w:type="table" w:styleId="852">
+  <w:style w:type="table" w:styleId="936">
     <w:name w:val="Plain Table 3"/>
-    <w:basedOn w:val="764"/>
+    <w:basedOn w:val="848"/>
     <w:uiPriority w:val="99"/>
     <w:pPr>
       <w:pBdr/>
@@ -42903,9 +43375,9 @@
       </w:tcPr>
     </w:tblStylePr>
   </w:style>
-  <w:style w:type="table" w:styleId="853">
+  <w:style w:type="table" w:styleId="937">
     <w:name w:val="Plain Table 4"/>
-    <w:basedOn w:val="764"/>
+    <w:basedOn w:val="848"/>
     <w:uiPriority w:val="99"/>
     <w:pPr>
       <w:pBdr/>
@@ -43118,9 +43590,9 @@
       </w:tcPr>
     </w:tblStylePr>
   </w:style>
-  <w:style w:type="table" w:styleId="854">
+  <w:style w:type="table" w:styleId="938">
     <w:name w:val="Plain Table 5"/>
-    <w:basedOn w:val="764"/>
+    <w:basedOn w:val="848"/>
     <w:uiPriority w:val="99"/>
     <w:pPr>
       <w:pBdr/>
@@ -43350,9 +43822,9 @@
       </w:tcPr>
     </w:tblStylePr>
   </w:style>
-  <w:style w:type="table" w:styleId="855">
+  <w:style w:type="table" w:styleId="939">
     <w:name w:val="Grid Table 1 Light"/>
-    <w:basedOn w:val="764"/>
+    <w:basedOn w:val="848"/>
     <w:uiPriority w:val="99"/>
     <w:pPr>
       <w:pBdr/>
@@ -43572,9 +44044,9 @@
       </w:tcPr>
     </w:tblStylePr>
   </w:style>
-  <w:style w:type="table" w:styleId="856">
+  <w:style w:type="table" w:styleId="940">
     <w:name w:val="Grid Table 2"/>
-    <w:basedOn w:val="764"/>
+    <w:basedOn w:val="848"/>
     <w:uiPriority w:val="99"/>
     <w:pPr>
       <w:pBdr/>
@@ -43803,9 +44275,9 @@
       </w:tcPr>
     </w:tblStylePr>
   </w:style>
-  <w:style w:type="table" w:styleId="857">
+  <w:style w:type="table" w:styleId="941">
     <w:name w:val="Grid Table 3"/>
-    <w:basedOn w:val="764"/>
+    <w:basedOn w:val="848"/>
     <w:uiPriority w:val="99"/>
     <w:pPr>
       <w:pBdr/>
@@ -44047,9 +44519,9 @@
       </w:tcPr>
     </w:tblStylePr>
   </w:style>
-  <w:style w:type="table" w:styleId="858">
+  <w:style w:type="table" w:styleId="942">
     <w:name w:val="Grid Table 4"/>
-    <w:basedOn w:val="764"/>
+    <w:basedOn w:val="848"/>
     <w:uiPriority w:val="59"/>
     <w:pPr>
       <w:pBdr/>
@@ -44279,9 +44751,9 @@
       </w:tcPr>
     </w:tblStylePr>
   </w:style>
-  <w:style w:type="table" w:styleId="859">
+  <w:style w:type="table" w:styleId="943">
     <w:name w:val="Grid Table 5 Dark"/>
-    <w:basedOn w:val="764"/>
+    <w:basedOn w:val="848"/>
     <w:uiPriority w:val="99"/>
     <w:pPr>
       <w:pBdr/>
@@ -44506,9 +44978,9 @@
       </w:tcPr>
     </w:tblStylePr>
   </w:style>
-  <w:style w:type="table" w:styleId="860" w:customStyle="1">
+  <w:style w:type="table" w:styleId="944" w:customStyle="1">
     <w:name w:val="Grid Table 5 Dark- Accent 1"/>
-    <w:basedOn w:val="764"/>
+    <w:basedOn w:val="848"/>
     <w:uiPriority w:val="99"/>
     <w:pPr>
       <w:pBdr/>
@@ -44733,9 +45205,9 @@
       </w:tcPr>
     </w:tblStylePr>
   </w:style>
-  <w:style w:type="table" w:styleId="861" w:customStyle="1">
+  <w:style w:type="table" w:styleId="945" w:customStyle="1">
     <w:name w:val="Grid Table 5 Dark- Accent 4"/>
-    <w:basedOn w:val="764"/>
+    <w:basedOn w:val="848"/>
     <w:uiPriority w:val="99"/>
     <w:pPr>
       <w:pBdr/>
@@ -44960,9 +45432,9 @@
       </w:tcPr>
     </w:tblStylePr>
   </w:style>
-  <w:style w:type="table" w:styleId="862">
+  <w:style w:type="table" w:styleId="946">
     <w:name w:val="Grid Table 6 Colorful"/>
-    <w:basedOn w:val="764"/>
+    <w:basedOn w:val="848"/>
     <w:uiPriority w:val="99"/>
     <w:pPr>
       <w:pBdr/>
@@ -45184,9 +45656,9 @@
       </w:tcPr>
     </w:tblStylePr>
   </w:style>
-  <w:style w:type="table" w:styleId="863">
+  <w:style w:type="table" w:styleId="947">
     <w:name w:val="Grid Table 7 Colorful"/>
-    <w:basedOn w:val="764"/>
+    <w:basedOn w:val="848"/>
     <w:uiPriority w:val="99"/>
     <w:pPr>
       <w:pBdr/>
@@ -45437,9 +45909,9 @@
       </w:tcPr>
     </w:tblStylePr>
   </w:style>
-  <w:style w:type="table" w:styleId="864">
+  <w:style w:type="table" w:styleId="948">
     <w:name w:val="List Table 1 Light"/>
-    <w:basedOn w:val="764"/>
+    <w:basedOn w:val="848"/>
     <w:uiPriority w:val="99"/>
     <w:pPr>
       <w:pBdr/>
@@ -45652,9 +46124,9 @@
       </w:tcPr>
     </w:tblStylePr>
   </w:style>
-  <w:style w:type="table" w:styleId="865">
+  <w:style w:type="table" w:styleId="949">
     <w:name w:val="List Table 2"/>
-    <w:basedOn w:val="764"/>
+    <w:basedOn w:val="848"/>
     <w:uiPriority w:val="99"/>
     <w:pPr>
       <w:pBdr/>
@@ -45889,9 +46361,9 @@
       </w:tcPr>
     </w:tblStylePr>
   </w:style>
-  <w:style w:type="table" w:styleId="866">
+  <w:style w:type="table" w:styleId="950">
     <w:name w:val="List Table 3"/>
-    <w:basedOn w:val="764"/>
+    <w:basedOn w:val="848"/>
     <w:uiPriority w:val="99"/>
     <w:pPr>
       <w:pBdr/>
@@ -46116,9 +46588,9 @@
       </w:tcPr>
     </w:tblStylePr>
   </w:style>
-  <w:style w:type="table" w:styleId="867">
+  <w:style w:type="table" w:styleId="951">
     <w:name w:val="List Table 4"/>
-    <w:basedOn w:val="764"/>
+    <w:basedOn w:val="848"/>
     <w:uiPriority w:val="99"/>
     <w:pPr>
       <w:pBdr/>
@@ -46340,9 +46812,9 @@
       </w:tcPr>
     </w:tblStylePr>
   </w:style>
-  <w:style w:type="table" w:styleId="868">
+  <w:style w:type="table" w:styleId="952">
     <w:name w:val="List Table 5 Dark"/>
-    <w:basedOn w:val="764"/>
+    <w:basedOn w:val="848"/>
     <w:uiPriority w:val="99"/>
     <w:pPr>
       <w:pBdr/>
@@ -46576,9 +47048,9 @@
       </w:tcPr>
     </w:tblStylePr>
   </w:style>
-  <w:style w:type="table" w:styleId="869">
+  <w:style w:type="table" w:styleId="953">
     <w:name w:val="List Table 6 Colorful"/>
-    <w:basedOn w:val="764"/>
+    <w:basedOn w:val="848"/>
     <w:uiPriority w:val="99"/>
     <w:pPr>
       <w:pBdr/>
@@ -46798,9 +47270,9 @@
       </w:tcPr>
     </w:tblStylePr>
   </w:style>
-  <w:style w:type="table" w:styleId="870">
+  <w:style w:type="table" w:styleId="954">
     <w:name w:val="List Table 7 Colorful"/>
-    <w:basedOn w:val="764"/>
+    <w:basedOn w:val="848"/>
     <w:uiPriority w:val="99"/>
     <w:pPr>
       <w:pBdr/>
@@ -47048,9 +47520,9 @@
       </w:tcPr>
     </w:tblStylePr>
   </w:style>
-  <w:style w:type="table" w:styleId="871" w:customStyle="1">
+  <w:style w:type="table" w:styleId="955" w:customStyle="1">
     <w:name w:val="Lined - Accent"/>
-    <w:basedOn w:val="764"/>
+    <w:basedOn w:val="848"/>
     <w:uiPriority w:val="99"/>
     <w:pPr>
       <w:pBdr/>
@@ -47287,9 +47759,9 @@
       </w:tcPr>
     </w:tblStylePr>
   </w:style>
-  <w:style w:type="table" w:styleId="872" w:customStyle="1">
+  <w:style w:type="table" w:styleId="956" w:customStyle="1">
     <w:name w:val="Lined - Accent 1"/>
-    <w:basedOn w:val="764"/>
+    <w:basedOn w:val="848"/>
     <w:uiPriority w:val="99"/>
     <w:pPr>
       <w:pBdr/>
@@ -47526,9 +47998,9 @@
       </w:tcPr>
     </w:tblStylePr>
   </w:style>
-  <w:style w:type="table" w:styleId="873" w:customStyle="1">
+  <w:style w:type="table" w:styleId="957" w:customStyle="1">
     <w:name w:val="Lined - Accent 2"/>
-    <w:basedOn w:val="764"/>
+    <w:basedOn w:val="848"/>
     <w:uiPriority w:val="99"/>
     <w:pPr>
       <w:pBdr/>
@@ -47765,9 +48237,9 @@
       </w:tcPr>
     </w:tblStylePr>
   </w:style>
-  <w:style w:type="table" w:styleId="874" w:customStyle="1">
+  <w:style w:type="table" w:styleId="958" w:customStyle="1">
     <w:name w:val="Lined - Accent 3"/>
-    <w:basedOn w:val="764"/>
+    <w:basedOn w:val="848"/>
     <w:uiPriority w:val="99"/>
     <w:pPr>
       <w:pBdr/>
@@ -48004,9 +48476,9 @@
       </w:tcPr>
     </w:tblStylePr>
   </w:style>
-  <w:style w:type="table" w:styleId="875" w:customStyle="1">
+  <w:style w:type="table" w:styleId="959" w:customStyle="1">
     <w:name w:val="Lined - Accent 4"/>
-    <w:basedOn w:val="764"/>
+    <w:basedOn w:val="848"/>
     <w:uiPriority w:val="99"/>
     <w:pPr>
       <w:pBdr/>
@@ -48243,9 +48715,9 @@
       </w:tcPr>
     </w:tblStylePr>
   </w:style>
-  <w:style w:type="table" w:styleId="876" w:customStyle="1">
+  <w:style w:type="table" w:styleId="960" w:customStyle="1">
     <w:name w:val="Lined - Accent 5"/>
-    <w:basedOn w:val="764"/>
+    <w:basedOn w:val="848"/>
     <w:uiPriority w:val="99"/>
     <w:pPr>
       <w:pBdr/>
@@ -48482,9 +48954,9 @@
       </w:tcPr>
     </w:tblStylePr>
   </w:style>
-  <w:style w:type="table" w:styleId="877" w:customStyle="1">
+  <w:style w:type="table" w:styleId="961" w:customStyle="1">
     <w:name w:val="Lined - Accent 6"/>
-    <w:basedOn w:val="764"/>
+    <w:basedOn w:val="848"/>
     <w:uiPriority w:val="99"/>
     <w:pPr>
       <w:pBdr/>
@@ -48721,9 +49193,9 @@
       </w:tcPr>
     </w:tblStylePr>
   </w:style>
-  <w:style w:type="table" w:styleId="878" w:customStyle="1">
+  <w:style w:type="table" w:styleId="962" w:customStyle="1">
     <w:name w:val="Bordered &amp; Lined - Accent"/>
-    <w:basedOn w:val="764"/>
+    <w:basedOn w:val="848"/>
     <w:uiPriority w:val="99"/>
     <w:pPr>
       <w:pBdr/>
@@ -48967,9 +49439,9 @@
       </w:tcPr>
     </w:tblStylePr>
   </w:style>
-  <w:style w:type="table" w:styleId="879" w:customStyle="1">
+  <w:style w:type="table" w:styleId="963" w:customStyle="1">
     <w:name w:val="Bordered &amp; Lined - Accent 1"/>
-    <w:basedOn w:val="764"/>
+    <w:basedOn w:val="848"/>
     <w:uiPriority w:val="99"/>
     <w:pPr>
       <w:pBdr/>
@@ -49213,9 +49685,9 @@
       </w:tcPr>
     </w:tblStylePr>
   </w:style>
-  <w:style w:type="table" w:styleId="880" w:customStyle="1">
+  <w:style w:type="table" w:styleId="964" w:customStyle="1">
     <w:name w:val="Bordered &amp; Lined - Accent 2"/>
-    <w:basedOn w:val="764"/>
+    <w:basedOn w:val="848"/>
     <w:uiPriority w:val="99"/>
     <w:pPr>
       <w:pBdr/>
@@ -49459,9 +49931,9 @@
       </w:tcPr>
     </w:tblStylePr>
   </w:style>
-  <w:style w:type="table" w:styleId="881" w:customStyle="1">
+  <w:style w:type="table" w:styleId="965" w:customStyle="1">
     <w:name w:val="Bordered &amp; Lined - Accent 3"/>
-    <w:basedOn w:val="764"/>
+    <w:basedOn w:val="848"/>
     <w:uiPriority w:val="99"/>
     <w:pPr>
       <w:pBdr/>
@@ -49705,9 +50177,9 @@
       </w:tcPr>
     </w:tblStylePr>
   </w:style>
-  <w:style w:type="table" w:styleId="882" w:customStyle="1">
+  <w:style w:type="table" w:styleId="966" w:customStyle="1">
     <w:name w:val="Bordered &amp; Lined - Accent 4"/>
-    <w:basedOn w:val="764"/>
+    <w:basedOn w:val="848"/>
     <w:uiPriority w:val="99"/>
     <w:pPr>
       <w:pBdr/>
@@ -49951,9 +50423,9 @@
       </w:tcPr>
     </w:tblStylePr>
   </w:style>
-  <w:style w:type="table" w:styleId="883" w:customStyle="1">
+  <w:style w:type="table" w:styleId="967" w:customStyle="1">
     <w:name w:val="Bordered &amp; Lined - Accent 5"/>
-    <w:basedOn w:val="764"/>
+    <w:basedOn w:val="848"/>
     <w:uiPriority w:val="99"/>
     <w:pPr>
       <w:pBdr/>
@@ -50197,9 +50669,9 @@
       </w:tcPr>
     </w:tblStylePr>
   </w:style>
-  <w:style w:type="table" w:styleId="884" w:customStyle="1">
+  <w:style w:type="table" w:styleId="968" w:customStyle="1">
     <w:name w:val="Bordered &amp; Lined - Accent 6"/>
-    <w:basedOn w:val="764"/>
+    <w:basedOn w:val="848"/>
     <w:uiPriority w:val="99"/>
     <w:pPr>
       <w:pBdr/>
@@ -50443,9 +50915,9 @@
       </w:tcPr>
     </w:tblStylePr>
   </w:style>
-  <w:style w:type="table" w:styleId="885" w:customStyle="1">
+  <w:style w:type="table" w:styleId="969" w:customStyle="1">
     <w:name w:val="Bordered"/>
-    <w:basedOn w:val="764"/>
+    <w:basedOn w:val="848"/>
     <w:uiPriority w:val="99"/>
     <w:pPr>
       <w:pBdr/>
@@ -50673,9 +51145,9 @@
       </w:tcPr>
     </w:tblStylePr>
   </w:style>
-  <w:style w:type="table" w:styleId="886" w:customStyle="1">
+  <w:style w:type="table" w:styleId="970" w:customStyle="1">
     <w:name w:val="Bordered - Accent 1"/>
-    <w:basedOn w:val="764"/>
+    <w:basedOn w:val="848"/>
     <w:uiPriority w:val="99"/>
     <w:pPr>
       <w:pBdr/>
@@ -50903,9 +51375,9 @@
       </w:tcPr>
     </w:tblStylePr>
   </w:style>
-  <w:style w:type="table" w:styleId="887" w:customStyle="1">
+  <w:style w:type="table" w:styleId="971" w:customStyle="1">
     <w:name w:val="Bordered - Accent 2"/>
-    <w:basedOn w:val="764"/>
+    <w:basedOn w:val="848"/>
     <w:uiPriority w:val="99"/>
     <w:pPr>
       <w:pBdr/>
@@ -51133,9 +51605,9 @@
       </w:tcPr>
     </w:tblStylePr>
   </w:style>
-  <w:style w:type="table" w:styleId="888" w:customStyle="1">
+  <w:style w:type="table" w:styleId="972" w:customStyle="1">
     <w:name w:val="Bordered - Accent 3"/>
-    <w:basedOn w:val="764"/>
+    <w:basedOn w:val="848"/>
     <w:uiPriority w:val="99"/>
     <w:pPr>
       <w:pBdr/>
@@ -51363,9 +51835,9 @@
       </w:tcPr>
     </w:tblStylePr>
   </w:style>
-  <w:style w:type="table" w:styleId="889" w:customStyle="1">
+  <w:style w:type="table" w:styleId="973" w:customStyle="1">
     <w:name w:val="Bordered - Accent 4"/>
-    <w:basedOn w:val="764"/>
+    <w:basedOn w:val="848"/>
     <w:uiPriority w:val="99"/>
     <w:pPr>
       <w:pBdr/>
@@ -51593,9 +52065,9 @@
       </w:tcPr>
     </w:tblStylePr>
   </w:style>
-  <w:style w:type="table" w:styleId="890" w:customStyle="1">
+  <w:style w:type="table" w:styleId="974" w:customStyle="1">
     <w:name w:val="Bordered - Accent 5"/>
-    <w:basedOn w:val="764"/>
+    <w:basedOn w:val="848"/>
     <w:uiPriority w:val="99"/>
     <w:pPr>
       <w:pBdr/>
@@ -51823,9 +52295,9 @@
       </w:tcPr>
     </w:tblStylePr>
   </w:style>
-  <w:style w:type="table" w:styleId="891" w:customStyle="1">
+  <w:style w:type="table" w:styleId="975" w:customStyle="1">
     <w:name w:val="Bordered - Accent 6"/>
-    <w:basedOn w:val="764"/>
+    <w:basedOn w:val="848"/>
     <w:uiPriority w:val="99"/>
     <w:pPr>
       <w:pBdr/>
@@ -52053,10 +52525,10 @@
       </w:tcPr>
     </w:tblStylePr>
   </w:style>
-  <w:style w:type="character" w:styleId="892" w:customStyle="1">
+  <w:style w:type="character" w:styleId="976" w:customStyle="1">
     <w:name w:val="Heading 2 Char"/>
-    <w:basedOn w:val="763"/>
-    <w:link w:val="755"/>
+    <w:basedOn w:val="847"/>
+    <w:link w:val="839"/>
     <w:uiPriority w:val="9"/>
     <w:pPr>
       <w:pBdr/>
@@ -52070,10 +52542,10 @@
       <w:szCs w:val="32"/>
     </w:rPr>
   </w:style>
-  <w:style w:type="character" w:styleId="893" w:customStyle="1">
+  <w:style w:type="character" w:styleId="977" w:customStyle="1">
     <w:name w:val="Heading 3 Char"/>
-    <w:basedOn w:val="763"/>
-    <w:link w:val="756"/>
+    <w:basedOn w:val="847"/>
+    <w:link w:val="840"/>
     <w:uiPriority w:val="9"/>
     <w:pPr>
       <w:pBdr/>
@@ -52087,10 +52559,10 @@
       <w:szCs w:val="28"/>
     </w:rPr>
   </w:style>
-  <w:style w:type="character" w:styleId="894" w:customStyle="1">
+  <w:style w:type="character" w:styleId="978" w:customStyle="1">
     <w:name w:val="Heading 4 Char"/>
-    <w:basedOn w:val="763"/>
-    <w:link w:val="757"/>
+    <w:basedOn w:val="847"/>
+    <w:link w:val="841"/>
     <w:uiPriority w:val="9"/>
     <w:pPr>
       <w:pBdr/>
@@ -52104,10 +52576,10 @@
       <w:color w:val="0f4761" w:themeColor="accent1" w:themeShade="BF"/>
     </w:rPr>
   </w:style>
-  <w:style w:type="character" w:styleId="895" w:customStyle="1">
+  <w:style w:type="character" w:styleId="979" w:customStyle="1">
     <w:name w:val="Heading 5 Char"/>
-    <w:basedOn w:val="763"/>
-    <w:link w:val="758"/>
+    <w:basedOn w:val="847"/>
+    <w:link w:val="842"/>
     <w:uiPriority w:val="9"/>
     <w:pPr>
       <w:pBdr/>
@@ -52119,10 +52591,10 @@
       <w:color w:val="0f4761" w:themeColor="accent1" w:themeShade="BF"/>
     </w:rPr>
   </w:style>
-  <w:style w:type="character" w:styleId="896" w:customStyle="1">
+  <w:style w:type="character" w:styleId="980" w:customStyle="1">
     <w:name w:val="Heading 6 Char"/>
-    <w:basedOn w:val="763"/>
-    <w:link w:val="759"/>
+    <w:basedOn w:val="847"/>
+    <w:link w:val="843"/>
     <w:uiPriority w:val="9"/>
     <w:pPr>
       <w:pBdr/>
@@ -52136,10 +52608,10 @@
       <w:color w:val="595959" w:themeColor="text1" w:themeTint="A6"/>
     </w:rPr>
   </w:style>
-  <w:style w:type="character" w:styleId="897" w:customStyle="1">
+  <w:style w:type="character" w:styleId="981" w:customStyle="1">
     <w:name w:val="Heading 7 Char"/>
-    <w:basedOn w:val="763"/>
-    <w:link w:val="760"/>
+    <w:basedOn w:val="847"/>
+    <w:link w:val="844"/>
     <w:uiPriority w:val="9"/>
     <w:pPr>
       <w:pBdr/>
@@ -52151,10 +52623,10 @@
       <w:color w:val="595959" w:themeColor="text1" w:themeTint="A6"/>
     </w:rPr>
   </w:style>
-  <w:style w:type="character" w:styleId="898" w:customStyle="1">
+  <w:style w:type="character" w:styleId="982" w:customStyle="1">
     <w:name w:val="Heading 8 Char"/>
-    <w:basedOn w:val="763"/>
-    <w:link w:val="761"/>
+    <w:basedOn w:val="847"/>
+    <w:link w:val="845"/>
     <w:uiPriority w:val="9"/>
     <w:pPr>
       <w:pBdr/>
@@ -52168,10 +52640,10 @@
       <w:color w:val="272727" w:themeColor="text1" w:themeTint="D8"/>
     </w:rPr>
   </w:style>
-  <w:style w:type="character" w:styleId="899" w:customStyle="1">
+  <w:style w:type="character" w:styleId="983" w:customStyle="1">
     <w:name w:val="Heading 9 Char"/>
-    <w:basedOn w:val="763"/>
-    <w:link w:val="762"/>
+    <w:basedOn w:val="847"/>
+    <w:link w:val="846"/>
     <w:uiPriority w:val="9"/>
     <w:pPr>
       <w:pBdr/>
@@ -52185,11 +52657,11 @@
       <w:color w:val="272727" w:themeColor="text1" w:themeTint="D8"/>
     </w:rPr>
   </w:style>
-  <w:style w:type="paragraph" w:styleId="900">
+  <w:style w:type="paragraph" w:styleId="984">
     <w:name w:val="Title"/>
-    <w:basedOn w:val="753"/>
-    <w:next w:val="753"/>
-    <w:link w:val="901"/>
+    <w:basedOn w:val="837"/>
+    <w:next w:val="837"/>
+    <w:link w:val="985"/>
     <w:uiPriority w:val="10"/>
     <w:qFormat/>
     <w:pPr>
@@ -52204,10 +52676,10 @@
       <w:szCs w:val="56"/>
     </w:rPr>
   </w:style>
-  <w:style w:type="character" w:styleId="901" w:customStyle="1">
+  <w:style w:type="character" w:styleId="985" w:customStyle="1">
     <w:name w:val="Title Char"/>
-    <w:basedOn w:val="763"/>
-    <w:link w:val="900"/>
+    <w:basedOn w:val="847"/>
+    <w:link w:val="984"/>
     <w:uiPriority w:val="10"/>
     <w:pPr>
       <w:pBdr/>
@@ -52221,11 +52693,11 @@
       <w:szCs w:val="56"/>
     </w:rPr>
   </w:style>
-  <w:style w:type="paragraph" w:styleId="902">
+  <w:style w:type="paragraph" w:styleId="986">
     <w:name w:val="Subtitle"/>
-    <w:basedOn w:val="753"/>
-    <w:next w:val="753"/>
-    <w:link w:val="903"/>
+    <w:basedOn w:val="837"/>
+    <w:next w:val="837"/>
+    <w:link w:val="987"/>
     <w:uiPriority w:val="11"/>
     <w:qFormat/>
     <w:pPr>
@@ -52243,10 +52715,10 @@
       <w:szCs w:val="28"/>
     </w:rPr>
   </w:style>
-  <w:style w:type="character" w:styleId="903" w:customStyle="1">
+  <w:style w:type="character" w:styleId="987" w:customStyle="1">
     <w:name w:val="Subtitle Char"/>
-    <w:basedOn w:val="763"/>
-    <w:link w:val="902"/>
+    <w:basedOn w:val="847"/>
+    <w:link w:val="986"/>
     <w:uiPriority w:val="11"/>
     <w:pPr>
       <w:pBdr/>
@@ -52260,11 +52732,11 @@
       <w:szCs w:val="28"/>
     </w:rPr>
   </w:style>
-  <w:style w:type="paragraph" w:styleId="904">
+  <w:style w:type="paragraph" w:styleId="988">
     <w:name w:val="Quote"/>
-    <w:basedOn w:val="753"/>
-    <w:next w:val="753"/>
-    <w:link w:val="905"/>
+    <w:basedOn w:val="837"/>
+    <w:next w:val="837"/>
+    <w:link w:val="989"/>
     <w:uiPriority w:val="29"/>
     <w:qFormat/>
     <w:pPr>
@@ -52279,10 +52751,10 @@
       <w:color w:val="404040" w:themeColor="text1" w:themeTint="BF"/>
     </w:rPr>
   </w:style>
-  <w:style w:type="character" w:styleId="905" w:customStyle="1">
+  <w:style w:type="character" w:styleId="989" w:customStyle="1">
     <w:name w:val="Quote Char"/>
-    <w:basedOn w:val="763"/>
-    <w:link w:val="904"/>
+    <w:basedOn w:val="847"/>
+    <w:link w:val="988"/>
     <w:uiPriority w:val="29"/>
     <w:pPr>
       <w:pBdr/>
@@ -52295,9 +52767,9 @@
       <w:color w:val="404040" w:themeColor="text1" w:themeTint="BF"/>
     </w:rPr>
   </w:style>
-  <w:style w:type="paragraph" w:styleId="906">
+  <w:style w:type="paragraph" w:styleId="990">
     <w:name w:val="List Paragraph"/>
-    <w:basedOn w:val="753"/>
+    <w:basedOn w:val="837"/>
     <w:uiPriority w:val="34"/>
     <w:qFormat/>
     <w:pPr>
@@ -52307,9 +52779,9 @@
       <w:contextualSpacing w:val="true"/>
     </w:pPr>
   </w:style>
-  <w:style w:type="character" w:styleId="907">
+  <w:style w:type="character" w:styleId="991">
     <w:name w:val="Intense Emphasis"/>
-    <w:basedOn w:val="763"/>
+    <w:basedOn w:val="847"/>
     <w:uiPriority w:val="21"/>
     <w:qFormat/>
     <w:pPr>
@@ -52323,11 +52795,11 @@
       <w:color w:val="0f4761" w:themeColor="accent1" w:themeShade="BF"/>
     </w:rPr>
   </w:style>
-  <w:style w:type="paragraph" w:styleId="908">
+  <w:style w:type="paragraph" w:styleId="992">
     <w:name w:val="Intense Quote"/>
-    <w:basedOn w:val="753"/>
-    <w:next w:val="753"/>
-    <w:link w:val="909"/>
+    <w:basedOn w:val="837"/>
+    <w:next w:val="837"/>
+    <w:link w:val="993"/>
     <w:uiPriority w:val="30"/>
     <w:qFormat/>
     <w:pPr>
@@ -52345,10 +52817,10 @@
       <w:color w:val="0f4761" w:themeColor="accent1" w:themeShade="BF"/>
     </w:rPr>
   </w:style>
-  <w:style w:type="character" w:styleId="909" w:customStyle="1">
+  <w:style w:type="character" w:styleId="993" w:customStyle="1">
     <w:name w:val="Intense Quote Char"/>
-    <w:basedOn w:val="763"/>
-    <w:link w:val="908"/>
+    <w:basedOn w:val="847"/>
+    <w:link w:val="992"/>
     <w:uiPriority w:val="30"/>
     <w:pPr>
       <w:pBdr/>
@@ -52361,9 +52833,9 @@
       <w:color w:val="0f4761" w:themeColor="accent1" w:themeShade="BF"/>
     </w:rPr>
   </w:style>
-  <w:style w:type="character" w:styleId="910">
+  <w:style w:type="character" w:styleId="994">
     <w:name w:val="Intense Reference"/>
-    <w:basedOn w:val="763"/>
+    <w:basedOn w:val="847"/>
     <w:uiPriority w:val="32"/>
     <w:qFormat/>
     <w:pPr>
@@ -52379,9 +52851,9 @@
       <w:spacing w:val="5"/>
     </w:rPr>
   </w:style>
-  <w:style w:type="paragraph" w:styleId="911">
+  <w:style w:type="paragraph" w:styleId="995">
     <w:name w:val="No Spacing"/>
-    <w:basedOn w:val="753"/>
+    <w:basedOn w:val="837"/>
     <w:uiPriority w:val="1"/>
     <w:qFormat/>
     <w:pPr>
@@ -52390,9 +52862,9 @@
       <w:ind/>
     </w:pPr>
   </w:style>
-  <w:style w:type="character" w:styleId="912">
+  <w:style w:type="character" w:styleId="996">
     <w:name w:val="Subtle Emphasis"/>
-    <w:basedOn w:val="763"/>
+    <w:basedOn w:val="847"/>
     <w:uiPriority w:val="19"/>
     <w:qFormat/>
     <w:pPr>
@@ -52406,9 +52878,9 @@
       <w:color w:val="404040" w:themeColor="text1" w:themeTint="BF"/>
     </w:rPr>
   </w:style>
-  <w:style w:type="character" w:styleId="913">
+  <w:style w:type="character" w:styleId="997">
     <w:name w:val="Emphasis"/>
-    <w:basedOn w:val="763"/>
+    <w:basedOn w:val="847"/>
     <w:uiPriority w:val="20"/>
     <w:qFormat/>
     <w:pPr>
@@ -52421,9 +52893,9 @@
       <w:iCs/>
     </w:rPr>
   </w:style>
-  <w:style w:type="character" w:styleId="914">
+  <w:style w:type="character" w:styleId="998">
     <w:name w:val="Strong"/>
-    <w:basedOn w:val="763"/>
+    <w:basedOn w:val="847"/>
     <w:uiPriority w:val="22"/>
     <w:qFormat/>
     <w:pPr>
@@ -52436,9 +52908,9 @@
       <w:bCs/>
     </w:rPr>
   </w:style>
-  <w:style w:type="character" w:styleId="915">
+  <w:style w:type="character" w:styleId="999">
     <w:name w:val="Subtle Reference"/>
-    <w:basedOn w:val="763"/>
+    <w:basedOn w:val="847"/>
     <w:uiPriority w:val="31"/>
     <w:qFormat/>
     <w:pPr>
@@ -52451,9 +52923,9 @@
       <w:color w:val="5a5a5a" w:themeColor="text1" w:themeTint="A5"/>
     </w:rPr>
   </w:style>
-  <w:style w:type="character" w:styleId="916">
+  <w:style w:type="character" w:styleId="1000">
     <w:name w:val="Book Title"/>
-    <w:basedOn w:val="763"/>
+    <w:basedOn w:val="847"/>
     <w:uiPriority w:val="33"/>
     <w:qFormat/>
     <w:pPr>
@@ -52469,10 +52941,10 @@
       <w:spacing w:val="5"/>
     </w:rPr>
   </w:style>
-  <w:style w:type="paragraph" w:styleId="917">
+  <w:style w:type="paragraph" w:styleId="1001">
     <w:name w:val="Header"/>
-    <w:basedOn w:val="753"/>
-    <w:link w:val="918"/>
+    <w:basedOn w:val="837"/>
+    <w:link w:val="1002"/>
     <w:uiPriority w:val="99"/>
     <w:unhideWhenUsed/>
     <w:pPr>
@@ -52485,10 +52957,10 @@
       <w:ind/>
     </w:pPr>
   </w:style>
-  <w:style w:type="character" w:styleId="918" w:customStyle="1">
+  <w:style w:type="character" w:styleId="1002" w:customStyle="1">
     <w:name w:val="Header Char"/>
-    <w:basedOn w:val="763"/>
-    <w:link w:val="917"/>
+    <w:basedOn w:val="847"/>
+    <w:link w:val="1001"/>
     <w:uiPriority w:val="99"/>
     <w:pPr>
       <w:pBdr/>
@@ -52496,10 +52968,10 @@
       <w:ind/>
     </w:pPr>
   </w:style>
-  <w:style w:type="paragraph" w:styleId="919">
+  <w:style w:type="paragraph" w:styleId="1003">
     <w:name w:val="Footer"/>
-    <w:basedOn w:val="753"/>
-    <w:link w:val="920"/>
+    <w:basedOn w:val="837"/>
+    <w:link w:val="1004"/>
     <w:uiPriority w:val="99"/>
     <w:unhideWhenUsed/>
     <w:pPr>
@@ -52512,10 +52984,10 @@
       <w:ind/>
     </w:pPr>
   </w:style>
-  <w:style w:type="character" w:styleId="920" w:customStyle="1">
+  <w:style w:type="character" w:styleId="1004" w:customStyle="1">
     <w:name w:val="Footer Char"/>
-    <w:basedOn w:val="763"/>
-    <w:link w:val="919"/>
+    <w:basedOn w:val="847"/>
+    <w:link w:val="1003"/>
     <w:uiPriority w:val="99"/>
     <w:pPr>
       <w:pBdr/>
@@ -52523,10 +52995,10 @@
       <w:ind/>
     </w:pPr>
   </w:style>
-  <w:style w:type="paragraph" w:styleId="921">
+  <w:style w:type="paragraph" w:styleId="1005">
     <w:name w:val="Caption"/>
-    <w:basedOn w:val="753"/>
-    <w:next w:val="753"/>
+    <w:basedOn w:val="837"/>
+    <w:next w:val="837"/>
     <w:uiPriority w:val="35"/>
     <w:unhideWhenUsed/>
     <w:qFormat/>
@@ -52543,10 +53015,10 @@
       <w:szCs w:val="18"/>
     </w:rPr>
   </w:style>
-  <w:style w:type="paragraph" w:styleId="922">
+  <w:style w:type="paragraph" w:styleId="1006">
     <w:name w:val="footnote text"/>
-    <w:basedOn w:val="753"/>
-    <w:link w:val="923"/>
+    <w:basedOn w:val="837"/>
+    <w:link w:val="1007"/>
     <w:uiPriority w:val="99"/>
     <w:semiHidden/>
     <w:unhideWhenUsed/>
@@ -52560,10 +53032,10 @@
       <w:szCs w:val="20"/>
     </w:rPr>
   </w:style>
-  <w:style w:type="character" w:styleId="923" w:customStyle="1">
+  <w:style w:type="character" w:styleId="1007" w:customStyle="1">
     <w:name w:val="Footnote Text Char"/>
-    <w:basedOn w:val="763"/>
-    <w:link w:val="922"/>
+    <w:basedOn w:val="847"/>
+    <w:link w:val="1006"/>
     <w:uiPriority w:val="99"/>
     <w:semiHidden/>
     <w:pPr>
@@ -52576,9 +53048,9 @@
       <w:szCs w:val="20"/>
     </w:rPr>
   </w:style>
-  <w:style w:type="character" w:styleId="924">
+  <w:style w:type="character" w:styleId="1008">
     <w:name w:val="footnote reference"/>
-    <w:basedOn w:val="763"/>
+    <w:basedOn w:val="847"/>
     <w:uiPriority w:val="99"/>
     <w:semiHidden/>
     <w:unhideWhenUsed/>
@@ -52591,10 +53063,10 @@
       <w:vertAlign w:val="superscript"/>
     </w:rPr>
   </w:style>
-  <w:style w:type="paragraph" w:styleId="925">
+  <w:style w:type="paragraph" w:styleId="1009">
     <w:name w:val="endnote text"/>
-    <w:basedOn w:val="753"/>
-    <w:link w:val="926"/>
+    <w:basedOn w:val="837"/>
+    <w:link w:val="1010"/>
     <w:uiPriority w:val="99"/>
     <w:semiHidden/>
     <w:unhideWhenUsed/>
@@ -52608,10 +53080,10 @@
       <w:szCs w:val="20"/>
     </w:rPr>
   </w:style>
-  <w:style w:type="character" w:styleId="926" w:customStyle="1">
+  <w:style w:type="character" w:styleId="1010" w:customStyle="1">
     <w:name w:val="Endnote Text Char"/>
-    <w:basedOn w:val="763"/>
-    <w:link w:val="925"/>
+    <w:basedOn w:val="847"/>
+    <w:link w:val="1009"/>
     <w:uiPriority w:val="99"/>
     <w:semiHidden/>
     <w:pPr>
@@ -52624,9 +53096,9 @@
       <w:szCs w:val="20"/>
     </w:rPr>
   </w:style>
-  <w:style w:type="character" w:styleId="927">
+  <w:style w:type="character" w:styleId="1011">
     <w:name w:val="endnote reference"/>
-    <w:basedOn w:val="763"/>
+    <w:basedOn w:val="847"/>
     <w:uiPriority w:val="99"/>
     <w:semiHidden/>
     <w:unhideWhenUsed/>
@@ -52639,9 +53111,9 @@
       <w:vertAlign w:val="superscript"/>
     </w:rPr>
   </w:style>
-  <w:style w:type="character" w:styleId="928">
+  <w:style w:type="character" w:styleId="1012">
     <w:name w:val="Hyperlink"/>
-    <w:basedOn w:val="763"/>
+    <w:basedOn w:val="847"/>
     <w:uiPriority w:val="99"/>
     <w:unhideWhenUsed/>
     <w:pPr>
@@ -52654,9 +53126,9 @@
       <w:u w:val="single"/>
     </w:rPr>
   </w:style>
-  <w:style w:type="character" w:styleId="929">
+  <w:style w:type="character" w:styleId="1013">
     <w:name w:val="FollowedHyperlink"/>
-    <w:basedOn w:val="763"/>
+    <w:basedOn w:val="847"/>
     <w:uiPriority w:val="99"/>
     <w:semiHidden/>
     <w:unhideWhenUsed/>
@@ -52670,10 +53142,10 @@
       <w:u w:val="single"/>
     </w:rPr>
   </w:style>
-  <w:style w:type="paragraph" w:styleId="930">
+  <w:style w:type="paragraph" w:styleId="1014">
     <w:name w:val="toc 1"/>
-    <w:basedOn w:val="753"/>
-    <w:next w:val="753"/>
+    <w:basedOn w:val="837"/>
+    <w:next w:val="837"/>
     <w:uiPriority w:val="39"/>
     <w:unhideWhenUsed/>
     <w:pPr>
@@ -52682,10 +53154,10 @@
       <w:ind/>
     </w:pPr>
   </w:style>
-  <w:style w:type="paragraph" w:styleId="931">
+  <w:style w:type="paragraph" w:styleId="1015">
     <w:name w:val="toc 2"/>
-    <w:basedOn w:val="753"/>
-    <w:next w:val="753"/>
+    <w:basedOn w:val="837"/>
+    <w:next w:val="837"/>
     <w:uiPriority w:val="39"/>
     <w:unhideWhenUsed/>
     <w:pPr>
@@ -52694,10 +53166,10 @@
       <w:ind w:left="220"/>
     </w:pPr>
   </w:style>
-  <w:style w:type="paragraph" w:styleId="932">
+  <w:style w:type="paragraph" w:styleId="1016">
     <w:name w:val="toc 3"/>
-    <w:basedOn w:val="753"/>
-    <w:next w:val="753"/>
+    <w:basedOn w:val="837"/>
+    <w:next w:val="837"/>
     <w:uiPriority w:val="39"/>
     <w:unhideWhenUsed/>
     <w:pPr>
@@ -52706,10 +53178,10 @@
       <w:ind w:left="440"/>
     </w:pPr>
   </w:style>
-  <w:style w:type="paragraph" w:styleId="933">
+  <w:style w:type="paragraph" w:styleId="1017">
     <w:name w:val="toc 4"/>
-    <w:basedOn w:val="753"/>
-    <w:next w:val="753"/>
+    <w:basedOn w:val="837"/>
+    <w:next w:val="837"/>
     <w:uiPriority w:val="39"/>
     <w:unhideWhenUsed/>
     <w:pPr>
@@ -52718,10 +53190,10 @@
       <w:ind w:left="660"/>
     </w:pPr>
   </w:style>
-  <w:style w:type="paragraph" w:styleId="934">
+  <w:style w:type="paragraph" w:styleId="1018">
     <w:name w:val="toc 5"/>
-    <w:basedOn w:val="753"/>
-    <w:next w:val="753"/>
+    <w:basedOn w:val="837"/>
+    <w:next w:val="837"/>
     <w:uiPriority w:val="39"/>
     <w:unhideWhenUsed/>
     <w:pPr>
@@ -52730,10 +53202,10 @@
       <w:ind w:left="880"/>
     </w:pPr>
   </w:style>
-  <w:style w:type="paragraph" w:styleId="935">
+  <w:style w:type="paragraph" w:styleId="1019">
     <w:name w:val="toc 6"/>
-    <w:basedOn w:val="753"/>
-    <w:next w:val="753"/>
+    <w:basedOn w:val="837"/>
+    <w:next w:val="837"/>
     <w:uiPriority w:val="39"/>
     <w:unhideWhenUsed/>
     <w:pPr>
@@ -52742,10 +53214,10 @@
       <w:ind w:left="1100"/>
     </w:pPr>
   </w:style>
-  <w:style w:type="paragraph" w:styleId="936">
+  <w:style w:type="paragraph" w:styleId="1020">
     <w:name w:val="toc 7"/>
-    <w:basedOn w:val="753"/>
-    <w:next w:val="753"/>
+    <w:basedOn w:val="837"/>
+    <w:next w:val="837"/>
     <w:uiPriority w:val="39"/>
     <w:unhideWhenUsed/>
     <w:pPr>
@@ -52754,10 +53226,10 @@
       <w:ind w:left="1320"/>
     </w:pPr>
   </w:style>
-  <w:style w:type="paragraph" w:styleId="937">
+  <w:style w:type="paragraph" w:styleId="1021">
     <w:name w:val="toc 8"/>
-    <w:basedOn w:val="753"/>
-    <w:next w:val="753"/>
+    <w:basedOn w:val="837"/>
+    <w:next w:val="837"/>
     <w:uiPriority w:val="39"/>
     <w:unhideWhenUsed/>
     <w:pPr>
@@ -52766,10 +53238,10 @@
       <w:ind w:left="1540"/>
     </w:pPr>
   </w:style>
-  <w:style w:type="paragraph" w:styleId="938">
+  <w:style w:type="paragraph" w:styleId="1022">
     <w:name w:val="toc 9"/>
-    <w:basedOn w:val="753"/>
-    <w:next w:val="753"/>
+    <w:basedOn w:val="837"/>
+    <w:next w:val="837"/>
     <w:uiPriority w:val="39"/>
     <w:unhideWhenUsed/>
     <w:pPr>
@@ -52778,9 +53250,9 @@
       <w:ind w:left="1760"/>
     </w:pPr>
   </w:style>
-  <w:style w:type="character" w:styleId="939">
+  <w:style w:type="character" w:styleId="1023">
     <w:name w:val="Placeholder Text"/>
-    <w:basedOn w:val="763"/>
+    <w:basedOn w:val="847"/>
     <w:uiPriority w:val="99"/>
     <w:semiHidden/>
     <w:pPr>
@@ -52792,7 +53264,7 @@
       <w:color w:val="666666"/>
     </w:rPr>
   </w:style>
-  <w:style w:type="paragraph" w:styleId="940">
+  <w:style w:type="paragraph" w:styleId="1024">
     <w:name w:val="TOC Heading"/>
     <w:uiPriority w:val="39"/>
     <w:unhideWhenUsed/>
@@ -52802,10 +53274,10 @@
       <w:ind/>
     </w:pPr>
   </w:style>
-  <w:style w:type="paragraph" w:styleId="941">
+  <w:style w:type="paragraph" w:styleId="1025">
     <w:name w:val="table of figures"/>
-    <w:basedOn w:val="753"/>
-    <w:next w:val="753"/>
+    <w:basedOn w:val="837"/>
+    <w:next w:val="837"/>
     <w:uiPriority w:val="99"/>
     <w:unhideWhenUsed/>
     <w:pPr>
@@ -52814,9 +53286,9 @@
       <w:ind/>
     </w:pPr>
   </w:style>
-  <w:style w:type="character" w:styleId="942" w:customStyle="1">
+  <w:style w:type="character" w:styleId="1026" w:customStyle="1">
     <w:name w:val="Heading 1 Char"/>
-    <w:link w:val="754"/>
+    <w:link w:val="838"/>
     <w:pPr>
       <w:pBdr/>
       <w:spacing/>

--- a/contract_files/models/Contrato Compra e Venda de Terreno.docx
+++ b/contract_files/models/Contrato Compra e Venda de Terreno.docx
@@ -317,7 +317,7 @@
           <w:szCs w:val="22"/>
           <w:lang w:val="pt-BR"/>
         </w:rPr>
-        <w:t xml:space="preserve">______________________________________________________________________________, perfazendo área total de ___________ m² (___________________________________________),</w:t>
+        <w:t xml:space="preserve">______________________________________________________________________________, perfazendo área total de ___________ m² (___________________________________________).</w:t>
       </w:r>
       <w:r>
         <w:rPr>

--- a/contract_files/models/Contrato Compra e Venda de Terreno.docx
+++ b/contract_files/models/Contrato Compra e Venda de Terreno.docx
@@ -985,7 +985,22 @@
           <w:szCs w:val="22"/>
           <w:lang w:val="pt-BR"/>
         </w:rPr>
-        <w:t xml:space="preserve">CLÁUSULA SEXTA - DA RESPONSABILIDADE DA VENDEDORA/CEDENTE</w:t>
+        <w:t xml:space="preserve">CLÁUSULA SEXTA - DA RESPONSABILIDADE </w:t>
+      </w:r>
+      <w:r>
+        <w:rPr>
+          <w:sz w:val="22"/>
+          <w:szCs w:val="22"/>
+          <w:lang w:val="pt-BR"/>
+        </w:rPr>
+      </w:r>
+      <w:r>
+        <w:rPr>
+          <w:sz w:val="22"/>
+          <w:szCs w:val="22"/>
+          <w:lang w:val="pt-BR"/>
+        </w:rPr>
+        <w:t xml:space="preserve">DO(A) VENDEDOR(A)/CEDENTE</w:t>
       </w:r>
       <w:r>
         <w:rPr>
